--- a/SITP/DSA-Notes/M11_Greedy.docx
+++ b/SITP/DSA-Notes/M11_Greedy.docx
@@ -60,7 +60,7 @@
         </w:p>
       </w:sdtContent>
     </w:sdt>
-    <w:bookmarkStart w:id="67" w:name="module-11-greedy-algorithms"/>
+    <w:bookmarkStart w:id="70" w:name="module-11-greedy-algorithms"/>
     <w:p>
       <w:pPr>
         <w:pStyle w:val="Heading1"/>
@@ -334,7 +334,7 @@
       </w:r>
     </w:p>
     <w:bookmarkEnd w:id="12"/>
-    <w:bookmarkStart w:id="21" w:name="the-greedy-idea-and-how-to-trust-it"/>
+    <w:bookmarkStart w:id="23" w:name="the-greedy-idea-and-how-to-trust-it"/>
     <w:p>
       <w:pPr>
         <w:pStyle w:val="Heading2"/>
@@ -1090,60 +1090,41 @@
         <w:t xml:space="preserve">.</w:t>
       </w:r>
     </w:p>
-    <w:p>
-      <w:pPr>
-        <w:pStyle w:val="BlockText"/>
-      </w:pPr>
-      <w:r>
-        <w:rPr>
-          <w:b/>
-          <w:bCs/>
-        </w:rPr>
-        <w:t xml:space="preserve">Memory hook:</w:t>
-      </w:r>
-      <w:r>
-        <w:t xml:space="preserve"> </w:t>
-      </w:r>
-      <w:r>
-        <w:t xml:space="preserve">a greedy hiker always steps uphill — great for reaching a</w:t>
-      </w:r>
-      <w:r>
-        <w:t xml:space="preserve"> </w:t>
-      </w:r>
-      <w:r>
-        <w:t xml:space="preserve">nearby peak, but it can get stuck on a</w:t>
-      </w:r>
-      <w:r>
-        <w:t xml:space="preserve"> </w:t>
-      </w:r>
-      <w:r>
-        <w:rPr>
-          <w:b/>
-          <w:bCs/>
-        </w:rPr>
-        <w:t xml:space="preserve">small hill</w:t>
-      </w:r>
-      <w:r>
-        <w:t xml:space="preserve"> </w:t>
-      </w:r>
-      <w:r>
-        <w:t xml:space="preserve">instead of Everest (a</w:t>
-      </w:r>
-      <w:r>
-        <w:t xml:space="preserve"> </w:t>
-      </w:r>
-      <w:r>
-        <w:t xml:space="preserve">local, not global, optimum).</w:t>
-      </w:r>
-    </w:p>
     <w:bookmarkEnd w:id="19"/>
-    <w:bookmarkStart w:id="20" w:name="mcqs"/>
+    <w:bookmarkStart w:id="20" w:name="X02a5d4e42bc477b2ff2df2c6f9abc0089807499"/>
     <w:p>
       <w:pPr>
         <w:pStyle w:val="Heading3"/>
       </w:pPr>
       <w:r>
-        <w:t xml:space="preserve">MCQs</w:t>
+        <w:t xml:space="preserve">How to actually WRITE an exchange-argument proof (4-step recipe)</w:t>
+      </w:r>
+    </w:p>
+    <w:p>
+      <w:pPr>
+        <w:pStyle w:val="FirstParagraph"/>
+      </w:pPr>
+      <w:r>
+        <w:t xml:space="preserve">Examiners want the</w:t>
+      </w:r>
+      <w:r>
+        <w:t xml:space="preserve"> </w:t>
+      </w:r>
+      <w:r>
+        <w:rPr>
+          <w:i/>
+          <w:iCs/>
+        </w:rPr>
+        <w:t xml:space="preserve">structure</w:t>
+      </w:r>
+      <w:r>
+        <w:t xml:space="preserve">, not hand-waving. Every exchange proof follows the</w:t>
+      </w:r>
+      <w:r>
+        <w:t xml:space="preserve"> </w:t>
+      </w:r>
+      <w:r>
+        <w:t xml:space="preserve">same four beats — memorise them:</w:t>
       </w:r>
     </w:p>
     <w:p>
@@ -1155,47 +1136,57 @@
         </w:numPr>
       </w:pPr>
       <w:r>
-        <w:t xml:space="preserve">Two properties that justify greedy? →</w:t>
-      </w:r>
-      <w:r>
-        <w:t xml:space="preserve"> </w:t>
-      </w:r>
-      <w:r>
-        <w:rPr>
-          <w:b/>
-          <w:bCs/>
-        </w:rPr>
-        <w:t xml:space="preserve">greedy-choice</w:t>
-      </w:r>
-      <w:r>
-        <w:t xml:space="preserve"> </w:t>
-      </w:r>
-      <w:r>
-        <w:t xml:space="preserve">+</w:t>
-      </w:r>
-      <w:r>
-        <w:t xml:space="preserve"> </w:t>
-      </w:r>
-      <w:r>
-        <w:rPr>
-          <w:b/>
-          <w:bCs/>
-        </w:rPr>
-        <w:t xml:space="preserve">optimal</w:t>
-      </w:r>
-      <w:r>
-        <w:rPr>
-          <w:b/>
-          <w:bCs/>
-        </w:rPr>
-        <w:t xml:space="preserve"> </w:t>
-      </w:r>
-      <w:r>
-        <w:rPr>
-          <w:b/>
-          <w:bCs/>
-        </w:rPr>
-        <w:t xml:space="preserve">substructure</w:t>
+        <w:rPr>
+          <w:b/>
+          <w:bCs/>
+        </w:rPr>
+        <w:t xml:space="preserve">Assume</w:t>
+      </w:r>
+      <w:r>
+        <w:t xml:space="preserve"> </w:t>
+      </w:r>
+      <w:r>
+        <w:t xml:space="preserve">an optimal solution</w:t>
+      </w:r>
+      <w:r>
+        <w:t xml:space="preserve"> </w:t>
+      </w:r>
+      <w:r>
+        <w:rPr>
+          <w:rStyle w:val="VerbatimChar"/>
+        </w:rPr>
+        <w:t xml:space="preserve">OPT</w:t>
+      </w:r>
+      <w:r>
+        <w:t xml:space="preserve"> </w:t>
+      </w:r>
+      <w:r>
+        <w:t xml:space="preserve">that</w:t>
+      </w:r>
+      <w:r>
+        <w:t xml:space="preserve"> </w:t>
+      </w:r>
+      <w:r>
+        <w:rPr>
+          <w:b/>
+          <w:bCs/>
+        </w:rPr>
+        <w:t xml:space="preserve">differs</w:t>
+      </w:r>
+      <w:r>
+        <w:t xml:space="preserve"> </w:t>
+      </w:r>
+      <w:r>
+        <w:t xml:space="preserve">from the greedy one</w:t>
+      </w:r>
+      <w:r>
+        <w:t xml:space="preserve"> </w:t>
+      </w:r>
+      <w:r>
+        <w:rPr>
+          <w:rStyle w:val="VerbatimChar"/>
+        </w:rPr>
+        <w:t xml:space="preserve">G</w:t>
       </w:r>
       <w:r>
         <w:t xml:space="preserve">.</w:t>
@@ -1210,50 +1201,32 @@
         </w:numPr>
       </w:pPr>
       <w:r>
-        <w:t xml:space="preserve">Two standard greedy proof styles? →</w:t>
-      </w:r>
-      <w:r>
-        <w:t xml:space="preserve"> </w:t>
-      </w:r>
-      <w:r>
-        <w:rPr>
-          <w:b/>
-          <w:bCs/>
-        </w:rPr>
-        <w:t xml:space="preserve">exchange argument</w:t>
-      </w:r>
-      <w:r>
-        <w:t xml:space="preserve"> </w:t>
-      </w:r>
-      <w:r>
-        <w:t xml:space="preserve">+</w:t>
-      </w:r>
-      <w:r>
-        <w:t xml:space="preserve"> </w:t>
-      </w:r>
-      <w:r>
-        <w:rPr>
-          <w:b/>
-          <w:bCs/>
-        </w:rPr>
-        <w:t xml:space="preserve">greedy stays</w:t>
-      </w:r>
-      <w:r>
-        <w:rPr>
-          <w:b/>
-          <w:bCs/>
-        </w:rPr>
-        <w:t xml:space="preserve"> </w:t>
-      </w:r>
-      <w:r>
-        <w:rPr>
-          <w:b/>
-          <w:bCs/>
-        </w:rPr>
-        <w:t xml:space="preserve">ahead</w:t>
-      </w:r>
-      <w:r>
-        <w:t xml:space="preserve">.</w:t>
+        <w:rPr>
+          <w:b/>
+          <w:bCs/>
+        </w:rPr>
+        <w:t xml:space="preserve">Locate the first place they differ</w:t>
+      </w:r>
+      <w:r>
+        <w:t xml:space="preserve"> </w:t>
+      </w:r>
+      <w:r>
+        <w:t xml:space="preserve">(the first choice greedy makes that</w:t>
+      </w:r>
+      <w:r>
+        <w:t xml:space="preserve"> </w:t>
+      </w:r>
+      <w:r>
+        <w:rPr>
+          <w:rStyle w:val="VerbatimChar"/>
+        </w:rPr>
+        <w:t xml:space="preserve">OPT</w:t>
+      </w:r>
+      <w:r>
+        <w:t xml:space="preserve"> </w:t>
+      </w:r>
+      <w:r>
+        <w:t xml:space="preserve">does not).</w:t>
       </w:r>
     </w:p>
     <w:p>
@@ -1265,29 +1238,17 @@
         </w:numPr>
       </w:pPr>
       <w:r>
-        <w:t xml:space="preserve">Coins {1,3,4} make 6 — greedy vs optimal? →</w:t>
-      </w:r>
-      <w:r>
-        <w:t xml:space="preserve"> </w:t>
-      </w:r>
-      <w:r>
-        <w:rPr>
-          <w:b/>
-          <w:bCs/>
-        </w:rPr>
-        <w:t xml:space="preserve">3 coins vs 2 coins</w:t>
-      </w:r>
-      <w:r>
-        <w:t xml:space="preserve"> </w:t>
-      </w:r>
-      <w:r>
-        <w:t xml:space="preserve">(greedy</w:t>
-      </w:r>
-      <w:r>
-        <w:t xml:space="preserve"> </w:t>
-      </w:r>
-      <w:r>
-        <w:t xml:space="preserve">fails); but</w:t>
+        <w:rPr>
+          <w:b/>
+          <w:bCs/>
+        </w:rPr>
+        <w:t xml:space="preserve">Exchange</w:t>
+      </w:r>
+      <w:r>
+        <w:t xml:space="preserve"> </w:t>
+      </w:r>
+      <w:r>
+        <w:t xml:space="preserve">that one choice in</w:t>
       </w:r>
       <w:r>
         <w:t xml:space="preserve"> </w:t>
@@ -1296,171 +1257,465 @@
         <w:rPr>
           <w:rStyle w:val="VerbatimChar"/>
         </w:rPr>
-        <w:t xml:space="preserve">{1,5,10,25}</w:t>
-      </w:r>
-      <w:r>
-        <w:t xml:space="preserve"> </w:t>
-      </w:r>
-      <w:r>
-        <w:t xml:space="preserve">is</w:t>
-      </w:r>
-      <w:r>
-        <w:t xml:space="preserve"> </w:t>
-      </w:r>
-      <w:r>
-        <w:rPr>
-          <w:b/>
-          <w:bCs/>
-        </w:rPr>
-        <w:t xml:space="preserve">canonical</w:t>
-      </w:r>
-      <w:r>
-        <w:t xml:space="preserve"> </w:t>
-      </w:r>
-      <w:r>
-        <w:t xml:space="preserve">(greedy works).</w:t>
-      </w:r>
-    </w:p>
-    <w:p>
-      <w:r>
-        <w:pict>
-          <v:rect style="width:0;height:1.5pt" o:hralign="center" o:hrstd="t" o:hr="t"/>
-        </w:pict>
+        <w:t xml:space="preserve">OPT</w:t>
+      </w:r>
+      <w:r>
+        <w:t xml:space="preserve"> </w:t>
+      </w:r>
+      <w:r>
+        <w:t xml:space="preserve">for the greedy choice, and argue the</w:t>
+      </w:r>
+      <w:r>
+        <w:t xml:space="preserve"> </w:t>
+      </w:r>
+      <w:r>
+        <w:t xml:space="preserve">result is</w:t>
+      </w:r>
+      <w:r>
+        <w:t xml:space="preserve"> </w:t>
+      </w:r>
+      <w:r>
+        <w:rPr>
+          <w:b/>
+          <w:bCs/>
+        </w:rPr>
+        <w:t xml:space="preserve">still valid and no worse</w:t>
+      </w:r>
+      <w:r>
+        <w:t xml:space="preserve"> </w:t>
+      </w:r>
+      <w:r>
+        <w:t xml:space="preserve">(same or better objective).</w:t>
+      </w:r>
+    </w:p>
+    <w:p>
+      <w:pPr>
+        <w:pStyle w:val="Compact"/>
+        <w:numPr>
+          <w:ilvl w:val="0"/>
+          <w:numId w:val="1004"/>
+        </w:numPr>
+      </w:pPr>
+      <w:r>
+        <w:rPr>
+          <w:b/>
+          <w:bCs/>
+        </w:rPr>
+        <w:t xml:space="preserve">Repeat / induct:</w:t>
+      </w:r>
+      <w:r>
+        <w:t xml:space="preserve"> </w:t>
+      </w:r>
+      <w:r>
+        <w:t xml:space="preserve">each exchange makes</w:t>
+      </w:r>
+      <w:r>
+        <w:t xml:space="preserve"> </w:t>
+      </w:r>
+      <w:r>
+        <w:rPr>
+          <w:rStyle w:val="VerbatimChar"/>
+        </w:rPr>
+        <w:t xml:space="preserve">OPT</w:t>
+      </w:r>
+      <w:r>
+        <w:t xml:space="preserve"> </w:t>
+      </w:r>
+      <w:r>
+        <w:t xml:space="preserve">agree with</w:t>
+      </w:r>
+      <w:r>
+        <w:t xml:space="preserve"> </w:t>
+      </w:r>
+      <w:r>
+        <w:rPr>
+          <w:rStyle w:val="VerbatimChar"/>
+        </w:rPr>
+        <w:t xml:space="preserve">G</w:t>
+      </w:r>
+      <w:r>
+        <w:t xml:space="preserve"> </w:t>
+      </w:r>
+      <w:r>
+        <w:t xml:space="preserve">one step more,</w:t>
+      </w:r>
+      <w:r>
+        <w:t xml:space="preserve"> </w:t>
+      </w:r>
+      <w:r>
+        <w:t xml:space="preserve">without hurting it. After finitely many swaps</w:t>
+      </w:r>
+      <w:r>
+        <w:t xml:space="preserve"> </w:t>
+      </w:r>
+      <w:r>
+        <w:rPr>
+          <w:rStyle w:val="VerbatimChar"/>
+        </w:rPr>
+        <w:t xml:space="preserve">OPT</w:t>
+      </w:r>
+      <w:r>
+        <w:t xml:space="preserve"> </w:t>
+      </w:r>
+      <w:r>
+        <w:t xml:space="preserve">becomes</w:t>
+      </w:r>
+      <w:r>
+        <w:t xml:space="preserve"> </w:t>
+      </w:r>
+      <w:r>
+        <w:rPr>
+          <w:rStyle w:val="VerbatimChar"/>
+        </w:rPr>
+        <w:t xml:space="preserve">G</w:t>
+      </w:r>
+      <w:r>
+        <w:t xml:space="preserve">, so</w:t>
+      </w:r>
+      <w:r>
+        <w:t xml:space="preserve"> </w:t>
+      </w:r>
+      <w:r>
+        <w:rPr>
+          <w:rStyle w:val="VerbatimChar"/>
+        </w:rPr>
+        <w:t xml:space="preserve">G</w:t>
+      </w:r>
+      <w:r>
+        <w:t xml:space="preserve"> </w:t>
+      </w:r>
+      <w:r>
+        <w:t xml:space="preserve">is also</w:t>
+      </w:r>
+      <w:r>
+        <w:t xml:space="preserve"> </w:t>
+      </w:r>
+      <w:r>
+        <w:t xml:space="preserve">optimal. ∎</w:t>
+      </w:r>
+    </w:p>
+    <w:p>
+      <w:pPr>
+        <w:pStyle w:val="BlockText"/>
+      </w:pPr>
+      <w:r>
+        <w:rPr>
+          <w:b/>
+          <w:bCs/>
+        </w:rPr>
+        <w:t xml:space="preserve">Memory hook:</w:t>
+      </w:r>
+      <w:r>
+        <w:t xml:space="preserve"> </w:t>
+      </w:r>
+      <w:r>
+        <w:t xml:space="preserve">“</w:t>
+      </w:r>
+      <w:r>
+        <w:rPr>
+          <w:b/>
+          <w:bCs/>
+        </w:rPr>
+        <w:t xml:space="preserve">Assume, Find first diff, Swap-no-worse, Repeat</w:t>
+      </w:r>
+      <w:r>
+        <w:t xml:space="preserve">”</w:t>
+      </w:r>
+      <w:r>
+        <w:t xml:space="preserve"> </w:t>
+      </w:r>
+      <w:r>
+        <w:t xml:space="preserve">— the same</w:t>
+      </w:r>
+      <w:r>
+        <w:t xml:space="preserve"> </w:t>
+      </w:r>
+      <w:r>
+        <w:t xml:space="preserve">skeleton proves activity selection, Huffman, EDF lateness, and MST.</w:t>
       </w:r>
     </w:p>
     <w:bookmarkEnd w:id="20"/>
+    <w:bookmarkStart w:id="21" w:name="X2c013f692a6d10ae0103f8bd82b6bbdc23542e6"/>
+    <w:p>
+      <w:pPr>
+        <w:pStyle w:val="Heading3"/>
+      </w:pPr>
+      <w:r>
+        <w:t xml:space="preserve">Why greedy coin change fails — the actual trace</w:t>
+      </w:r>
+    </w:p>
+    <w:p>
+      <w:pPr>
+        <w:pStyle w:val="FirstParagraph"/>
+      </w:pPr>
+      <w:r>
+        <w:t xml:space="preserve">Coins</w:t>
+      </w:r>
+      <w:r>
+        <w:t xml:space="preserve"> </w:t>
+      </w:r>
+      <w:r>
+        <w:rPr>
+          <w:rStyle w:val="VerbatimChar"/>
+        </w:rPr>
+        <w:t xml:space="preserve">{1, 3, 4}</w:t>
+      </w:r>
+      <w:r>
+        <w:t xml:space="preserve">, target</w:t>
+      </w:r>
+      <w:r>
+        <w:t xml:space="preserve"> </w:t>
+      </w:r>
+      <w:r>
+        <w:rPr>
+          <w:rStyle w:val="VerbatimChar"/>
+        </w:rPr>
+        <w:t xml:space="preserve">6</w:t>
+      </w:r>
+      <w:r>
+        <w:t xml:space="preserve">. Greedy always grabs the</w:t>
+      </w:r>
+      <w:r>
+        <w:t xml:space="preserve"> </w:t>
+      </w:r>
+      <w:r>
+        <w:rPr>
+          <w:b/>
+          <w:bCs/>
+        </w:rPr>
+        <w:t xml:space="preserve">largest coin ≤ remaining</w:t>
+      </w:r>
+      <w:r>
+        <w:t xml:space="preserve">:</w:t>
+      </w:r>
+    </w:p>
+    <w:p>
+      <w:pPr>
+        <w:pStyle w:val="SourceCode"/>
+      </w:pPr>
+      <w:r>
+        <w:rPr>
+          <w:rStyle w:val="VerbatimChar"/>
+        </w:rPr>
+        <w:t xml:space="preserve">remaining = 6 -&gt; take 4 (largest &lt;=6), remaining = 2</w:t>
+      </w:r>
+      <w:r>
+        <w:br/>
+      </w:r>
+      <w:r>
+        <w:rPr>
+          <w:rStyle w:val="VerbatimChar"/>
+        </w:rPr>
+        <w:t xml:space="preserve">remaining = 2 -&gt; take 1 (no 3 or 4 fits),  remaining = 1</w:t>
+      </w:r>
+      <w:r>
+        <w:br/>
+      </w:r>
+      <w:r>
+        <w:rPr>
+          <w:rStyle w:val="VerbatimChar"/>
+        </w:rPr>
+        <w:t xml:space="preserve">remaining = 1 -&gt; take 1,                    remaining = 0</w:t>
+      </w:r>
+      <w:r>
+        <w:br/>
+      </w:r>
+      <w:r>
+        <w:rPr>
+          <w:rStyle w:val="VerbatimChar"/>
+        </w:rPr>
+        <w:t xml:space="preserve">greedy answer = {4,1,1} = 3 coins</w:t>
+      </w:r>
+      <w:r>
+        <w:br/>
+      </w:r>
+      <w:r>
+        <w:rPr>
+          <w:rStyle w:val="VerbatimChar"/>
+        </w:rPr>
+        <w:t xml:space="preserve">optimal       = {3,3}   = 2 coins   (greedy is WORSE by 1 coin)</w:t>
+      </w:r>
+    </w:p>
+    <w:p>
+      <w:pPr>
+        <w:pStyle w:val="FirstParagraph"/>
+      </w:pPr>
+      <w:r>
+        <w:t xml:space="preserve">The greedy choice</w:t>
+      </w:r>
+      <w:r>
+        <w:t xml:space="preserve"> </w:t>
+      </w:r>
+      <w:r>
+        <w:rPr>
+          <w:rStyle w:val="VerbatimChar"/>
+        </w:rPr>
+        <w:t xml:space="preserve">4</w:t>
+      </w:r>
+      <w:r>
+        <w:t xml:space="preserve"> </w:t>
+      </w:r>
+      <w:r>
+        <w:t xml:space="preserve">was</w:t>
+      </w:r>
+      <w:r>
+        <w:t xml:space="preserve"> </w:t>
+      </w:r>
+      <w:r>
+        <w:rPr>
+          <w:b/>
+          <w:bCs/>
+        </w:rPr>
+        <w:t xml:space="preserve">locally</w:t>
+      </w:r>
+      <w:r>
+        <w:t xml:space="preserve"> </w:t>
+      </w:r>
+      <w:r>
+        <w:t xml:space="preserve">best but</w:t>
+      </w:r>
+      <w:r>
+        <w:t xml:space="preserve"> </w:t>
+      </w:r>
+      <w:r>
+        <w:rPr>
+          <w:b/>
+          <w:bCs/>
+        </w:rPr>
+        <w:t xml:space="preserve">globally</w:t>
+      </w:r>
+      <w:r>
+        <w:t xml:space="preserve"> </w:t>
+      </w:r>
+      <w:r>
+        <w:t xml:space="preserve">wrong: taking</w:t>
+      </w:r>
+      <w:r>
+        <w:t xml:space="preserve"> </w:t>
+      </w:r>
+      <w:r>
+        <w:rPr>
+          <w:rStyle w:val="VerbatimChar"/>
+        </w:rPr>
+        <w:t xml:space="preserve">4</w:t>
+      </w:r>
+      <w:r>
+        <w:t xml:space="preserve"> </w:t>
+      </w:r>
+      <w:r>
+        <w:t xml:space="preserve">strands a remainder (</w:t>
+      </w:r>
+      <w:r>
+        <w:rPr>
+          <w:rStyle w:val="VerbatimChar"/>
+        </w:rPr>
+        <w:t xml:space="preserve">2</w:t>
+      </w:r>
+      <w:r>
+        <w:t xml:space="preserve">) that only</w:t>
+      </w:r>
+      <w:r>
+        <w:t xml:space="preserve"> </w:t>
+      </w:r>
+      <w:r>
+        <w:rPr>
+          <w:rStyle w:val="VerbatimChar"/>
+        </w:rPr>
+        <w:t xml:space="preserve">1</w:t>
+      </w:r>
+      <w:r>
+        <w:t xml:space="preserve">-coins can pay. No exchange argument works</w:t>
+      </w:r>
+      <w:r>
+        <w:t xml:space="preserve"> </w:t>
+      </w:r>
+      <w:r>
+        <w:t xml:space="preserve">because the choice is not safe → the greedy-choice property</w:t>
+      </w:r>
+      <w:r>
+        <w:t xml:space="preserve"> </w:t>
+      </w:r>
+      <w:r>
+        <w:rPr>
+          <w:b/>
+          <w:bCs/>
+        </w:rPr>
+        <w:t xml:space="preserve">fails</w:t>
+      </w:r>
+      <w:r>
+        <w:t xml:space="preserve"> </w:t>
+      </w:r>
+      <w:r>
+        <w:t xml:space="preserve">→ use</w:t>
+      </w:r>
+      <w:r>
+        <w:t xml:space="preserve"> </w:t>
+      </w:r>
+      <w:r>
+        <w:rPr>
+          <w:b/>
+          <w:bCs/>
+        </w:rPr>
+        <w:t xml:space="preserve">DP</w:t>
+      </w:r>
+      <w:r>
+        <w:t xml:space="preserve">.</w:t>
+      </w:r>
+    </w:p>
+    <w:p>
+      <w:pPr>
+        <w:pStyle w:val="BlockText"/>
+      </w:pPr>
+      <w:r>
+        <w:rPr>
+          <w:b/>
+          <w:bCs/>
+        </w:rPr>
+        <w:t xml:space="preserve">Memory hook:</w:t>
+      </w:r>
+      <w:r>
+        <w:t xml:space="preserve"> </w:t>
+      </w:r>
+      <w:r>
+        <w:t xml:space="preserve">a greedy hiker always steps uphill — great for reaching a</w:t>
+      </w:r>
+      <w:r>
+        <w:t xml:space="preserve"> </w:t>
+      </w:r>
+      <w:r>
+        <w:t xml:space="preserve">nearby peak, but it can get stuck on a</w:t>
+      </w:r>
+      <w:r>
+        <w:t xml:space="preserve"> </w:t>
+      </w:r>
+      <w:r>
+        <w:rPr>
+          <w:b/>
+          <w:bCs/>
+        </w:rPr>
+        <w:t xml:space="preserve">small hill</w:t>
+      </w:r>
+      <w:r>
+        <w:t xml:space="preserve"> </w:t>
+      </w:r>
+      <w:r>
+        <w:t xml:space="preserve">instead of Everest (a</w:t>
+      </w:r>
+      <w:r>
+        <w:t xml:space="preserve"> </w:t>
+      </w:r>
+      <w:r>
+        <w:t xml:space="preserve">local, not global, optimum).</w:t>
+      </w:r>
+    </w:p>
     <w:bookmarkEnd w:id="21"/>
-    <w:bookmarkStart w:id="25" w:name="X9d6cad05d44d5997bfa13dac8d7bd7008f40de9"/>
-    <w:p>
-      <w:pPr>
-        <w:pStyle w:val="Heading2"/>
-      </w:pPr>
-      <w:r>
-        <w:t xml:space="preserve">11.1b Matroids — the Theory Behind Greedy (why it works)</w:t>
-      </w:r>
-    </w:p>
-    <w:p>
-      <w:pPr>
-        <w:pStyle w:val="FirstParagraph"/>
-      </w:pPr>
-      <w:r>
-        <w:t xml:space="preserve">Greedy is not magic: there is a precise structure that</w:t>
-      </w:r>
-      <w:r>
-        <w:t xml:space="preserve"> </w:t>
-      </w:r>
-      <w:r>
-        <w:rPr>
-          <w:i/>
-          <w:iCs/>
-        </w:rPr>
-        <w:t xml:space="preserve">guarantees</w:t>
-      </w:r>
-      <w:r>
-        <w:t xml:space="preserve"> </w:t>
-      </w:r>
-      <w:r>
-        <w:t xml:space="preserve">greedy</w:t>
-      </w:r>
-      <w:r>
-        <w:t xml:space="preserve"> </w:t>
-      </w:r>
-      <w:r>
-        <w:t xml:space="preserve">optimality, called a</w:t>
-      </w:r>
-      <w:r>
-        <w:t xml:space="preserve"> </w:t>
-      </w:r>
-      <w:r>
-        <w:rPr>
-          <w:b/>
-          <w:bCs/>
-        </w:rPr>
-        <w:t xml:space="preserve">matroid</w:t>
-      </w:r>
-      <w:r>
-        <w:t xml:space="preserve">.</w:t>
-      </w:r>
-    </w:p>
-    <w:bookmarkStart w:id="22" w:name="definition-1"/>
+    <w:bookmarkStart w:id="22" w:name="mcqs"/>
     <w:p>
       <w:pPr>
         <w:pStyle w:val="Heading3"/>
       </w:pPr>
       <w:r>
-        <w:t xml:space="preserve">Definition</w:t>
-      </w:r>
-    </w:p>
-    <w:p>
-      <w:pPr>
-        <w:pStyle w:val="FirstParagraph"/>
-      </w:pPr>
-      <w:r>
-        <w:t xml:space="preserve">A</w:t>
-      </w:r>
-      <w:r>
-        <w:t xml:space="preserve"> </w:t>
-      </w:r>
-      <w:r>
-        <w:rPr>
-          <w:b/>
-          <w:bCs/>
-        </w:rPr>
-        <w:t xml:space="preserve">matroid</w:t>
-      </w:r>
-      <w:r>
-        <w:t xml:space="preserve"> </w:t>
-      </w:r>
-      <w:r>
-        <w:t xml:space="preserve">is a ground set</w:t>
-      </w:r>
-      <w:r>
-        <w:t xml:space="preserve"> </w:t>
-      </w:r>
-      <w:r>
-        <w:rPr>
-          <w:rStyle w:val="VerbatimChar"/>
-        </w:rPr>
-        <w:t xml:space="preserve">E</w:t>
-      </w:r>
-      <w:r>
-        <w:t xml:space="preserve"> </w:t>
-      </w:r>
-      <w:r>
-        <w:t xml:space="preserve">with a family</w:t>
-      </w:r>
-      <w:r>
-        <w:t xml:space="preserve"> </w:t>
-      </w:r>
-      <w:r>
-        <w:rPr>
-          <w:rStyle w:val="VerbatimChar"/>
-        </w:rPr>
-        <w:t xml:space="preserve">I</w:t>
-      </w:r>
-      <w:r>
-        <w:t xml:space="preserve"> </w:t>
-      </w:r>
-      <w:r>
-        <w:t xml:space="preserve">of</w:t>
-      </w:r>
-      <w:r>
-        <w:t xml:space="preserve"> </w:t>
-      </w:r>
-      <w:r>
-        <w:t xml:space="preserve">“independent”</w:t>
-      </w:r>
-      <w:r>
-        <w:t xml:space="preserve"> </w:t>
-      </w:r>
-      <w:r>
-        <w:t xml:space="preserve">subsets</w:t>
-      </w:r>
-      <w:r>
-        <w:t xml:space="preserve"> </w:t>
-      </w:r>
-      <w:r>
-        <w:t xml:space="preserve">satisfying:</w:t>
+        <w:t xml:space="preserve">MCQs</w:t>
       </w:r>
     </w:p>
     <w:p>
@@ -1472,23 +1727,50 @@
         </w:numPr>
       </w:pPr>
       <w:r>
-        <w:rPr>
-          <w:b/>
-          <w:bCs/>
-        </w:rPr>
-        <w:t xml:space="preserve">Hereditary (downward-closed):</w:t>
-      </w:r>
-      <w:r>
-        <w:t xml:space="preserve"> </w:t>
-      </w:r>
-      <w:r>
-        <w:t xml:space="preserve">every subset of an independent set is</w:t>
-      </w:r>
-      <w:r>
-        <w:t xml:space="preserve"> </w:t>
-      </w:r>
-      <w:r>
-        <w:t xml:space="preserve">independent.</w:t>
+        <w:t xml:space="preserve">Two properties that justify greedy? →</w:t>
+      </w:r>
+      <w:r>
+        <w:t xml:space="preserve"> </w:t>
+      </w:r>
+      <w:r>
+        <w:rPr>
+          <w:b/>
+          <w:bCs/>
+        </w:rPr>
+        <w:t xml:space="preserve">greedy-choice</w:t>
+      </w:r>
+      <w:r>
+        <w:t xml:space="preserve"> </w:t>
+      </w:r>
+      <w:r>
+        <w:t xml:space="preserve">+</w:t>
+      </w:r>
+      <w:r>
+        <w:t xml:space="preserve"> </w:t>
+      </w:r>
+      <w:r>
+        <w:rPr>
+          <w:b/>
+          <w:bCs/>
+        </w:rPr>
+        <w:t xml:space="preserve">optimal</w:t>
+      </w:r>
+      <w:r>
+        <w:rPr>
+          <w:b/>
+          <w:bCs/>
+        </w:rPr>
+        <w:t xml:space="preserve"> </w:t>
+      </w:r>
+      <w:r>
+        <w:rPr>
+          <w:b/>
+          <w:bCs/>
+        </w:rPr>
+        <w:t xml:space="preserve">substructure</w:t>
+      </w:r>
+      <w:r>
+        <w:t xml:space="preserve">.</w:t>
       </w:r>
     </w:p>
     <w:p>
@@ -1500,17 +1782,84 @@
         </w:numPr>
       </w:pPr>
       <w:r>
-        <w:rPr>
-          <w:b/>
-          <w:bCs/>
-        </w:rPr>
-        <w:t xml:space="preserve">Exchange/augmentation:</w:t>
-      </w:r>
-      <w:r>
-        <w:t xml:space="preserve"> </w:t>
-      </w:r>
-      <w:r>
-        <w:t xml:space="preserve">if</w:t>
+        <w:t xml:space="preserve">Two standard greedy proof styles? →</w:t>
+      </w:r>
+      <w:r>
+        <w:t xml:space="preserve"> </w:t>
+      </w:r>
+      <w:r>
+        <w:rPr>
+          <w:b/>
+          <w:bCs/>
+        </w:rPr>
+        <w:t xml:space="preserve">exchange argument</w:t>
+      </w:r>
+      <w:r>
+        <w:t xml:space="preserve"> </w:t>
+      </w:r>
+      <w:r>
+        <w:t xml:space="preserve">+</w:t>
+      </w:r>
+      <w:r>
+        <w:t xml:space="preserve"> </w:t>
+      </w:r>
+      <w:r>
+        <w:rPr>
+          <w:b/>
+          <w:bCs/>
+        </w:rPr>
+        <w:t xml:space="preserve">greedy stays</w:t>
+      </w:r>
+      <w:r>
+        <w:rPr>
+          <w:b/>
+          <w:bCs/>
+        </w:rPr>
+        <w:t xml:space="preserve"> </w:t>
+      </w:r>
+      <w:r>
+        <w:rPr>
+          <w:b/>
+          <w:bCs/>
+        </w:rPr>
+        <w:t xml:space="preserve">ahead</w:t>
+      </w:r>
+      <w:r>
+        <w:t xml:space="preserve">.</w:t>
+      </w:r>
+    </w:p>
+    <w:p>
+      <w:pPr>
+        <w:pStyle w:val="Compact"/>
+        <w:numPr>
+          <w:ilvl w:val="0"/>
+          <w:numId w:val="1005"/>
+        </w:numPr>
+      </w:pPr>
+      <w:r>
+        <w:t xml:space="preserve">Coins {1,3,4} make 6 — greedy vs optimal? →</w:t>
+      </w:r>
+      <w:r>
+        <w:t xml:space="preserve"> </w:t>
+      </w:r>
+      <w:r>
+        <w:rPr>
+          <w:b/>
+          <w:bCs/>
+        </w:rPr>
+        <w:t xml:space="preserve">3 coins vs 2 coins</w:t>
+      </w:r>
+      <w:r>
+        <w:t xml:space="preserve"> </w:t>
+      </w:r>
+      <w:r>
+        <w:t xml:space="preserve">(greedy</w:t>
+      </w:r>
+      <w:r>
+        <w:t xml:space="preserve"> </w:t>
+      </w:r>
+      <w:r>
+        <w:t xml:space="preserve">fails); but</w:t>
       </w:r>
       <w:r>
         <w:t xml:space="preserve"> </w:t>
@@ -1519,13 +1868,123 @@
         <w:rPr>
           <w:rStyle w:val="VerbatimChar"/>
         </w:rPr>
-        <w:t xml:space="preserve">A, B ∈ I</w:t>
-      </w:r>
-      <w:r>
-        <w:t xml:space="preserve"> </w:t>
-      </w:r>
-      <w:r>
-        <w:t xml:space="preserve">with</w:t>
+        <w:t xml:space="preserve">{1,5,10,25}</w:t>
+      </w:r>
+      <w:r>
+        <w:t xml:space="preserve"> </w:t>
+      </w:r>
+      <w:r>
+        <w:t xml:space="preserve">is</w:t>
+      </w:r>
+      <w:r>
+        <w:t xml:space="preserve"> </w:t>
+      </w:r>
+      <w:r>
+        <w:rPr>
+          <w:b/>
+          <w:bCs/>
+        </w:rPr>
+        <w:t xml:space="preserve">canonical</w:t>
+      </w:r>
+      <w:r>
+        <w:t xml:space="preserve"> </w:t>
+      </w:r>
+      <w:r>
+        <w:t xml:space="preserve">(greedy works).</w:t>
+      </w:r>
+    </w:p>
+    <w:p>
+      <w:r>
+        <w:pict>
+          <v:rect style="width:0;height:1.5pt" o:hralign="center" o:hrstd="t" o:hr="t"/>
+        </w:pict>
+      </w:r>
+    </w:p>
+    <w:bookmarkEnd w:id="22"/>
+    <w:bookmarkEnd w:id="23"/>
+    <w:bookmarkStart w:id="27" w:name="X9d6cad05d44d5997bfa13dac8d7bd7008f40de9"/>
+    <w:p>
+      <w:pPr>
+        <w:pStyle w:val="Heading2"/>
+      </w:pPr>
+      <w:r>
+        <w:t xml:space="preserve">11.1b Matroids — the Theory Behind Greedy (why it works)</w:t>
+      </w:r>
+    </w:p>
+    <w:p>
+      <w:pPr>
+        <w:pStyle w:val="FirstParagraph"/>
+      </w:pPr>
+      <w:r>
+        <w:t xml:space="preserve">Greedy is not magic: there is a precise structure that</w:t>
+      </w:r>
+      <w:r>
+        <w:t xml:space="preserve"> </w:t>
+      </w:r>
+      <w:r>
+        <w:rPr>
+          <w:i/>
+          <w:iCs/>
+        </w:rPr>
+        <w:t xml:space="preserve">guarantees</w:t>
+      </w:r>
+      <w:r>
+        <w:t xml:space="preserve"> </w:t>
+      </w:r>
+      <w:r>
+        <w:t xml:space="preserve">greedy</w:t>
+      </w:r>
+      <w:r>
+        <w:t xml:space="preserve"> </w:t>
+      </w:r>
+      <w:r>
+        <w:t xml:space="preserve">optimality, called a</w:t>
+      </w:r>
+      <w:r>
+        <w:t xml:space="preserve"> </w:t>
+      </w:r>
+      <w:r>
+        <w:rPr>
+          <w:b/>
+          <w:bCs/>
+        </w:rPr>
+        <w:t xml:space="preserve">matroid</w:t>
+      </w:r>
+      <w:r>
+        <w:t xml:space="preserve">.</w:t>
+      </w:r>
+    </w:p>
+    <w:bookmarkStart w:id="24" w:name="definition-1"/>
+    <w:p>
+      <w:pPr>
+        <w:pStyle w:val="Heading3"/>
+      </w:pPr>
+      <w:r>
+        <w:t xml:space="preserve">Definition</w:t>
+      </w:r>
+    </w:p>
+    <w:p>
+      <w:pPr>
+        <w:pStyle w:val="FirstParagraph"/>
+      </w:pPr>
+      <w:r>
+        <w:t xml:space="preserve">A</w:t>
+      </w:r>
+      <w:r>
+        <w:t xml:space="preserve"> </w:t>
+      </w:r>
+      <w:r>
+        <w:rPr>
+          <w:b/>
+          <w:bCs/>
+        </w:rPr>
+        <w:t xml:space="preserve">matroid</w:t>
+      </w:r>
+      <w:r>
+        <w:t xml:space="preserve"> </w:t>
+      </w:r>
+      <w:r>
+        <w:t xml:space="preserve">is a ground set</w:t>
       </w:r>
       <w:r>
         <w:t xml:space="preserve"> </w:t>
@@ -1534,10 +1993,13 @@
         <w:rPr>
           <w:rStyle w:val="VerbatimChar"/>
         </w:rPr>
-        <w:t xml:space="preserve">|A| &lt; |B|</w:t>
-      </w:r>
-      <w:r>
-        <w:t xml:space="preserve">, then some element of</w:t>
+        <w:t xml:space="preserve">E</w:t>
+      </w:r>
+      <w:r>
+        <w:t xml:space="preserve"> </w:t>
+      </w:r>
+      <w:r>
+        <w:t xml:space="preserve">with a family</w:t>
       </w:r>
       <w:r>
         <w:t xml:space="preserve"> </w:t>
@@ -1546,102 +2008,31 @@
         <w:rPr>
           <w:rStyle w:val="VerbatimChar"/>
         </w:rPr>
-        <w:t xml:space="preserve">B \ A</w:t>
-      </w:r>
-      <w:r>
-        <w:t xml:space="preserve"> </w:t>
-      </w:r>
-      <w:r>
-        <w:t xml:space="preserve">can be added to</w:t>
-      </w:r>
-      <w:r>
-        <w:t xml:space="preserve"> </w:t>
-      </w:r>
-      <w:r>
-        <w:rPr>
-          <w:rStyle w:val="VerbatimChar"/>
-        </w:rPr>
-        <w:t xml:space="preserve">A</w:t>
-      </w:r>
-      <w:r>
-        <w:t xml:space="preserve"> </w:t>
-      </w:r>
-      <w:r>
-        <w:t xml:space="preserve">keeping it independent.</w:t>
-      </w:r>
-    </w:p>
-    <w:p>
-      <w:pPr>
-        <w:pStyle w:val="FirstParagraph"/>
-      </w:pPr>
-      <w:r>
-        <w:rPr>
-          <w:b/>
-          <w:bCs/>
-        </w:rPr>
-        <w:t xml:space="preserve">Rado–Edmonds theorem:</w:t>
-      </w:r>
-      <w:r>
-        <w:t xml:space="preserve"> </w:t>
-      </w:r>
-      <w:r>
-        <w:t xml:space="preserve">the greedy algorithm (sort elements by weight, add each</w:t>
-      </w:r>
-      <w:r>
-        <w:t xml:space="preserve"> </w:t>
-      </w:r>
-      <w:r>
-        <w:t xml:space="preserve">if it keeps the set independent) finds a</w:t>
-      </w:r>
-      <w:r>
-        <w:t xml:space="preserve"> </w:t>
-      </w:r>
-      <w:r>
-        <w:rPr>
-          <w:b/>
-          <w:bCs/>
-        </w:rPr>
-        <w:t xml:space="preserve">maximum-weight independent set</w:t>
-      </w:r>
-      <w:r>
-        <w:t xml:space="preserve"> </w:t>
-      </w:r>
-      <w:r>
-        <w:rPr>
-          <w:b/>
-          <w:bCs/>
-        </w:rPr>
-        <w:t xml:space="preserve">if</w:t>
-      </w:r>
-      <w:r>
-        <w:rPr>
-          <w:b/>
-          <w:bCs/>
-        </w:rPr>
-        <w:t xml:space="preserve"> </w:t>
-      </w:r>
-      <w:r>
-        <w:rPr>
-          <w:b/>
-          <w:bCs/>
-        </w:rPr>
-        <w:t xml:space="preserve">and only if</w:t>
-      </w:r>
-      <w:r>
-        <w:t xml:space="preserve"> </w:t>
-      </w:r>
-      <w:r>
-        <w:t xml:space="preserve">the structure is a matroid. This is the deep reason greedy works.</w:t>
-      </w:r>
-    </w:p>
-    <w:bookmarkEnd w:id="22"/>
-    <w:bookmarkStart w:id="23" w:name="the-canonical-example-ties-to-module-10b"/>
-    <w:p>
-      <w:pPr>
-        <w:pStyle w:val="Heading3"/>
-      </w:pPr>
-      <w:r>
-        <w:t xml:space="preserve">The canonical example (ties to Module 10b)</w:t>
+        <w:t xml:space="preserve">I</w:t>
+      </w:r>
+      <w:r>
+        <w:t xml:space="preserve"> </w:t>
+      </w:r>
+      <w:r>
+        <w:t xml:space="preserve">of</w:t>
+      </w:r>
+      <w:r>
+        <w:t xml:space="preserve"> </w:t>
+      </w:r>
+      <w:r>
+        <w:t xml:space="preserve">“independent”</w:t>
+      </w:r>
+      <w:r>
+        <w:t xml:space="preserve"> </w:t>
+      </w:r>
+      <w:r>
+        <w:t xml:space="preserve">subsets</w:t>
+      </w:r>
+      <w:r>
+        <w:t xml:space="preserve"> </w:t>
+      </w:r>
+      <w:r>
+        <w:t xml:space="preserve">satisfying:</w:t>
       </w:r>
     </w:p>
     <w:p>
@@ -1657,69 +2048,19 @@
           <w:b/>
           <w:bCs/>
         </w:rPr>
-        <w:t xml:space="preserve">Graphic matroid:</w:t>
-      </w:r>
-      <w:r>
-        <w:t xml:space="preserve"> </w:t>
-      </w:r>
-      <w:r>
-        <w:rPr>
-          <w:rStyle w:val="VerbatimChar"/>
-        </w:rPr>
-        <w:t xml:space="preserve">E</w:t>
-      </w:r>
-      <w:r>
-        <w:t xml:space="preserve"> </w:t>
-      </w:r>
-      <w:r>
-        <w:t xml:space="preserve">= edges of a graph;</w:t>
-      </w:r>
-      <w:r>
-        <w:t xml:space="preserve"> </w:t>
-      </w:r>
-      <w:r>
-        <w:t xml:space="preserve">“independent”</w:t>
-      </w:r>
-      <w:r>
-        <w:t xml:space="preserve"> </w:t>
-      </w:r>
-      <w:r>
-        <w:t xml:space="preserve">= acyclic (a forest).</w:t>
-      </w:r>
-      <w:r>
-        <w:t xml:space="preserve"> </w:t>
-      </w:r>
-      <w:r>
-        <w:t xml:space="preserve">Greedy on this =</w:t>
-      </w:r>
-      <w:r>
-        <w:t xml:space="preserve"> </w:t>
-      </w:r>
-      <w:r>
-        <w:rPr>
-          <w:b/>
-          <w:bCs/>
-        </w:rPr>
-        <w:t xml:space="preserve">Kruskal’s MST</w:t>
-      </w:r>
-      <w:r>
-        <w:t xml:space="preserve">! That is</w:t>
-      </w:r>
-      <w:r>
-        <w:t xml:space="preserve"> </w:t>
-      </w:r>
-      <w:r>
-        <w:rPr>
-          <w:i/>
-          <w:iCs/>
-        </w:rPr>
-        <w:t xml:space="preserve">why</w:t>
-      </w:r>
-      <w:r>
-        <w:t xml:space="preserve"> </w:t>
-      </w:r>
-      <w:r>
-        <w:t xml:space="preserve">Kruskal is correct.</w:t>
+        <w:t xml:space="preserve">Hereditary (downward-closed):</w:t>
+      </w:r>
+      <w:r>
+        <w:t xml:space="preserve"> </w:t>
+      </w:r>
+      <w:r>
+        <w:t xml:space="preserve">every subset of an independent set is</w:t>
+      </w:r>
+      <w:r>
+        <w:t xml:space="preserve"> </w:t>
+      </w:r>
+      <w:r>
+        <w:t xml:space="preserve">independent.</w:t>
       </w:r>
     </w:p>
     <w:p>
@@ -1731,83 +2072,148 @@
         </w:numPr>
       </w:pPr>
       <w:r>
-        <w:t xml:space="preserve">Activity selection and job-scheduling-with-deadlines also fit matroid-like</w:t>
-      </w:r>
-      <w:r>
-        <w:t xml:space="preserve"> </w:t>
-      </w:r>
-      <w:r>
-        <w:t xml:space="preserve">structures.</w:t>
-      </w:r>
-    </w:p>
-    <w:p>
-      <w:pPr>
-        <w:pStyle w:val="BlockText"/>
-      </w:pPr>
-      <w:r>
-        <w:rPr>
-          <w:b/>
-          <w:bCs/>
-        </w:rPr>
-        <w:t xml:space="preserve">Memory hook:</w:t>
-      </w:r>
-      <w:r>
-        <w:t xml:space="preserve"> </w:t>
-      </w:r>
-      <w:r>
-        <w:t xml:space="preserve">a matroid is the</w:t>
-      </w:r>
-      <w:r>
-        <w:t xml:space="preserve"> </w:t>
-      </w:r>
-      <w:r>
-        <w:t xml:space="preserve">“shape”</w:t>
-      </w:r>
-      <w:r>
-        <w:t xml:space="preserve"> </w:t>
-      </w:r>
-      <w:r>
-        <w:t xml:space="preserve">of problems where</w:t>
-      </w:r>
-      <w:r>
-        <w:t xml:space="preserve"> </w:t>
-      </w:r>
-      <w:r>
-        <w:rPr>
-          <w:b/>
-          <w:bCs/>
-        </w:rPr>
-        <w:t xml:space="preserve">greedy is</w:t>
-      </w:r>
-      <w:r>
-        <w:rPr>
-          <w:b/>
-          <w:bCs/>
-        </w:rPr>
-        <w:t xml:space="preserve"> </w:t>
-      </w:r>
-      <w:r>
-        <w:rPr>
-          <w:b/>
-          <w:bCs/>
-        </w:rPr>
-        <w:t xml:space="preserve">guaranteed safe</w:t>
-      </w:r>
-      <w:r>
-        <w:t xml:space="preserve"> </w:t>
-      </w:r>
-      <w:r>
-        <w:t xml:space="preserve">— and Kruskal’s MST is the poster child.</w:t>
-      </w:r>
-    </w:p>
-    <w:bookmarkEnd w:id="23"/>
-    <w:bookmarkStart w:id="24" w:name="mcqs-1"/>
+        <w:rPr>
+          <w:b/>
+          <w:bCs/>
+        </w:rPr>
+        <w:t xml:space="preserve">Exchange/augmentation:</w:t>
+      </w:r>
+      <w:r>
+        <w:t xml:space="preserve"> </w:t>
+      </w:r>
+      <w:r>
+        <w:t xml:space="preserve">if</w:t>
+      </w:r>
+      <w:r>
+        <w:t xml:space="preserve"> </w:t>
+      </w:r>
+      <w:r>
+        <w:rPr>
+          <w:rStyle w:val="VerbatimChar"/>
+        </w:rPr>
+        <w:t xml:space="preserve">A, B ∈ I</w:t>
+      </w:r>
+      <w:r>
+        <w:t xml:space="preserve"> </w:t>
+      </w:r>
+      <w:r>
+        <w:t xml:space="preserve">with</w:t>
+      </w:r>
+      <w:r>
+        <w:t xml:space="preserve"> </w:t>
+      </w:r>
+      <w:r>
+        <w:rPr>
+          <w:rStyle w:val="VerbatimChar"/>
+        </w:rPr>
+        <w:t xml:space="preserve">|A| &lt; |B|</w:t>
+      </w:r>
+      <w:r>
+        <w:t xml:space="preserve">, then some element of</w:t>
+      </w:r>
+      <w:r>
+        <w:t xml:space="preserve"> </w:t>
+      </w:r>
+      <w:r>
+        <w:rPr>
+          <w:rStyle w:val="VerbatimChar"/>
+        </w:rPr>
+        <w:t xml:space="preserve">B \ A</w:t>
+      </w:r>
+      <w:r>
+        <w:t xml:space="preserve"> </w:t>
+      </w:r>
+      <w:r>
+        <w:t xml:space="preserve">can be added to</w:t>
+      </w:r>
+      <w:r>
+        <w:t xml:space="preserve"> </w:t>
+      </w:r>
+      <w:r>
+        <w:rPr>
+          <w:rStyle w:val="VerbatimChar"/>
+        </w:rPr>
+        <w:t xml:space="preserve">A</w:t>
+      </w:r>
+      <w:r>
+        <w:t xml:space="preserve"> </w:t>
+      </w:r>
+      <w:r>
+        <w:t xml:space="preserve">keeping it independent.</w:t>
+      </w:r>
+    </w:p>
+    <w:p>
+      <w:pPr>
+        <w:pStyle w:val="FirstParagraph"/>
+      </w:pPr>
+      <w:r>
+        <w:rPr>
+          <w:b/>
+          <w:bCs/>
+        </w:rPr>
+        <w:t xml:space="preserve">Rado–Edmonds theorem:</w:t>
+      </w:r>
+      <w:r>
+        <w:t xml:space="preserve"> </w:t>
+      </w:r>
+      <w:r>
+        <w:t xml:space="preserve">the greedy algorithm (sort elements by weight, add each</w:t>
+      </w:r>
+      <w:r>
+        <w:t xml:space="preserve"> </w:t>
+      </w:r>
+      <w:r>
+        <w:t xml:space="preserve">if it keeps the set independent) finds a</w:t>
+      </w:r>
+      <w:r>
+        <w:t xml:space="preserve"> </w:t>
+      </w:r>
+      <w:r>
+        <w:rPr>
+          <w:b/>
+          <w:bCs/>
+        </w:rPr>
+        <w:t xml:space="preserve">maximum-weight independent set</w:t>
+      </w:r>
+      <w:r>
+        <w:t xml:space="preserve"> </w:t>
+      </w:r>
+      <w:r>
+        <w:rPr>
+          <w:b/>
+          <w:bCs/>
+        </w:rPr>
+        <w:t xml:space="preserve">if</w:t>
+      </w:r>
+      <w:r>
+        <w:rPr>
+          <w:b/>
+          <w:bCs/>
+        </w:rPr>
+        <w:t xml:space="preserve"> </w:t>
+      </w:r>
+      <w:r>
+        <w:rPr>
+          <w:b/>
+          <w:bCs/>
+        </w:rPr>
+        <w:t xml:space="preserve">and only if</w:t>
+      </w:r>
+      <w:r>
+        <w:t xml:space="preserve"> </w:t>
+      </w:r>
+      <w:r>
+        <w:t xml:space="preserve">the structure is a matroid. This is the deep reason greedy works.</w:t>
+      </w:r>
+    </w:p>
+    <w:bookmarkEnd w:id="24"/>
+    <w:bookmarkStart w:id="25" w:name="the-canonical-example-ties-to-module-10b"/>
     <w:p>
       <w:pPr>
         <w:pStyle w:val="Heading3"/>
       </w:pPr>
       <w:r>
-        <w:t xml:space="preserve">MCQs</w:t>
+        <w:t xml:space="preserve">The canonical example (ties to Module 10b)</w:t>
       </w:r>
     </w:p>
     <w:p>
@@ -1819,29 +2225,73 @@
         </w:numPr>
       </w:pPr>
       <w:r>
-        <w:t xml:space="preserve">Theorem linking greedy and matroids? →</w:t>
-      </w:r>
-      <w:r>
-        <w:t xml:space="preserve"> </w:t>
-      </w:r>
-      <w:r>
-        <w:rPr>
-          <w:b/>
-          <w:bCs/>
-        </w:rPr>
-        <w:t xml:space="preserve">Rado–Edmonds</w:t>
-      </w:r>
-      <w:r>
-        <w:t xml:space="preserve"> </w:t>
-      </w:r>
-      <w:r>
-        <w:t xml:space="preserve">(greedy optimal ⇔</w:t>
-      </w:r>
-      <w:r>
-        <w:t xml:space="preserve"> </w:t>
-      </w:r>
-      <w:r>
-        <w:t xml:space="preserve">matroid).</w:t>
+        <w:rPr>
+          <w:b/>
+          <w:bCs/>
+        </w:rPr>
+        <w:t xml:space="preserve">Graphic matroid:</w:t>
+      </w:r>
+      <w:r>
+        <w:t xml:space="preserve"> </w:t>
+      </w:r>
+      <w:r>
+        <w:rPr>
+          <w:rStyle w:val="VerbatimChar"/>
+        </w:rPr>
+        <w:t xml:space="preserve">E</w:t>
+      </w:r>
+      <w:r>
+        <w:t xml:space="preserve"> </w:t>
+      </w:r>
+      <w:r>
+        <w:t xml:space="preserve">= edges of a graph;</w:t>
+      </w:r>
+      <w:r>
+        <w:t xml:space="preserve"> </w:t>
+      </w:r>
+      <w:r>
+        <w:t xml:space="preserve">“independent”</w:t>
+      </w:r>
+      <w:r>
+        <w:t xml:space="preserve"> </w:t>
+      </w:r>
+      <w:r>
+        <w:t xml:space="preserve">= acyclic (a forest).</w:t>
+      </w:r>
+      <w:r>
+        <w:t xml:space="preserve"> </w:t>
+      </w:r>
+      <w:r>
+        <w:t xml:space="preserve">Greedy on this =</w:t>
+      </w:r>
+      <w:r>
+        <w:t xml:space="preserve"> </w:t>
+      </w:r>
+      <w:r>
+        <w:rPr>
+          <w:b/>
+          <w:bCs/>
+        </w:rPr>
+        <w:t xml:space="preserve">Kruskal’s MST</w:t>
+      </w:r>
+      <w:r>
+        <w:t xml:space="preserve">! That is</w:t>
+      </w:r>
+      <w:r>
+        <w:t xml:space="preserve"> </w:t>
+      </w:r>
+      <w:r>
+        <w:rPr>
+          <w:i/>
+          <w:iCs/>
+        </w:rPr>
+        <w:t xml:space="preserve">why</w:t>
+      </w:r>
+      <w:r>
+        <w:t xml:space="preserve"> </w:t>
+      </w:r>
+      <w:r>
+        <w:t xml:space="preserve">Kruskal is correct.</w:t>
       </w:r>
     </w:p>
     <w:p>
@@ -1853,6 +2303,128 @@
         </w:numPr>
       </w:pPr>
       <w:r>
+        <w:t xml:space="preserve">Activity selection and job-scheduling-with-deadlines also fit matroid-like</w:t>
+      </w:r>
+      <w:r>
+        <w:t xml:space="preserve"> </w:t>
+      </w:r>
+      <w:r>
+        <w:t xml:space="preserve">structures.</w:t>
+      </w:r>
+    </w:p>
+    <w:p>
+      <w:pPr>
+        <w:pStyle w:val="BlockText"/>
+      </w:pPr>
+      <w:r>
+        <w:rPr>
+          <w:b/>
+          <w:bCs/>
+        </w:rPr>
+        <w:t xml:space="preserve">Memory hook:</w:t>
+      </w:r>
+      <w:r>
+        <w:t xml:space="preserve"> </w:t>
+      </w:r>
+      <w:r>
+        <w:t xml:space="preserve">a matroid is the</w:t>
+      </w:r>
+      <w:r>
+        <w:t xml:space="preserve"> </w:t>
+      </w:r>
+      <w:r>
+        <w:t xml:space="preserve">“shape”</w:t>
+      </w:r>
+      <w:r>
+        <w:t xml:space="preserve"> </w:t>
+      </w:r>
+      <w:r>
+        <w:t xml:space="preserve">of problems where</w:t>
+      </w:r>
+      <w:r>
+        <w:t xml:space="preserve"> </w:t>
+      </w:r>
+      <w:r>
+        <w:rPr>
+          <w:b/>
+          <w:bCs/>
+        </w:rPr>
+        <w:t xml:space="preserve">greedy is</w:t>
+      </w:r>
+      <w:r>
+        <w:rPr>
+          <w:b/>
+          <w:bCs/>
+        </w:rPr>
+        <w:t xml:space="preserve"> </w:t>
+      </w:r>
+      <w:r>
+        <w:rPr>
+          <w:b/>
+          <w:bCs/>
+        </w:rPr>
+        <w:t xml:space="preserve">guaranteed safe</w:t>
+      </w:r>
+      <w:r>
+        <w:t xml:space="preserve"> </w:t>
+      </w:r>
+      <w:r>
+        <w:t xml:space="preserve">— and Kruskal’s MST is the poster child.</w:t>
+      </w:r>
+    </w:p>
+    <w:bookmarkEnd w:id="25"/>
+    <w:bookmarkStart w:id="26" w:name="mcqs-1"/>
+    <w:p>
+      <w:pPr>
+        <w:pStyle w:val="Heading3"/>
+      </w:pPr>
+      <w:r>
+        <w:t xml:space="preserve">MCQs</w:t>
+      </w:r>
+    </w:p>
+    <w:p>
+      <w:pPr>
+        <w:pStyle w:val="Compact"/>
+        <w:numPr>
+          <w:ilvl w:val="0"/>
+          <w:numId w:val="1008"/>
+        </w:numPr>
+      </w:pPr>
+      <w:r>
+        <w:t xml:space="preserve">Theorem linking greedy and matroids? →</w:t>
+      </w:r>
+      <w:r>
+        <w:t xml:space="preserve"> </w:t>
+      </w:r>
+      <w:r>
+        <w:rPr>
+          <w:b/>
+          <w:bCs/>
+        </w:rPr>
+        <w:t xml:space="preserve">Rado–Edmonds</w:t>
+      </w:r>
+      <w:r>
+        <w:t xml:space="preserve"> </w:t>
+      </w:r>
+      <w:r>
+        <w:t xml:space="preserve">(greedy optimal ⇔</w:t>
+      </w:r>
+      <w:r>
+        <w:t xml:space="preserve"> </w:t>
+      </w:r>
+      <w:r>
+        <w:t xml:space="preserve">matroid).</w:t>
+      </w:r>
+    </w:p>
+    <w:p>
+      <w:pPr>
+        <w:pStyle w:val="Compact"/>
+        <w:numPr>
+          <w:ilvl w:val="0"/>
+          <w:numId w:val="1008"/>
+        </w:numPr>
+      </w:pPr>
+      <w:r>
         <w:t xml:space="preserve">The graphic matroid’s greedy algorithm is? →</w:t>
       </w:r>
       <w:r>
@@ -1876,9 +2448,9 @@
         </w:pict>
       </w:r>
     </w:p>
-    <w:bookmarkEnd w:id="24"/>
-    <w:bookmarkEnd w:id="25"/>
-    <w:bookmarkStart w:id="34" w:name="X0fa3048bb01eaea4b60338b34ecfbffe5b92d6d"/>
+    <w:bookmarkEnd w:id="26"/>
+    <w:bookmarkEnd w:id="27"/>
+    <w:bookmarkStart w:id="36" w:name="X0fa3048bb01eaea4b60338b34ecfbffe5b92d6d"/>
     <w:p>
       <w:pPr>
         <w:pStyle w:val="Heading2"/>
@@ -1911,7 +2483,7 @@
         <w:t xml:space="preserve">interval problems — don’t confuse them.</w:t>
       </w:r>
     </w:p>
-    <w:bookmarkStart w:id="29" w:name="X15707725dc716c2e4e22814b1708cee202b9613"/>
+    <w:bookmarkStart w:id="31" w:name="X15707725dc716c2e4e22814b1708cee202b9613"/>
     <w:p>
       <w:pPr>
         <w:pStyle w:val="Heading3"/>
@@ -1972,18 +2544,18 @@
           <wp:inline>
             <wp:extent cx="5334000" cy="2667000"/>
             <wp:effectExtent b="0" l="0" r="0" t="0"/>
-            <wp:docPr descr="Activity selection: sort by earliest finish time, then greedily take each activity starting after the last one ends." title="" id="27" name="Picture"/>
+            <wp:docPr descr="Activity selection: sort by earliest finish time, then greedily take each activity starting after the last one ends." title="" id="29" name="Picture"/>
             <a:graphic>
               <a:graphicData uri="http://schemas.openxmlformats.org/drawingml/2006/picture">
                 <pic:pic>
                   <pic:nvPicPr>
-                    <pic:cNvPr descr="images/91_activity_selection.png" id="28" name="Picture"/>
+                    <pic:cNvPr descr="images/91_activity_selection.png" id="30" name="Picture"/>
                     <pic:cNvPicPr>
                       <a:picLocks noChangeArrowheads="1" noChangeAspect="1"/>
                     </pic:cNvPicPr>
                   </pic:nvPicPr>
                   <pic:blipFill>
-                    <a:blip r:embed="rId26"/>
+                    <a:blip r:embed="rId28"/>
                     <a:stretch>
                       <a:fillRect/>
                     </a:stretch>
@@ -2130,7 +2702,7 @@
         <w:pStyle w:val="Compact"/>
         <w:numPr>
           <w:ilvl w:val="0"/>
-          <w:numId w:val="1008"/>
+          <w:numId w:val="1009"/>
         </w:numPr>
       </w:pPr>
       <w:r>
@@ -2189,501 +2761,6 @@
       </w:r>
       <w:r>
         <w:t xml:space="preserve">→ 16.</w:t>
-      </w:r>
-    </w:p>
-    <w:p>
-      <w:pPr>
-        <w:pStyle w:val="Compact"/>
-        <w:numPr>
-          <w:ilvl w:val="0"/>
-          <w:numId w:val="1008"/>
-        </w:numPr>
-      </w:pPr>
-      <w:r>
-        <w:t xml:space="preserve">Selected =</w:t>
-      </w:r>
-      <w:r>
-        <w:t xml:space="preserve"> </w:t>
-      </w:r>
-      <w:r>
-        <w:rPr>
-          <w:rStyle w:val="VerbatimChar"/>
-        </w:rPr>
-        <w:t xml:space="preserve">{(1,4),(5,7),(8,11),(12,16)}</w:t>
-      </w:r>
-      <w:r>
-        <w:t xml:space="preserve">,</w:t>
-      </w:r>
-      <w:r>
-        <w:t xml:space="preserve"> </w:t>
-      </w:r>
-      <w:r>
-        <w:rPr>
-          <w:b/>
-          <w:bCs/>
-        </w:rPr>
-        <w:t xml:space="preserve">count = 4</w:t>
-      </w:r>
-      <w:r>
-        <w:t xml:space="preserve">.</w:t>
-      </w:r>
-    </w:p>
-    <w:p>
-      <w:pPr>
-        <w:pStyle w:val="FirstParagraph"/>
-      </w:pPr>
-      <w:r>
-        <w:rPr>
-          <w:b/>
-          <w:bCs/>
-        </w:rPr>
-        <w:t xml:space="preserve">Why optimal (greedy stays ahead):</w:t>
-      </w:r>
-      <w:r>
-        <w:t xml:space="preserve"> </w:t>
-      </w:r>
-      <w:r>
-        <w:t xml:space="preserve">the earliest-finishing activity leaves the</w:t>
-      </w:r>
-      <w:r>
-        <w:t xml:space="preserve"> </w:t>
-      </w:r>
-      <w:r>
-        <w:t xml:space="preserve">most room. After each pick, greedy’s finish time is ≤ any other solution’s →</w:t>
-      </w:r>
-      <w:r>
-        <w:t xml:space="preserve"> </w:t>
-      </w:r>
-      <w:r>
-        <w:t xml:space="preserve">greedy never falls behind.</w:t>
-      </w:r>
-    </w:p>
-    <w:p>
-      <w:pPr>
-        <w:pStyle w:val="BlockText"/>
-      </w:pPr>
-      <w:r>
-        <w:rPr>
-          <w:b/>
-          <w:bCs/>
-        </w:rPr>
-        <w:t xml:space="preserve">Memory hook:</w:t>
-      </w:r>
-      <w:r>
-        <w:t xml:space="preserve"> </w:t>
-      </w:r>
-      <w:r>
-        <w:t xml:space="preserve">at a film festival, always watch the movie that</w:t>
-      </w:r>
-      <w:r>
-        <w:t xml:space="preserve"> </w:t>
-      </w:r>
-      <w:r>
-        <w:rPr>
-          <w:b/>
-          <w:bCs/>
-        </w:rPr>
-        <w:t xml:space="preserve">ends</w:t>
-      </w:r>
-      <w:r>
-        <w:rPr>
-          <w:b/>
-          <w:bCs/>
-        </w:rPr>
-        <w:t xml:space="preserve"> </w:t>
-      </w:r>
-      <w:r>
-        <w:rPr>
-          <w:b/>
-          <w:bCs/>
-        </w:rPr>
-        <w:t xml:space="preserve">soonest</w:t>
-      </w:r>
-      <w:r>
-        <w:t xml:space="preserve"> </w:t>
-      </w:r>
-      <w:r>
-        <w:t xml:space="preserve">to fit in the most movies.</w:t>
-      </w:r>
-    </w:p>
-    <w:bookmarkEnd w:id="29"/>
-    <w:bookmarkStart w:id="30" w:name="X5257d15bc460694a687db1be03b55b21fd7de66"/>
-    <w:p>
-      <w:pPr>
-        <w:pStyle w:val="Heading3"/>
-      </w:pPr>
-      <w:r>
-        <w:t xml:space="preserve">(B) Interval Partitioning — minimise resources (meeting rooms)</w:t>
-      </w:r>
-    </w:p>
-    <w:p>
-      <w:pPr>
-        <w:pStyle w:val="FirstParagraph"/>
-      </w:pPr>
-      <w:r>
-        <w:t xml:space="preserve">Schedule</w:t>
-      </w:r>
-      <w:r>
-        <w:t xml:space="preserve"> </w:t>
-      </w:r>
-      <w:r>
-        <w:rPr>
-          <w:b/>
-          <w:bCs/>
-        </w:rPr>
-        <w:t xml:space="preserve">ALL</w:t>
-      </w:r>
-      <w:r>
-        <w:t xml:space="preserve"> </w:t>
-      </w:r>
-      <w:r>
-        <w:t xml:space="preserve">intervals using the</w:t>
-      </w:r>
-      <w:r>
-        <w:t xml:space="preserve"> </w:t>
-      </w:r>
-      <w:r>
-        <w:rPr>
-          <w:b/>
-          <w:bCs/>
-        </w:rPr>
-        <w:t xml:space="preserve">fewest rooms</w:t>
-      </w:r>
-      <w:r>
-        <w:t xml:space="preserve">. The answer equals the</w:t>
-      </w:r>
-      <w:r>
-        <w:t xml:space="preserve"> </w:t>
-      </w:r>
-      <w:r>
-        <w:rPr>
-          <w:b/>
-          <w:bCs/>
-        </w:rPr>
-        <w:t xml:space="preserve">maximum overlap depth</w:t>
-      </w:r>
-      <w:r>
-        <w:t xml:space="preserve"> </w:t>
-      </w:r>
-      <w:r>
-        <w:t xml:space="preserve">(most intervals active at one time) — and that’s a</w:t>
-      </w:r>
-      <w:r>
-        <w:t xml:space="preserve"> </w:t>
-      </w:r>
-      <w:r>
-        <w:t xml:space="preserve">matching lower bound.</w:t>
-      </w:r>
-    </w:p>
-    <w:p>
-      <w:pPr>
-        <w:pStyle w:val="SourceCode"/>
-      </w:pPr>
-      <w:r>
-        <w:rPr>
-          <w:rStyle w:val="VerbatimChar"/>
-        </w:rPr>
-        <w:t xml:space="preserve"># Minimum meeting rooms (LC 253)             Time O(n log n)</w:t>
-      </w:r>
-      <w:r>
-        <w:br/>
-      </w:r>
-      <w:r>
-        <w:rPr>
-          <w:rStyle w:val="VerbatimChar"/>
-        </w:rPr>
-        <w:t xml:space="preserve">sort intervals by start time</w:t>
-      </w:r>
-      <w:r>
-        <w:br/>
-      </w:r>
-      <w:r>
-        <w:rPr>
-          <w:rStyle w:val="VerbatimChar"/>
-        </w:rPr>
-        <w:t xml:space="preserve">min-heap of end times</w:t>
-      </w:r>
-      <w:r>
-        <w:br/>
-      </w:r>
-      <w:r>
-        <w:rPr>
-          <w:rStyle w:val="VerbatimChar"/>
-        </w:rPr>
-        <w:t xml:space="preserve">for (start, end) in intervals:</w:t>
-      </w:r>
-      <w:r>
-        <w:br/>
-      </w:r>
-      <w:r>
-        <w:rPr>
-          <w:rStyle w:val="VerbatimChar"/>
-        </w:rPr>
-        <w:t xml:space="preserve">    if heap not empty and heap.top &lt;= start: heap.pop()   # a room freed up</w:t>
-      </w:r>
-      <w:r>
-        <w:br/>
-      </w:r>
-      <w:r>
-        <w:rPr>
-          <w:rStyle w:val="VerbatimChar"/>
-        </w:rPr>
-        <w:t xml:space="preserve">    heap.push(end)</w:t>
-      </w:r>
-      <w:r>
-        <w:br/>
-      </w:r>
-      <w:r>
-        <w:rPr>
-          <w:rStyle w:val="VerbatimChar"/>
-        </w:rPr>
-        <w:t xml:space="preserve">answer = heap size at the end        # = max simultaneous overlap</w:t>
-      </w:r>
-    </w:p>
-    <w:bookmarkEnd w:id="30"/>
-    <w:bookmarkStart w:id="31" w:name="c-interval-merging-lc-56-57"/>
-    <w:p>
-      <w:pPr>
-        <w:pStyle w:val="Heading3"/>
-      </w:pPr>
-      <w:r>
-        <w:t xml:space="preserve">(C) Interval Merging (LC 56 / 57)</w:t>
-      </w:r>
-    </w:p>
-    <w:p>
-      <w:pPr>
-        <w:pStyle w:val="FirstParagraph"/>
-      </w:pPr>
-      <w:r>
-        <w:t xml:space="preserve">Merge all</w:t>
-      </w:r>
-      <w:r>
-        <w:t xml:space="preserve"> </w:t>
-      </w:r>
-      <w:r>
-        <w:rPr>
-          <w:b/>
-          <w:bCs/>
-        </w:rPr>
-        <w:t xml:space="preserve">overlapping</w:t>
-      </w:r>
-      <w:r>
-        <w:t xml:space="preserve"> </w:t>
-      </w:r>
-      <w:r>
-        <w:t xml:space="preserve">intervals.</w:t>
-      </w:r>
-      <w:r>
-        <w:t xml:space="preserve"> </w:t>
-      </w:r>
-      <w:r>
-        <w:rPr>
-          <w:b/>
-          <w:bCs/>
-        </w:rPr>
-        <w:t xml:space="preserve">Sort by start</w:t>
-      </w:r>
-      <w:r>
-        <w:t xml:space="preserve">, sweep, and extend the</w:t>
-      </w:r>
-      <w:r>
-        <w:t xml:space="preserve"> </w:t>
-      </w:r>
-      <w:r>
-        <w:t xml:space="preserve">current interval when the next one starts at/before the current end.</w:t>
-      </w:r>
-    </w:p>
-    <w:p>
-      <w:pPr>
-        <w:pStyle w:val="SourceCode"/>
-      </w:pPr>
-      <w:r>
-        <w:rPr>
-          <w:rStyle w:val="VerbatimChar"/>
-        </w:rPr>
-        <w:t xml:space="preserve"># Merge Intervals                            Time O(n log n)</w:t>
-      </w:r>
-      <w:r>
-        <w:br/>
-      </w:r>
-      <w:r>
-        <w:rPr>
-          <w:rStyle w:val="VerbatimChar"/>
-        </w:rPr>
-        <w:t xml:space="preserve">sort by start</w:t>
-      </w:r>
-      <w:r>
-        <w:br/>
-      </w:r>
-      <w:r>
-        <w:rPr>
-          <w:rStyle w:val="VerbatimChar"/>
-        </w:rPr>
-        <w:t xml:space="preserve">result = [first]</w:t>
-      </w:r>
-      <w:r>
-        <w:br/>
-      </w:r>
-      <w:r>
-        <w:rPr>
-          <w:rStyle w:val="VerbatimChar"/>
-        </w:rPr>
-        <w:t xml:space="preserve">for next in rest:</w:t>
-      </w:r>
-      <w:r>
-        <w:br/>
-      </w:r>
-      <w:r>
-        <w:rPr>
-          <w:rStyle w:val="VerbatimChar"/>
-        </w:rPr>
-        <w:t xml:space="preserve">    if next.start &lt;= result.last.end:</w:t>
-      </w:r>
-      <w:r>
-        <w:br/>
-      </w:r>
-      <w:r>
-        <w:rPr>
-          <w:rStyle w:val="VerbatimChar"/>
-        </w:rPr>
-        <w:t xml:space="preserve">        result.last.end = max(result.last.end, next.end)   # overlap -&gt; extend</w:t>
-      </w:r>
-      <w:r>
-        <w:br/>
-      </w:r>
-      <w:r>
-        <w:rPr>
-          <w:rStyle w:val="VerbatimChar"/>
-        </w:rPr>
-        <w:t xml:space="preserve">    else:</w:t>
-      </w:r>
-      <w:r>
-        <w:br/>
-      </w:r>
-      <w:r>
-        <w:rPr>
-          <w:rStyle w:val="VerbatimChar"/>
-        </w:rPr>
-        <w:t xml:space="preserve">        result.append(next)</w:t>
-      </w:r>
-      <w:r>
-        <w:br/>
-      </w:r>
-      <w:r>
-        <w:rPr>
-          <w:rStyle w:val="VerbatimChar"/>
-        </w:rPr>
-        <w:t xml:space="preserve"># Insert Interval (LC 57): merge the new interval into an already-sorted list in O(n)</w:t>
-      </w:r>
-    </w:p>
-    <w:p>
-      <w:pPr>
-        <w:pStyle w:val="BlockText"/>
-      </w:pPr>
-      <w:r>
-        <w:rPr>
-          <w:b/>
-          <w:bCs/>
-        </w:rPr>
-        <w:t xml:space="preserve">Interview trap:</w:t>
-      </w:r>
-      <w:r>
-        <w:t xml:space="preserve"> </w:t>
-      </w:r>
-      <w:r>
-        <w:rPr>
-          <w:b/>
-          <w:bCs/>
-        </w:rPr>
-        <w:t xml:space="preserve">unweighted</w:t>
-      </w:r>
-      <w:r>
-        <w:t xml:space="preserve"> </w:t>
-      </w:r>
-      <w:r>
-        <w:t xml:space="preserve">interval scheduling is greedy (earliest</w:t>
-      </w:r>
-      <w:r>
-        <w:t xml:space="preserve"> </w:t>
-      </w:r>
-      <w:r>
-        <w:t xml:space="preserve">finish).</w:t>
-      </w:r>
-      <w:r>
-        <w:t xml:space="preserve"> </w:t>
-      </w:r>
-      <w:r>
-        <w:rPr>
-          <w:b/>
-          <w:bCs/>
-        </w:rPr>
-        <w:t xml:space="preserve">Weighted</w:t>
-      </w:r>
-      <w:r>
-        <w:t xml:space="preserve"> </w:t>
-      </w:r>
-      <w:r>
-        <w:t xml:space="preserve">interval scheduling (each interval has a profit, maximise</w:t>
-      </w:r>
-      <w:r>
-        <w:t xml:space="preserve"> </w:t>
-      </w:r>
-      <w:r>
-        <w:t xml:space="preserve">total profit) is</w:t>
-      </w:r>
-      <w:r>
-        <w:t xml:space="preserve"> </w:t>
-      </w:r>
-      <w:r>
-        <w:rPr>
-          <w:b/>
-          <w:bCs/>
-        </w:rPr>
-        <w:t xml:space="preserve">NOT greedy</w:t>
-      </w:r>
-      <w:r>
-        <w:t xml:space="preserve"> </w:t>
-      </w:r>
-      <w:r>
-        <w:t xml:space="preserve">— it needs</w:t>
-      </w:r>
-      <w:r>
-        <w:t xml:space="preserve"> </w:t>
-      </w:r>
-      <w:r>
-        <w:rPr>
-          <w:b/>
-          <w:bCs/>
-        </w:rPr>
-        <w:t xml:space="preserve">DP</w:t>
-      </w:r>
-      <w:r>
-        <w:t xml:space="preserve"> </w:t>
-      </w:r>
-      <w:r>
-        <w:t xml:space="preserve">(sort by finish + binary</w:t>
-      </w:r>
-      <w:r>
-        <w:t xml:space="preserve"> </w:t>
-      </w:r>
-      <w:r>
-        <w:t xml:space="preserve">search for the last compatible interval). Same flavour as fractional-vs-0/1</w:t>
-      </w:r>
-      <w:r>
-        <w:t xml:space="preserve"> </w:t>
-      </w:r>
-      <w:r>
-        <w:t xml:space="preserve">knapsack.</w:t>
-      </w:r>
-    </w:p>
-    <w:bookmarkEnd w:id="31"/>
-    <w:bookmarkStart w:id="32" w:name="mcqs-2"/>
-    <w:p>
-      <w:pPr>
-        <w:pStyle w:val="Heading3"/>
-      </w:pPr>
-      <w:r>
-        <w:t xml:space="preserve">MCQs</w:t>
       </w:r>
     </w:p>
     <w:p>
@@ -2695,17 +2772,29 @@
         </w:numPr>
       </w:pPr>
       <w:r>
-        <w:t xml:space="preserve">Max non-overlapping intervals — sort by? →</w:t>
-      </w:r>
-      <w:r>
-        <w:t xml:space="preserve"> </w:t>
-      </w:r>
-      <w:r>
-        <w:rPr>
-          <w:b/>
-          <w:bCs/>
-        </w:rPr>
-        <w:t xml:space="preserve">earliest finish time</w:t>
+        <w:t xml:space="preserve">Selected =</w:t>
+      </w:r>
+      <w:r>
+        <w:t xml:space="preserve"> </w:t>
+      </w:r>
+      <w:r>
+        <w:rPr>
+          <w:rStyle w:val="VerbatimChar"/>
+        </w:rPr>
+        <w:t xml:space="preserve">{(1,4),(5,7),(8,11),(12,16)}</w:t>
+      </w:r>
+      <w:r>
+        <w:t xml:space="preserve">,</w:t>
+      </w:r>
+      <w:r>
+        <w:t xml:space="preserve"> </w:t>
+      </w:r>
+      <w:r>
+        <w:rPr>
+          <w:b/>
+          <w:bCs/>
+        </w:rPr>
+        <w:t xml:space="preserve">count = 4</w:t>
       </w:r>
       <w:r>
         <w:t xml:space="preserve">.</w:t>
@@ -2713,14 +2802,127 @@
     </w:p>
     <w:p>
       <w:pPr>
-        <w:pStyle w:val="Compact"/>
-        <w:numPr>
-          <w:ilvl w:val="0"/>
-          <w:numId w:val="1009"/>
-        </w:numPr>
-      </w:pPr>
-      <w:r>
-        <w:t xml:space="preserve">Min rooms equals? →</w:t>
+        <w:pStyle w:val="FirstParagraph"/>
+      </w:pPr>
+      <w:r>
+        <w:rPr>
+          <w:b/>
+          <w:bCs/>
+        </w:rPr>
+        <w:t xml:space="preserve">Why optimal (greedy stays ahead):</w:t>
+      </w:r>
+      <w:r>
+        <w:t xml:space="preserve"> </w:t>
+      </w:r>
+      <w:r>
+        <w:t xml:space="preserve">the earliest-finishing activity leaves the</w:t>
+      </w:r>
+      <w:r>
+        <w:t xml:space="preserve"> </w:t>
+      </w:r>
+      <w:r>
+        <w:t xml:space="preserve">most room. After each pick, greedy’s finish time is ≤ any other solution’s →</w:t>
+      </w:r>
+      <w:r>
+        <w:t xml:space="preserve"> </w:t>
+      </w:r>
+      <w:r>
+        <w:t xml:space="preserve">greedy never falls behind.</w:t>
+      </w:r>
+    </w:p>
+    <w:p>
+      <w:pPr>
+        <w:pStyle w:val="BlockText"/>
+      </w:pPr>
+      <w:r>
+        <w:rPr>
+          <w:b/>
+          <w:bCs/>
+        </w:rPr>
+        <w:t xml:space="preserve">Memory hook:</w:t>
+      </w:r>
+      <w:r>
+        <w:t xml:space="preserve"> </w:t>
+      </w:r>
+      <w:r>
+        <w:t xml:space="preserve">at a film festival, always watch the movie that</w:t>
+      </w:r>
+      <w:r>
+        <w:t xml:space="preserve"> </w:t>
+      </w:r>
+      <w:r>
+        <w:rPr>
+          <w:b/>
+          <w:bCs/>
+        </w:rPr>
+        <w:t xml:space="preserve">ends</w:t>
+      </w:r>
+      <w:r>
+        <w:rPr>
+          <w:b/>
+          <w:bCs/>
+        </w:rPr>
+        <w:t xml:space="preserve"> </w:t>
+      </w:r>
+      <w:r>
+        <w:rPr>
+          <w:b/>
+          <w:bCs/>
+        </w:rPr>
+        <w:t xml:space="preserve">soonest</w:t>
+      </w:r>
+      <w:r>
+        <w:t xml:space="preserve"> </w:t>
+      </w:r>
+      <w:r>
+        <w:t xml:space="preserve">to fit in the most movies.</w:t>
+      </w:r>
+    </w:p>
+    <w:bookmarkEnd w:id="31"/>
+    <w:bookmarkStart w:id="32" w:name="X5257d15bc460694a687db1be03b55b21fd7de66"/>
+    <w:p>
+      <w:pPr>
+        <w:pStyle w:val="Heading3"/>
+      </w:pPr>
+      <w:r>
+        <w:t xml:space="preserve">(B) Interval Partitioning — minimise resources (meeting rooms)</w:t>
+      </w:r>
+    </w:p>
+    <w:p>
+      <w:pPr>
+        <w:pStyle w:val="FirstParagraph"/>
+      </w:pPr>
+      <w:r>
+        <w:t xml:space="preserve">Schedule</w:t>
+      </w:r>
+      <w:r>
+        <w:t xml:space="preserve"> </w:t>
+      </w:r>
+      <w:r>
+        <w:rPr>
+          <w:b/>
+          <w:bCs/>
+        </w:rPr>
+        <w:t xml:space="preserve">ALL</w:t>
+      </w:r>
+      <w:r>
+        <w:t xml:space="preserve"> </w:t>
+      </w:r>
+      <w:r>
+        <w:t xml:space="preserve">intervals using the</w:t>
+      </w:r>
+      <w:r>
+        <w:t xml:space="preserve"> </w:t>
+      </w:r>
+      <w:r>
+        <w:rPr>
+          <w:b/>
+          <w:bCs/>
+        </w:rPr>
+        <w:t xml:space="preserve">fewest rooms</w:t>
+      </w:r>
+      <w:r>
+        <w:t xml:space="preserve">. The answer equals the</w:t>
       </w:r>
       <w:r>
         <w:t xml:space="preserve"> </w:t>
@@ -2733,19 +2935,289 @@
         <w:t xml:space="preserve">maximum overlap depth</w:t>
       </w:r>
       <w:r>
-        <w:t xml:space="preserve">.</w:t>
-      </w:r>
-    </w:p>
-    <w:p>
-      <w:pPr>
-        <w:pStyle w:val="Compact"/>
-        <w:numPr>
-          <w:ilvl w:val="0"/>
-          <w:numId w:val="1009"/>
-        </w:numPr>
-      </w:pPr>
-      <w:r>
-        <w:t xml:space="preserve">Weighted interval scheduling? →</w:t>
+        <w:t xml:space="preserve"> </w:t>
+      </w:r>
+      <w:r>
+        <w:t xml:space="preserve">(most intervals active at one time) — and that’s a</w:t>
+      </w:r>
+      <w:r>
+        <w:t xml:space="preserve"> </w:t>
+      </w:r>
+      <w:r>
+        <w:t xml:space="preserve">matching lower bound.</w:t>
+      </w:r>
+    </w:p>
+    <w:p>
+      <w:pPr>
+        <w:pStyle w:val="SourceCode"/>
+      </w:pPr>
+      <w:r>
+        <w:rPr>
+          <w:rStyle w:val="VerbatimChar"/>
+        </w:rPr>
+        <w:t xml:space="preserve"># Minimum meeting rooms (LC 253)             Time O(n log n)</w:t>
+      </w:r>
+      <w:r>
+        <w:br/>
+      </w:r>
+      <w:r>
+        <w:rPr>
+          <w:rStyle w:val="VerbatimChar"/>
+        </w:rPr>
+        <w:t xml:space="preserve">sort intervals by start time</w:t>
+      </w:r>
+      <w:r>
+        <w:br/>
+      </w:r>
+      <w:r>
+        <w:rPr>
+          <w:rStyle w:val="VerbatimChar"/>
+        </w:rPr>
+        <w:t xml:space="preserve">min-heap of end times</w:t>
+      </w:r>
+      <w:r>
+        <w:br/>
+      </w:r>
+      <w:r>
+        <w:rPr>
+          <w:rStyle w:val="VerbatimChar"/>
+        </w:rPr>
+        <w:t xml:space="preserve">for (start, end) in intervals:</w:t>
+      </w:r>
+      <w:r>
+        <w:br/>
+      </w:r>
+      <w:r>
+        <w:rPr>
+          <w:rStyle w:val="VerbatimChar"/>
+        </w:rPr>
+        <w:t xml:space="preserve">    if heap not empty and heap.top &lt;= start: heap.pop()   # a room freed up</w:t>
+      </w:r>
+      <w:r>
+        <w:br/>
+      </w:r>
+      <w:r>
+        <w:rPr>
+          <w:rStyle w:val="VerbatimChar"/>
+        </w:rPr>
+        <w:t xml:space="preserve">    heap.push(end)</w:t>
+      </w:r>
+      <w:r>
+        <w:br/>
+      </w:r>
+      <w:r>
+        <w:rPr>
+          <w:rStyle w:val="VerbatimChar"/>
+        </w:rPr>
+        <w:t xml:space="preserve">answer = heap size at the end        # = max simultaneous overlap</w:t>
+      </w:r>
+    </w:p>
+    <w:bookmarkEnd w:id="32"/>
+    <w:bookmarkStart w:id="33" w:name="c-interval-merging-lc-56-57"/>
+    <w:p>
+      <w:pPr>
+        <w:pStyle w:val="Heading3"/>
+      </w:pPr>
+      <w:r>
+        <w:t xml:space="preserve">(C) Interval Merging (LC 56 / 57)</w:t>
+      </w:r>
+    </w:p>
+    <w:p>
+      <w:pPr>
+        <w:pStyle w:val="FirstParagraph"/>
+      </w:pPr>
+      <w:r>
+        <w:t xml:space="preserve">Merge all</w:t>
+      </w:r>
+      <w:r>
+        <w:t xml:space="preserve"> </w:t>
+      </w:r>
+      <w:r>
+        <w:rPr>
+          <w:b/>
+          <w:bCs/>
+        </w:rPr>
+        <w:t xml:space="preserve">overlapping</w:t>
+      </w:r>
+      <w:r>
+        <w:t xml:space="preserve"> </w:t>
+      </w:r>
+      <w:r>
+        <w:t xml:space="preserve">intervals.</w:t>
+      </w:r>
+      <w:r>
+        <w:t xml:space="preserve"> </w:t>
+      </w:r>
+      <w:r>
+        <w:rPr>
+          <w:b/>
+          <w:bCs/>
+        </w:rPr>
+        <w:t xml:space="preserve">Sort by start</w:t>
+      </w:r>
+      <w:r>
+        <w:t xml:space="preserve">, sweep, and extend the</w:t>
+      </w:r>
+      <w:r>
+        <w:t xml:space="preserve"> </w:t>
+      </w:r>
+      <w:r>
+        <w:t xml:space="preserve">current interval when the next one starts at/before the current end.</w:t>
+      </w:r>
+    </w:p>
+    <w:p>
+      <w:pPr>
+        <w:pStyle w:val="SourceCode"/>
+      </w:pPr>
+      <w:r>
+        <w:rPr>
+          <w:rStyle w:val="VerbatimChar"/>
+        </w:rPr>
+        <w:t xml:space="preserve"># Merge Intervals                            Time O(n log n)</w:t>
+      </w:r>
+      <w:r>
+        <w:br/>
+      </w:r>
+      <w:r>
+        <w:rPr>
+          <w:rStyle w:val="VerbatimChar"/>
+        </w:rPr>
+        <w:t xml:space="preserve">sort by start</w:t>
+      </w:r>
+      <w:r>
+        <w:br/>
+      </w:r>
+      <w:r>
+        <w:rPr>
+          <w:rStyle w:val="VerbatimChar"/>
+        </w:rPr>
+        <w:t xml:space="preserve">result = [first]</w:t>
+      </w:r>
+      <w:r>
+        <w:br/>
+      </w:r>
+      <w:r>
+        <w:rPr>
+          <w:rStyle w:val="VerbatimChar"/>
+        </w:rPr>
+        <w:t xml:space="preserve">for next in rest:</w:t>
+      </w:r>
+      <w:r>
+        <w:br/>
+      </w:r>
+      <w:r>
+        <w:rPr>
+          <w:rStyle w:val="VerbatimChar"/>
+        </w:rPr>
+        <w:t xml:space="preserve">    if next.start &lt;= result.last.end:</w:t>
+      </w:r>
+      <w:r>
+        <w:br/>
+      </w:r>
+      <w:r>
+        <w:rPr>
+          <w:rStyle w:val="VerbatimChar"/>
+        </w:rPr>
+        <w:t xml:space="preserve">        result.last.end = max(result.last.end, next.end)   # overlap -&gt; extend</w:t>
+      </w:r>
+      <w:r>
+        <w:br/>
+      </w:r>
+      <w:r>
+        <w:rPr>
+          <w:rStyle w:val="VerbatimChar"/>
+        </w:rPr>
+        <w:t xml:space="preserve">    else:</w:t>
+      </w:r>
+      <w:r>
+        <w:br/>
+      </w:r>
+      <w:r>
+        <w:rPr>
+          <w:rStyle w:val="VerbatimChar"/>
+        </w:rPr>
+        <w:t xml:space="preserve">        result.append(next)</w:t>
+      </w:r>
+      <w:r>
+        <w:br/>
+      </w:r>
+      <w:r>
+        <w:rPr>
+          <w:rStyle w:val="VerbatimChar"/>
+        </w:rPr>
+        <w:t xml:space="preserve"># Insert Interval (LC 57): merge the new interval into an already-sorted list in O(n)</w:t>
+      </w:r>
+    </w:p>
+    <w:p>
+      <w:pPr>
+        <w:pStyle w:val="BlockText"/>
+      </w:pPr>
+      <w:r>
+        <w:rPr>
+          <w:b/>
+          <w:bCs/>
+        </w:rPr>
+        <w:t xml:space="preserve">Interview trap:</w:t>
+      </w:r>
+      <w:r>
+        <w:t xml:space="preserve"> </w:t>
+      </w:r>
+      <w:r>
+        <w:rPr>
+          <w:b/>
+          <w:bCs/>
+        </w:rPr>
+        <w:t xml:space="preserve">unweighted</w:t>
+      </w:r>
+      <w:r>
+        <w:t xml:space="preserve"> </w:t>
+      </w:r>
+      <w:r>
+        <w:t xml:space="preserve">interval scheduling is greedy (earliest</w:t>
+      </w:r>
+      <w:r>
+        <w:t xml:space="preserve"> </w:t>
+      </w:r>
+      <w:r>
+        <w:t xml:space="preserve">finish).</w:t>
+      </w:r>
+      <w:r>
+        <w:t xml:space="preserve"> </w:t>
+      </w:r>
+      <w:r>
+        <w:rPr>
+          <w:b/>
+          <w:bCs/>
+        </w:rPr>
+        <w:t xml:space="preserve">Weighted</w:t>
+      </w:r>
+      <w:r>
+        <w:t xml:space="preserve"> </w:t>
+      </w:r>
+      <w:r>
+        <w:t xml:space="preserve">interval scheduling (each interval has a profit, maximise</w:t>
+      </w:r>
+      <w:r>
+        <w:t xml:space="preserve"> </w:t>
+      </w:r>
+      <w:r>
+        <w:t xml:space="preserve">total profit) is</w:t>
+      </w:r>
+      <w:r>
+        <w:t xml:space="preserve"> </w:t>
+      </w:r>
+      <w:r>
+        <w:rPr>
+          <w:b/>
+          <w:bCs/>
+        </w:rPr>
+        <w:t xml:space="preserve">NOT greedy</w:t>
+      </w:r>
+      <w:r>
+        <w:t xml:space="preserve"> </w:t>
+      </w:r>
+      <w:r>
+        <w:t xml:space="preserve">— it needs</w:t>
       </w:r>
       <w:r>
         <w:t xml:space="preserve"> </w:t>
@@ -2758,17 +3230,32 @@
         <w:t xml:space="preserve">DP</w:t>
       </w:r>
       <w:r>
-        <w:t xml:space="preserve">, not greedy.</w:t>
-      </w:r>
-    </w:p>
-    <w:bookmarkEnd w:id="32"/>
-    <w:bookmarkStart w:id="33" w:name="problems"/>
+        <w:t xml:space="preserve"> </w:t>
+      </w:r>
+      <w:r>
+        <w:t xml:space="preserve">(sort by finish + binary</w:t>
+      </w:r>
+      <w:r>
+        <w:t xml:space="preserve"> </w:t>
+      </w:r>
+      <w:r>
+        <w:t xml:space="preserve">search for the last compatible interval). Same flavour as fractional-vs-0/1</w:t>
+      </w:r>
+      <w:r>
+        <w:t xml:space="preserve"> </w:t>
+      </w:r>
+      <w:r>
+        <w:t xml:space="preserve">knapsack.</w:t>
+      </w:r>
+    </w:p>
+    <w:bookmarkEnd w:id="33"/>
+    <w:bookmarkStart w:id="34" w:name="mcqs-2"/>
     <w:p>
       <w:pPr>
         <w:pStyle w:val="Heading3"/>
       </w:pPr>
       <w:r>
-        <w:t xml:space="preserve">Problems</w:t>
+        <w:t xml:space="preserve">MCQs</w:t>
       </w:r>
     </w:p>
     <w:p>
@@ -2780,6 +3267,91 @@
         </w:numPr>
       </w:pPr>
       <w:r>
+        <w:t xml:space="preserve">Max non-overlapping intervals — sort by? →</w:t>
+      </w:r>
+      <w:r>
+        <w:t xml:space="preserve"> </w:t>
+      </w:r>
+      <w:r>
+        <w:rPr>
+          <w:b/>
+          <w:bCs/>
+        </w:rPr>
+        <w:t xml:space="preserve">earliest finish time</w:t>
+      </w:r>
+      <w:r>
+        <w:t xml:space="preserve">.</w:t>
+      </w:r>
+    </w:p>
+    <w:p>
+      <w:pPr>
+        <w:pStyle w:val="Compact"/>
+        <w:numPr>
+          <w:ilvl w:val="0"/>
+          <w:numId w:val="1010"/>
+        </w:numPr>
+      </w:pPr>
+      <w:r>
+        <w:t xml:space="preserve">Min rooms equals? →</w:t>
+      </w:r>
+      <w:r>
+        <w:t xml:space="preserve"> </w:t>
+      </w:r>
+      <w:r>
+        <w:rPr>
+          <w:b/>
+          <w:bCs/>
+        </w:rPr>
+        <w:t xml:space="preserve">maximum overlap depth</w:t>
+      </w:r>
+      <w:r>
+        <w:t xml:space="preserve">.</w:t>
+      </w:r>
+    </w:p>
+    <w:p>
+      <w:pPr>
+        <w:pStyle w:val="Compact"/>
+        <w:numPr>
+          <w:ilvl w:val="0"/>
+          <w:numId w:val="1010"/>
+        </w:numPr>
+      </w:pPr>
+      <w:r>
+        <w:t xml:space="preserve">Weighted interval scheduling? →</w:t>
+      </w:r>
+      <w:r>
+        <w:t xml:space="preserve"> </w:t>
+      </w:r>
+      <w:r>
+        <w:rPr>
+          <w:b/>
+          <w:bCs/>
+        </w:rPr>
+        <w:t xml:space="preserve">DP</w:t>
+      </w:r>
+      <w:r>
+        <w:t xml:space="preserve">, not greedy.</w:t>
+      </w:r>
+    </w:p>
+    <w:bookmarkEnd w:id="34"/>
+    <w:bookmarkStart w:id="35" w:name="problems"/>
+    <w:p>
+      <w:pPr>
+        <w:pStyle w:val="Heading3"/>
+      </w:pPr>
+      <w:r>
+        <w:t xml:space="preserve">Problems</w:t>
+      </w:r>
+    </w:p>
+    <w:p>
+      <w:pPr>
+        <w:pStyle w:val="Compact"/>
+        <w:numPr>
+          <w:ilvl w:val="0"/>
+          <w:numId w:val="1011"/>
+        </w:numPr>
+      </w:pPr>
+      <w:r>
         <w:t xml:space="preserve">Non-overlapping Intervals (435); Meeting Rooms I/II (252/253); Merge Intervals</w:t>
       </w:r>
       <w:r>
@@ -2802,9 +3374,9 @@
         </w:pict>
       </w:r>
     </w:p>
-    <w:bookmarkEnd w:id="33"/>
-    <w:bookmarkEnd w:id="34"/>
-    <w:bookmarkStart w:id="43" w:name="huffman-coding-optimal-prefix-codes"/>
+    <w:bookmarkEnd w:id="35"/>
+    <w:bookmarkEnd w:id="36"/>
+    <w:bookmarkStart w:id="45" w:name="huffman-coding-optimal-prefix-codes"/>
     <w:p>
       <w:pPr>
         <w:pStyle w:val="Heading2"/>
@@ -2813,7 +3385,7 @@
         <w:t xml:space="preserve">11.3 Huffman Coding (optimal prefix codes)</w:t>
       </w:r>
     </w:p>
-    <w:bookmarkStart w:id="38" w:name="problem"/>
+    <w:bookmarkStart w:id="40" w:name="problem"/>
     <w:p>
       <w:pPr>
         <w:pStyle w:val="Heading3"/>
@@ -2883,18 +3455,18 @@
           <wp:inline>
             <wp:extent cx="5334000" cy="2842460"/>
             <wp:effectExtent b="0" l="0" r="0" t="0"/>
-            <wp:docPr descr="Huffman coding: repeatedly merge the two lowest-frequency nodes; frequent letters end up near the root with short codes." title="" id="36" name="Picture"/>
+            <wp:docPr descr="Huffman coding: repeatedly merge the two lowest-frequency nodes; frequent letters end up near the root with short codes." title="" id="38" name="Picture"/>
             <a:graphic>
               <a:graphicData uri="http://schemas.openxmlformats.org/drawingml/2006/picture">
                 <pic:pic>
                   <pic:nvPicPr>
-                    <pic:cNvPr descr="images/92_huffman.png" id="37" name="Picture"/>
+                    <pic:cNvPr descr="images/92_huffman.png" id="39" name="Picture"/>
                     <pic:cNvPicPr>
                       <a:picLocks noChangeArrowheads="1" noChangeAspect="1"/>
                     </pic:cNvPicPr>
                   </pic:nvPicPr>
                   <pic:blipFill>
-                    <a:blip r:embed="rId35"/>
+                    <a:blip r:embed="rId37"/>
                     <a:stretch>
                       <a:fillRect/>
                     </a:stretch>
@@ -2929,8 +3501,8 @@
         <w:t xml:space="preserve">Huffman coding: repeatedly merge the two lowest-frequency nodes; frequent letters end up near the root with short codes.</w:t>
       </w:r>
     </w:p>
-    <w:bookmarkEnd w:id="38"/>
-    <w:bookmarkStart w:id="39" w:name="the-greedy-choice-the-two-lemmas"/>
+    <w:bookmarkEnd w:id="40"/>
+    <w:bookmarkStart w:id="41" w:name="the-greedy-choice-the-two-lemmas"/>
     <w:p>
       <w:pPr>
         <w:pStyle w:val="Heading3"/>
@@ -3073,7 +3645,7 @@
         <w:pStyle w:val="Compact"/>
         <w:numPr>
           <w:ilvl w:val="0"/>
-          <w:numId w:val="1011"/>
+          <w:numId w:val="1012"/>
         </w:numPr>
       </w:pPr>
       <w:r>
@@ -3147,7 +3719,7 @@
         <w:pStyle w:val="Compact"/>
         <w:numPr>
           <w:ilvl w:val="0"/>
-          <w:numId w:val="1011"/>
+          <w:numId w:val="1012"/>
         </w:numPr>
       </w:pPr>
       <w:r>
@@ -3170,8 +3742,8 @@
         <w:t xml:space="preserve">instance yields an optimal tree for the original.</w:t>
       </w:r>
     </w:p>
-    <w:bookmarkEnd w:id="39"/>
-    <w:bookmarkStart w:id="40" w:name="X672b0412b0d229f7353ac4e2832fb0ead7f0cb7"/>
+    <w:bookmarkEnd w:id="41"/>
+    <w:bookmarkStart w:id="42" w:name="X672b0412b0d229f7353ac4e2832fb0ead7f0cb7"/>
     <w:p>
       <w:pPr>
         <w:pStyle w:val="Heading3"/>
@@ -3563,7 +4135,7 @@
         <w:pStyle w:val="Compact"/>
         <w:numPr>
           <w:ilvl w:val="0"/>
-          <w:numId w:val="1012"/>
+          <w:numId w:val="1013"/>
         </w:numPr>
       </w:pPr>
       <w:r>
@@ -3597,131 +4169,6 @@
       </w:r>
       <w:r>
         <w:t xml:space="preserve">.</w:t>
-      </w:r>
-    </w:p>
-    <w:p>
-      <w:pPr>
-        <w:pStyle w:val="Compact"/>
-        <w:numPr>
-          <w:ilvl w:val="0"/>
-          <w:numId w:val="1012"/>
-        </w:numPr>
-      </w:pPr>
-      <w:r>
-        <w:rPr>
-          <w:b/>
-          <w:bCs/>
-        </w:rPr>
-        <w:t xml:space="preserve">Fast trick (memorise for GATE):</w:t>
-      </w:r>
-      <w:r>
-        <w:t xml:space="preserve"> </w:t>
-      </w:r>
-      <w:r>
-        <w:t xml:space="preserve">total bits =</w:t>
-      </w:r>
-      <w:r>
-        <w:t xml:space="preserve"> </w:t>
-      </w:r>
-      <w:r>
-        <w:rPr>
-          <w:b/>
-          <w:bCs/>
-        </w:rPr>
-        <w:t xml:space="preserve">sum of all internal-node</w:t>
-      </w:r>
-      <w:r>
-        <w:rPr>
-          <w:b/>
-          <w:bCs/>
-        </w:rPr>
-        <w:t xml:space="preserve"> </w:t>
-      </w:r>
-      <w:r>
-        <w:rPr>
-          <w:b/>
-          <w:bCs/>
-        </w:rPr>
-        <w:t xml:space="preserve">frequencies created during merging</w:t>
-      </w:r>
-      <w:r>
-        <w:t xml:space="preserve"> </w:t>
-      </w:r>
-      <w:r>
-        <w:t xml:space="preserve">= 14+25+30+55+100 =</w:t>
-      </w:r>
-      <w:r>
-        <w:t xml:space="preserve"> </w:t>
-      </w:r>
-      <w:r>
-        <w:rPr>
-          <w:b/>
-          <w:bCs/>
-        </w:rPr>
-        <w:t xml:space="preserve">224</w:t>
-      </w:r>
-      <w:r>
-        <w:t xml:space="preserve">. ✓ (same</w:t>
-      </w:r>
-      <w:r>
-        <w:t xml:space="preserve"> </w:t>
-      </w:r>
-      <w:r>
-        <w:t xml:space="preserve">answer, no per-symbol arithmetic!)</w:t>
-      </w:r>
-    </w:p>
-    <w:p>
-      <w:pPr>
-        <w:pStyle w:val="Compact"/>
-        <w:numPr>
-          <w:ilvl w:val="0"/>
-          <w:numId w:val="1012"/>
-        </w:numPr>
-      </w:pPr>
-      <w:r>
-        <w:rPr>
-          <w:b/>
-          <w:bCs/>
-        </w:rPr>
-        <w:t xml:space="preserve">Average code length</w:t>
-      </w:r>
-      <w:r>
-        <w:t xml:space="preserve"> </w:t>
-      </w:r>
-      <w:r>
-        <w:t xml:space="preserve">= 224 / 100 =</w:t>
-      </w:r>
-      <w:r>
-        <w:t xml:space="preserve"> </w:t>
-      </w:r>
-      <w:r>
-        <w:rPr>
-          <w:b/>
-          <w:bCs/>
-        </w:rPr>
-        <w:t xml:space="preserve">2.24 bits/symbol</w:t>
-      </w:r>
-      <w:r>
-        <w:t xml:space="preserve"> </w:t>
-      </w:r>
-      <w:r>
-        <w:t xml:space="preserve">(vs a fixed 3-bit</w:t>
-      </w:r>
-      <w:r>
-        <w:t xml:space="preserve"> </w:t>
-      </w:r>
-      <w:r>
-        <w:t xml:space="preserve">code for 6 symbols → 300 bits; Huffman saves 25%).</w:t>
-      </w:r>
-    </w:p>
-    <w:bookmarkEnd w:id="40"/>
-    <w:bookmarkStart w:id="41" w:name="key-huffman-facts-exam"/>
-    <w:p>
-      <w:pPr>
-        <w:pStyle w:val="Heading3"/>
-      </w:pPr>
-      <w:r>
-        <w:t xml:space="preserve">Key Huffman facts (exam)</w:t>
       </w:r>
     </w:p>
     <w:p>
@@ -3734,41 +4181,65 @@
       </w:pPr>
       <w:r>
         <w:rPr>
-          <w:rStyle w:val="VerbatimChar"/>
-        </w:rPr>
-        <w:t xml:space="preserve">n</w:t>
-      </w:r>
-      <w:r>
-        <w:t xml:space="preserve"> </w:t>
-      </w:r>
-      <w:r>
-        <w:t xml:space="preserve">symbols →</w:t>
-      </w:r>
-      <w:r>
-        <w:t xml:space="preserve"> </w:t>
-      </w:r>
-      <w:r>
-        <w:rPr>
-          <w:b/>
-          <w:bCs/>
-        </w:rPr>
-        <w:t xml:space="preserve">n−1 merges</w:t>
-      </w:r>
-      <w:r>
-        <w:t xml:space="preserve">,</w:t>
-      </w:r>
-      <w:r>
-        <w:t xml:space="preserve"> </w:t>
-      </w:r>
-      <w:r>
-        <w:rPr>
-          <w:b/>
-          <w:bCs/>
-        </w:rPr>
-        <w:t xml:space="preserve">2n−1 total nodes</w:t>
-      </w:r>
-      <w:r>
-        <w:t xml:space="preserve">.</w:t>
+          <w:b/>
+          <w:bCs/>
+        </w:rPr>
+        <w:t xml:space="preserve">Fast trick (memorise for GATE):</w:t>
+      </w:r>
+      <w:r>
+        <w:t xml:space="preserve"> </w:t>
+      </w:r>
+      <w:r>
+        <w:t xml:space="preserve">total bits =</w:t>
+      </w:r>
+      <w:r>
+        <w:t xml:space="preserve"> </w:t>
+      </w:r>
+      <w:r>
+        <w:rPr>
+          <w:b/>
+          <w:bCs/>
+        </w:rPr>
+        <w:t xml:space="preserve">sum of all internal-node</w:t>
+      </w:r>
+      <w:r>
+        <w:rPr>
+          <w:b/>
+          <w:bCs/>
+        </w:rPr>
+        <w:t xml:space="preserve"> </w:t>
+      </w:r>
+      <w:r>
+        <w:rPr>
+          <w:b/>
+          <w:bCs/>
+        </w:rPr>
+        <w:t xml:space="preserve">frequencies created during merging</w:t>
+      </w:r>
+      <w:r>
+        <w:t xml:space="preserve"> </w:t>
+      </w:r>
+      <w:r>
+        <w:t xml:space="preserve">= 14+25+30+55+100 =</w:t>
+      </w:r>
+      <w:r>
+        <w:t xml:space="preserve"> </w:t>
+      </w:r>
+      <w:r>
+        <w:rPr>
+          <w:b/>
+          <w:bCs/>
+        </w:rPr>
+        <w:t xml:space="preserve">224</w:t>
+      </w:r>
+      <w:r>
+        <w:t xml:space="preserve">. ✓ (same</w:t>
+      </w:r>
+      <w:r>
+        <w:t xml:space="preserve"> </w:t>
+      </w:r>
+      <w:r>
+        <w:t xml:space="preserve">answer, no per-symbol arithmetic!)</w:t>
       </w:r>
     </w:p>
     <w:p>
@@ -3780,85 +4251,49 @@
         </w:numPr>
       </w:pPr>
       <w:r>
-        <w:t xml:space="preserve">The code is</w:t>
-      </w:r>
-      <w:r>
-        <w:t xml:space="preserve"> </w:t>
-      </w:r>
-      <w:r>
-        <w:rPr>
-          <w:b/>
-          <w:bCs/>
-        </w:rPr>
-        <w:t xml:space="preserve">not unique</w:t>
-      </w:r>
-      <w:r>
-        <w:t xml:space="preserve"> </w:t>
-      </w:r>
-      <w:r>
-        <w:t xml:space="preserve">(depends on tie-breaking), but the</w:t>
-      </w:r>
-      <w:r>
-        <w:t xml:space="preserve"> </w:t>
-      </w:r>
-      <w:r>
-        <w:rPr>
-          <w:b/>
-          <w:bCs/>
-        </w:rPr>
-        <w:t xml:space="preserve">total bits /</w:t>
-      </w:r>
-      <w:r>
-        <w:rPr>
-          <w:b/>
-          <w:bCs/>
-        </w:rPr>
-        <w:t xml:space="preserve"> </w:t>
-      </w:r>
-      <w:r>
-        <w:rPr>
-          <w:b/>
-          <w:bCs/>
-        </w:rPr>
-        <w:t xml:space="preserve">average length are unique</w:t>
-      </w:r>
-      <w:r>
-        <w:t xml:space="preserve">.</w:t>
-      </w:r>
-    </w:p>
-    <w:p>
-      <w:pPr>
-        <w:pStyle w:val="Compact"/>
-        <w:numPr>
-          <w:ilvl w:val="0"/>
-          <w:numId w:val="1013"/>
-        </w:numPr>
-      </w:pPr>
-      <w:r>
-        <w:t xml:space="preserve">It produces an</w:t>
-      </w:r>
-      <w:r>
-        <w:t xml:space="preserve"> </w:t>
-      </w:r>
-      <w:r>
-        <w:rPr>
-          <w:b/>
-          <w:bCs/>
-        </w:rPr>
-        <w:t xml:space="preserve">optimal prefix (prefix-free) code</w:t>
-      </w:r>
-      <w:r>
-        <w:t xml:space="preserve">.</w:t>
-      </w:r>
-    </w:p>
-    <w:bookmarkEnd w:id="41"/>
-    <w:bookmarkStart w:id="42" w:name="mcqs-3"/>
+        <w:rPr>
+          <w:b/>
+          <w:bCs/>
+        </w:rPr>
+        <w:t xml:space="preserve">Average code length</w:t>
+      </w:r>
+      <w:r>
+        <w:t xml:space="preserve"> </w:t>
+      </w:r>
+      <w:r>
+        <w:t xml:space="preserve">= 224 / 100 =</w:t>
+      </w:r>
+      <w:r>
+        <w:t xml:space="preserve"> </w:t>
+      </w:r>
+      <w:r>
+        <w:rPr>
+          <w:b/>
+          <w:bCs/>
+        </w:rPr>
+        <w:t xml:space="preserve">2.24 bits/symbol</w:t>
+      </w:r>
+      <w:r>
+        <w:t xml:space="preserve"> </w:t>
+      </w:r>
+      <w:r>
+        <w:t xml:space="preserve">(vs a fixed 3-bit</w:t>
+      </w:r>
+      <w:r>
+        <w:t xml:space="preserve"> </w:t>
+      </w:r>
+      <w:r>
+        <w:t xml:space="preserve">code for 6 symbols → 300 bits; Huffman saves 25%).</w:t>
+      </w:r>
+    </w:p>
+    <w:bookmarkEnd w:id="42"/>
+    <w:bookmarkStart w:id="43" w:name="key-huffman-facts-exam"/>
     <w:p>
       <w:pPr>
         <w:pStyle w:val="Heading3"/>
       </w:pPr>
       <w:r>
-        <w:t xml:space="preserve">MCQs</w:t>
+        <w:t xml:space="preserve">Key Huffman facts (exam)</w:t>
       </w:r>
     </w:p>
     <w:p>
@@ -3870,17 +4305,39 @@
         </w:numPr>
       </w:pPr>
       <w:r>
-        <w:t xml:space="preserve">Huffman merges which two nodes each step? → the</w:t>
-      </w:r>
-      <w:r>
-        <w:t xml:space="preserve"> </w:t>
-      </w:r>
-      <w:r>
-        <w:rPr>
-          <w:b/>
-          <w:bCs/>
-        </w:rPr>
-        <w:t xml:space="preserve">two smallest frequencies</w:t>
+        <w:rPr>
+          <w:rStyle w:val="VerbatimChar"/>
+        </w:rPr>
+        <w:t xml:space="preserve">n</w:t>
+      </w:r>
+      <w:r>
+        <w:t xml:space="preserve"> </w:t>
+      </w:r>
+      <w:r>
+        <w:t xml:space="preserve">symbols →</w:t>
+      </w:r>
+      <w:r>
+        <w:t xml:space="preserve"> </w:t>
+      </w:r>
+      <w:r>
+        <w:rPr>
+          <w:b/>
+          <w:bCs/>
+        </w:rPr>
+        <w:t xml:space="preserve">n−1 merges</w:t>
+      </w:r>
+      <w:r>
+        <w:t xml:space="preserve">,</w:t>
+      </w:r>
+      <w:r>
+        <w:t xml:space="preserve"> </w:t>
+      </w:r>
+      <w:r>
+        <w:rPr>
+          <w:b/>
+          <w:bCs/>
+        </w:rPr>
+        <w:t xml:space="preserve">2n−1 total nodes</w:t>
       </w:r>
       <w:r>
         <w:t xml:space="preserve">.</w:t>
@@ -3895,17 +4352,47 @@
         </w:numPr>
       </w:pPr>
       <w:r>
-        <w:t xml:space="preserve">Total-bits shortcut? →</w:t>
-      </w:r>
-      <w:r>
-        <w:t xml:space="preserve"> </w:t>
-      </w:r>
-      <w:r>
-        <w:rPr>
-          <w:b/>
-          <w:bCs/>
-        </w:rPr>
-        <w:t xml:space="preserve">sum of all internal-node frequencies</w:t>
+        <w:t xml:space="preserve">The code is</w:t>
+      </w:r>
+      <w:r>
+        <w:t xml:space="preserve"> </w:t>
+      </w:r>
+      <w:r>
+        <w:rPr>
+          <w:b/>
+          <w:bCs/>
+        </w:rPr>
+        <w:t xml:space="preserve">not unique</w:t>
+      </w:r>
+      <w:r>
+        <w:t xml:space="preserve"> </w:t>
+      </w:r>
+      <w:r>
+        <w:t xml:space="preserve">(depends on tie-breaking), but the</w:t>
+      </w:r>
+      <w:r>
+        <w:t xml:space="preserve"> </w:t>
+      </w:r>
+      <w:r>
+        <w:rPr>
+          <w:b/>
+          <w:bCs/>
+        </w:rPr>
+        <w:t xml:space="preserve">total bits /</w:t>
+      </w:r>
+      <w:r>
+        <w:rPr>
+          <w:b/>
+          <w:bCs/>
+        </w:rPr>
+        <w:t xml:space="preserve"> </w:t>
+      </w:r>
+      <w:r>
+        <w:rPr>
+          <w:b/>
+          <w:bCs/>
+        </w:rPr>
+        <w:t xml:space="preserve">average length are unique</w:t>
       </w:r>
       <w:r>
         <w:t xml:space="preserve">.</w:t>
@@ -3920,6 +4407,91 @@
         </w:numPr>
       </w:pPr>
       <w:r>
+        <w:t xml:space="preserve">It produces an</w:t>
+      </w:r>
+      <w:r>
+        <w:t xml:space="preserve"> </w:t>
+      </w:r>
+      <w:r>
+        <w:rPr>
+          <w:b/>
+          <w:bCs/>
+        </w:rPr>
+        <w:t xml:space="preserve">optimal prefix (prefix-free) code</w:t>
+      </w:r>
+      <w:r>
+        <w:t xml:space="preserve">.</w:t>
+      </w:r>
+    </w:p>
+    <w:bookmarkEnd w:id="43"/>
+    <w:bookmarkStart w:id="44" w:name="mcqs-3"/>
+    <w:p>
+      <w:pPr>
+        <w:pStyle w:val="Heading3"/>
+      </w:pPr>
+      <w:r>
+        <w:t xml:space="preserve">MCQs</w:t>
+      </w:r>
+    </w:p>
+    <w:p>
+      <w:pPr>
+        <w:pStyle w:val="Compact"/>
+        <w:numPr>
+          <w:ilvl w:val="0"/>
+          <w:numId w:val="1015"/>
+        </w:numPr>
+      </w:pPr>
+      <w:r>
+        <w:t xml:space="preserve">Huffman merges which two nodes each step? → the</w:t>
+      </w:r>
+      <w:r>
+        <w:t xml:space="preserve"> </w:t>
+      </w:r>
+      <w:r>
+        <w:rPr>
+          <w:b/>
+          <w:bCs/>
+        </w:rPr>
+        <w:t xml:space="preserve">two smallest frequencies</w:t>
+      </w:r>
+      <w:r>
+        <w:t xml:space="preserve">.</w:t>
+      </w:r>
+    </w:p>
+    <w:p>
+      <w:pPr>
+        <w:pStyle w:val="Compact"/>
+        <w:numPr>
+          <w:ilvl w:val="0"/>
+          <w:numId w:val="1015"/>
+        </w:numPr>
+      </w:pPr>
+      <w:r>
+        <w:t xml:space="preserve">Total-bits shortcut? →</w:t>
+      </w:r>
+      <w:r>
+        <w:t xml:space="preserve"> </w:t>
+      </w:r>
+      <w:r>
+        <w:rPr>
+          <w:b/>
+          <w:bCs/>
+        </w:rPr>
+        <w:t xml:space="preserve">sum of all internal-node frequencies</w:t>
+      </w:r>
+      <w:r>
+        <w:t xml:space="preserve">.</w:t>
+      </w:r>
+    </w:p>
+    <w:p>
+      <w:pPr>
+        <w:pStyle w:val="Compact"/>
+        <w:numPr>
+          <w:ilvl w:val="0"/>
+          <w:numId w:val="1015"/>
+        </w:numPr>
+      </w:pPr>
+      <w:r>
         <w:t xml:space="preserve">n symbols → how many nodes/merges? →</w:t>
       </w:r>
       <w:r>
@@ -3943,9 +4515,9 @@
         </w:pict>
       </w:r>
     </w:p>
-    <w:bookmarkEnd w:id="42"/>
-    <w:bookmarkEnd w:id="43"/>
-    <w:bookmarkStart w:id="50" w:name="fractional-vs-01-knapsack-the-trap"/>
+    <w:bookmarkEnd w:id="44"/>
+    <w:bookmarkEnd w:id="45"/>
+    <w:bookmarkStart w:id="52" w:name="fractional-vs-01-knapsack-the-trap"/>
     <w:p>
       <w:pPr>
         <w:pStyle w:val="Heading2"/>
@@ -3954,7 +4526,7 @@
         <w:t xml:space="preserve">11.4 Fractional vs 0/1 Knapsack (the trap)</w:t>
       </w:r>
     </w:p>
-    <w:bookmarkStart w:id="47" w:name="fractional-knapsack-greedy-is-optimal"/>
+    <w:bookmarkStart w:id="49" w:name="fractional-knapsack-greedy-is-optimal"/>
     <w:p>
       <w:pPr>
         <w:pStyle w:val="Heading3"/>
@@ -4038,18 +4610,18 @@
           <wp:inline>
             <wp:extent cx="5334000" cy="2560779"/>
             <wp:effectExtent b="0" l="0" r="0" t="0"/>
-            <wp:docPr descr="Fractional knapsack: sort by value/weight ratio and fill greedily, taking a fraction of the last item." title="" id="45" name="Picture"/>
+            <wp:docPr descr="Fractional knapsack: sort by value/weight ratio and fill greedily, taking a fraction of the last item." title="" id="47" name="Picture"/>
             <a:graphic>
               <a:graphicData uri="http://schemas.openxmlformats.org/drawingml/2006/picture">
                 <pic:pic>
                   <pic:nvPicPr>
-                    <pic:cNvPr descr="images/93_fractional_knapsack.png" id="46" name="Picture"/>
+                    <pic:cNvPr descr="images/93_fractional_knapsack.png" id="48" name="Picture"/>
                     <pic:cNvPicPr>
                       <a:picLocks noChangeArrowheads="1" noChangeAspect="1"/>
                     </pic:cNvPicPr>
                   </pic:nvPicPr>
                   <pic:blipFill>
-                    <a:blip r:embed="rId44"/>
+                    <a:blip r:embed="rId46"/>
                     <a:stretch>
                       <a:fillRect/>
                     </a:stretch>
@@ -4119,85 +4691,11 @@
         <w:pStyle w:val="Compact"/>
         <w:numPr>
           <w:ilvl w:val="0"/>
-          <w:numId w:val="1015"/>
+          <w:numId w:val="1016"/>
         </w:numPr>
       </w:pPr>
       <w:r>
         <w:t xml:space="preserve">Take A (10kg, +$60) → used 10, value 60.</w:t>
-      </w:r>
-    </w:p>
-    <w:p>
-      <w:pPr>
-        <w:pStyle w:val="Compact"/>
-        <w:numPr>
-          <w:ilvl w:val="0"/>
-          <w:numId w:val="1015"/>
-        </w:numPr>
-      </w:pPr>
-      <w:r>
-        <w:t xml:space="preserve">Take B (20kg, +$100) → used 30, value 160.</w:t>
-      </w:r>
-    </w:p>
-    <w:p>
-      <w:pPr>
-        <w:pStyle w:val="Compact"/>
-        <w:numPr>
-          <w:ilvl w:val="0"/>
-          <w:numId w:val="1015"/>
-        </w:numPr>
-      </w:pPr>
-      <w:r>
-        <w:t xml:space="preserve">Room left = 20kg of C: take 20/30 of C → +$80 →</w:t>
-      </w:r>
-      <w:r>
-        <w:t xml:space="preserve"> </w:t>
-      </w:r>
-      <w:r>
-        <w:rPr>
-          <w:b/>
-          <w:bCs/>
-        </w:rPr>
-        <w:t xml:space="preserve">total value = $240</w:t>
-      </w:r>
-      <w:r>
-        <w:t xml:space="preserve">. ✅</w:t>
-      </w:r>
-      <w:r>
-        <w:t xml:space="preserve"> </w:t>
-      </w:r>
-      <w:r>
-        <w:t xml:space="preserve">(greedy optimal for fractional).</w:t>
-      </w:r>
-    </w:p>
-    <w:bookmarkEnd w:id="47"/>
-    <w:bookmarkStart w:id="48" w:name="knapsack-greedy-fails-use-dp"/>
-    <w:p>
-      <w:pPr>
-        <w:pStyle w:val="Heading3"/>
-      </w:pPr>
-      <w:r>
-        <w:t xml:space="preserve">0/1 knapsack — greedy FAILS, use DP</w:t>
-      </w:r>
-    </w:p>
-    <w:p>
-      <w:pPr>
-        <w:pStyle w:val="FirstParagraph"/>
-      </w:pPr>
-      <w:r>
-        <w:t xml:space="preserve">Same items, but items are</w:t>
-      </w:r>
-      <w:r>
-        <w:t xml:space="preserve"> </w:t>
-      </w:r>
-      <w:r>
-        <w:rPr>
-          <w:b/>
-          <w:bCs/>
-        </w:rPr>
-        <w:t xml:space="preserve">indivisible</w:t>
-      </w:r>
-      <w:r>
-        <w:t xml:space="preserve">:</w:t>
       </w:r>
     </w:p>
     <w:p>
@@ -4209,30 +4707,7 @@
         </w:numPr>
       </w:pPr>
       <w:r>
-        <w:rPr>
-          <w:b/>
-          <w:bCs/>
-        </w:rPr>
-        <w:t xml:space="preserve">Greedy by ratio</w:t>
-      </w:r>
-      <w:r>
-        <w:t xml:space="preserve"> </w:t>
-      </w:r>
-      <w:r>
-        <w:t xml:space="preserve">takes A+B (30kg, $160), can’t fit C (30kg &gt; 20 left) →</w:t>
-      </w:r>
-      <w:r>
-        <w:t xml:space="preserve"> </w:t>
-      </w:r>
-      <w:r>
-        <w:rPr>
-          <w:b/>
-          <w:bCs/>
-        </w:rPr>
-        <w:t xml:space="preserve">$160</w:t>
-      </w:r>
-      <w:r>
-        <w:t xml:space="preserve">.</w:t>
+        <w:t xml:space="preserve">Take B (20kg, +$100) → used 30, value 160.</w:t>
       </w:r>
     </w:p>
     <w:p>
@@ -4244,152 +4719,57 @@
         </w:numPr>
       </w:pPr>
       <w:r>
-        <w:rPr>
-          <w:b/>
-          <w:bCs/>
-        </w:rPr>
-        <w:t xml:space="preserve">Optimal (DP)</w:t>
-      </w:r>
-      <w:r>
-        <w:t xml:space="preserve"> </w:t>
-      </w:r>
-      <w:r>
-        <w:t xml:space="preserve">takes B+C (50kg exactly, $220) →</w:t>
-      </w:r>
-      <w:r>
-        <w:t xml:space="preserve"> </w:t>
-      </w:r>
-      <w:r>
-        <w:rPr>
-          <w:b/>
-          <w:bCs/>
-        </w:rPr>
-        <w:t xml:space="preserve">$220 &gt; $160</w:t>
-      </w:r>
-      <w:r>
-        <w:t xml:space="preserve">. Greedy is</w:t>
-      </w:r>
-      <w:r>
-        <w:t xml:space="preserve"> </w:t>
-      </w:r>
-      <w:r>
-        <w:rPr>
-          <w:b/>
-          <w:bCs/>
-        </w:rPr>
-        <w:t xml:space="preserve">wrong</w:t>
-      </w:r>
-      <w:r>
-        <w:t xml:space="preserve"> </w:t>
-      </w:r>
-      <w:r>
-        <w:t xml:space="preserve">by $60.</w:t>
-      </w:r>
-    </w:p>
-    <w:p>
-      <w:pPr>
-        <w:pStyle w:val="BlockText"/>
-      </w:pPr>
-      <w:r>
-        <w:rPr>
-          <w:b/>
-          <w:bCs/>
-        </w:rPr>
-        <w:t xml:space="preserve">This exact contrast is a favourite interview/exam trap.</w:t>
-      </w:r>
-      <w:r>
-        <w:t xml:space="preserve"> </w:t>
-      </w:r>
-      <w:r>
-        <w:t xml:space="preserve">Splittable → greedy</w:t>
-      </w:r>
-      <w:r>
-        <w:t xml:space="preserve"> </w:t>
-      </w:r>
-      <w:r>
-        <w:t xml:space="preserve">by ratio. Indivisible →</w:t>
-      </w:r>
-      <w:r>
-        <w:t xml:space="preserve"> </w:t>
-      </w:r>
-      <w:r>
-        <w:rPr>
-          <w:b/>
-          <w:bCs/>
-        </w:rPr>
-        <w:t xml:space="preserve">DP</w:t>
-      </w:r>
-      <w:r>
-        <w:t xml:space="preserve"> </w:t>
-      </w:r>
-      <w:r>
-        <w:t xml:space="preserve">(Module 14).</w:t>
-      </w:r>
-    </w:p>
-    <w:p>
-      <w:pPr>
-        <w:pStyle w:val="BlockText"/>
-      </w:pPr>
-      <w:r>
-        <w:rPr>
-          <w:b/>
-          <w:bCs/>
-        </w:rPr>
-        <w:t xml:space="preserve">Memory hook:</w:t>
-      </w:r>
-      <w:r>
-        <w:t xml:space="preserve"> </w:t>
-      </w:r>
-      <w:r>
-        <w:t xml:space="preserve">a thief stealing</w:t>
-      </w:r>
-      <w:r>
-        <w:t xml:space="preserve"> </w:t>
-      </w:r>
-      <w:r>
-        <w:rPr>
-          <w:b/>
-          <w:bCs/>
-        </w:rPr>
-        <w:t xml:space="preserve">gold dust</w:t>
-      </w:r>
-      <w:r>
-        <w:t xml:space="preserve"> </w:t>
-      </w:r>
-      <w:r>
-        <w:t xml:space="preserve">(pourable) grabs densest value</w:t>
-      </w:r>
-      <w:r>
-        <w:t xml:space="preserve"> </w:t>
-      </w:r>
-      <w:r>
-        <w:t xml:space="preserve">first; a thief stealing</w:t>
-      </w:r>
-      <w:r>
-        <w:t xml:space="preserve"> </w:t>
-      </w:r>
-      <w:r>
-        <w:rPr>
-          <w:b/>
-          <w:bCs/>
-        </w:rPr>
-        <w:t xml:space="preserve">whole statues</w:t>
-      </w:r>
-      <w:r>
-        <w:t xml:space="preserve"> </w:t>
-      </w:r>
-      <w:r>
-        <w:t xml:space="preserve">(0/1) can’t — that needs DP.</w:t>
-      </w:r>
-    </w:p>
-    <w:bookmarkEnd w:id="48"/>
-    <w:bookmarkStart w:id="49" w:name="mcqs-4"/>
+        <w:t xml:space="preserve">Room left = 20kg of C: take 20/30 of C → +$80 →</w:t>
+      </w:r>
+      <w:r>
+        <w:t xml:space="preserve"> </w:t>
+      </w:r>
+      <w:r>
+        <w:rPr>
+          <w:b/>
+          <w:bCs/>
+        </w:rPr>
+        <w:t xml:space="preserve">total value = $240</w:t>
+      </w:r>
+      <w:r>
+        <w:t xml:space="preserve">. ✅</w:t>
+      </w:r>
+      <w:r>
+        <w:t xml:space="preserve"> </w:t>
+      </w:r>
+      <w:r>
+        <w:t xml:space="preserve">(greedy optimal for fractional).</w:t>
+      </w:r>
+    </w:p>
+    <w:bookmarkEnd w:id="49"/>
+    <w:bookmarkStart w:id="50" w:name="knapsack-greedy-fails-use-dp"/>
     <w:p>
       <w:pPr>
         <w:pStyle w:val="Heading3"/>
       </w:pPr>
       <w:r>
-        <w:t xml:space="preserve">MCQs</w:t>
+        <w:t xml:space="preserve">0/1 knapsack — greedy FAILS, use DP</w:t>
+      </w:r>
+    </w:p>
+    <w:p>
+      <w:pPr>
+        <w:pStyle w:val="FirstParagraph"/>
+      </w:pPr>
+      <w:r>
+        <w:t xml:space="preserve">Same items, but items are</w:t>
+      </w:r>
+      <w:r>
+        <w:t xml:space="preserve"> </w:t>
+      </w:r>
+      <w:r>
+        <w:rPr>
+          <w:b/>
+          <w:bCs/>
+        </w:rPr>
+        <w:t xml:space="preserve">indivisible</w:t>
+      </w:r>
+      <w:r>
+        <w:t xml:space="preserve">:</w:t>
       </w:r>
     </w:p>
     <w:p>
@@ -4401,17 +4781,27 @@
         </w:numPr>
       </w:pPr>
       <w:r>
-        <w:t xml:space="preserve">Fractional knapsack sort key &amp; complexity? →</w:t>
-      </w:r>
-      <w:r>
-        <w:t xml:space="preserve"> </w:t>
-      </w:r>
-      <w:r>
-        <w:rPr>
-          <w:b/>
-          <w:bCs/>
-        </w:rPr>
-        <w:t xml:space="preserve">value/weight ratio, O(n log n)</w:t>
+        <w:rPr>
+          <w:b/>
+          <w:bCs/>
+        </w:rPr>
+        <w:t xml:space="preserve">Greedy by ratio</w:t>
+      </w:r>
+      <w:r>
+        <w:t xml:space="preserve"> </w:t>
+      </w:r>
+      <w:r>
+        <w:t xml:space="preserve">takes A+B (30kg, $160), can’t fit C (30kg &gt; 20 left) →</w:t>
+      </w:r>
+      <w:r>
+        <w:t xml:space="preserve"> </w:t>
+      </w:r>
+      <w:r>
+        <w:rPr>
+          <w:b/>
+          <w:bCs/>
+        </w:rPr>
+        <w:t xml:space="preserve">$160</w:t>
       </w:r>
       <w:r>
         <w:t xml:space="preserve">.</w:t>
@@ -4426,23 +4816,70 @@
         </w:numPr>
       </w:pPr>
       <w:r>
-        <w:t xml:space="preserve">0/1 knapsack greedy result vs optimal (above)? →</w:t>
-      </w:r>
-      <w:r>
-        <w:t xml:space="preserve"> </w:t>
-      </w:r>
-      <w:r>
-        <w:rPr>
-          <w:b/>
-          <w:bCs/>
-        </w:rPr>
-        <w:t xml:space="preserve">$160 vs $220</w:t>
-      </w:r>
-      <w:r>
-        <w:t xml:space="preserve"> </w:t>
-      </w:r>
-      <w:r>
-        <w:t xml:space="preserve">→ use</w:t>
+        <w:rPr>
+          <w:b/>
+          <w:bCs/>
+        </w:rPr>
+        <w:t xml:space="preserve">Optimal (DP)</w:t>
+      </w:r>
+      <w:r>
+        <w:t xml:space="preserve"> </w:t>
+      </w:r>
+      <w:r>
+        <w:t xml:space="preserve">takes B+C (50kg exactly, $220) →</w:t>
+      </w:r>
+      <w:r>
+        <w:t xml:space="preserve"> </w:t>
+      </w:r>
+      <w:r>
+        <w:rPr>
+          <w:b/>
+          <w:bCs/>
+        </w:rPr>
+        <w:t xml:space="preserve">$220 &gt; $160</w:t>
+      </w:r>
+      <w:r>
+        <w:t xml:space="preserve">. Greedy is</w:t>
+      </w:r>
+      <w:r>
+        <w:t xml:space="preserve"> </w:t>
+      </w:r>
+      <w:r>
+        <w:rPr>
+          <w:b/>
+          <w:bCs/>
+        </w:rPr>
+        <w:t xml:space="preserve">wrong</w:t>
+      </w:r>
+      <w:r>
+        <w:t xml:space="preserve"> </w:t>
+      </w:r>
+      <w:r>
+        <w:t xml:space="preserve">by $60.</w:t>
+      </w:r>
+    </w:p>
+    <w:p>
+      <w:pPr>
+        <w:pStyle w:val="BlockText"/>
+      </w:pPr>
+      <w:r>
+        <w:rPr>
+          <w:b/>
+          <w:bCs/>
+        </w:rPr>
+        <w:t xml:space="preserve">This exact contrast is a favourite interview/exam trap.</w:t>
+      </w:r>
+      <w:r>
+        <w:t xml:space="preserve"> </w:t>
+      </w:r>
+      <w:r>
+        <w:t xml:space="preserve">Splittable → greedy</w:t>
+      </w:r>
+      <w:r>
+        <w:t xml:space="preserve"> </w:t>
+      </w:r>
+      <w:r>
+        <w:t xml:space="preserve">by ratio. Indivisible →</w:t>
       </w:r>
       <w:r>
         <w:t xml:space="preserve"> </w:t>
@@ -4455,162 +4892,76 @@
         <w:t xml:space="preserve">DP</w:t>
       </w:r>
       <w:r>
-        <w:t xml:space="preserve">.</w:t>
-      </w:r>
-    </w:p>
-    <w:p>
-      <w:r>
-        <w:pict>
-          <v:rect style="width:0;height:1.5pt" o:hralign="center" o:hrstd="t" o:hr="t"/>
-        </w:pict>
-      </w:r>
-    </w:p>
-    <w:bookmarkEnd w:id="49"/>
+        <w:t xml:space="preserve"> </w:t>
+      </w:r>
+      <w:r>
+        <w:t xml:space="preserve">(Module 14).</w:t>
+      </w:r>
+    </w:p>
+    <w:p>
+      <w:pPr>
+        <w:pStyle w:val="BlockText"/>
+      </w:pPr>
+      <w:r>
+        <w:rPr>
+          <w:b/>
+          <w:bCs/>
+        </w:rPr>
+        <w:t xml:space="preserve">Memory hook:</w:t>
+      </w:r>
+      <w:r>
+        <w:t xml:space="preserve"> </w:t>
+      </w:r>
+      <w:r>
+        <w:t xml:space="preserve">a thief stealing</w:t>
+      </w:r>
+      <w:r>
+        <w:t xml:space="preserve"> </w:t>
+      </w:r>
+      <w:r>
+        <w:rPr>
+          <w:b/>
+          <w:bCs/>
+        </w:rPr>
+        <w:t xml:space="preserve">gold dust</w:t>
+      </w:r>
+      <w:r>
+        <w:t xml:space="preserve"> </w:t>
+      </w:r>
+      <w:r>
+        <w:t xml:space="preserve">(pourable) grabs densest value</w:t>
+      </w:r>
+      <w:r>
+        <w:t xml:space="preserve"> </w:t>
+      </w:r>
+      <w:r>
+        <w:t xml:space="preserve">first; a thief stealing</w:t>
+      </w:r>
+      <w:r>
+        <w:t xml:space="preserve"> </w:t>
+      </w:r>
+      <w:r>
+        <w:rPr>
+          <w:b/>
+          <w:bCs/>
+        </w:rPr>
+        <w:t xml:space="preserve">whole statues</w:t>
+      </w:r>
+      <w:r>
+        <w:t xml:space="preserve"> </w:t>
+      </w:r>
+      <w:r>
+        <w:t xml:space="preserve">(0/1) can’t — that needs DP.</w:t>
+      </w:r>
+    </w:p>
     <w:bookmarkEnd w:id="50"/>
-    <w:bookmarkStart w:id="57" w:name="Xfd618ee25378daf4d99d605ff052a912192a812"/>
-    <w:p>
-      <w:pPr>
-        <w:pStyle w:val="Heading2"/>
-      </w:pPr>
-      <w:r>
-        <w:t xml:space="preserve">11.5 Scheduling Greedy: Job Sequencing, Min Lateness, MST</w:t>
-      </w:r>
-    </w:p>
-    <w:bookmarkStart w:id="51" w:name="Xce4a4d7649891d5e7683b88680be74af06d5f1f"/>
+    <w:bookmarkStart w:id="51" w:name="mcqs-4"/>
     <w:p>
       <w:pPr>
         <w:pStyle w:val="Heading3"/>
       </w:pPr>
       <w:r>
-        <w:t xml:space="preserve">Job sequencing with deadlines (maximise profit)</w:t>
-      </w:r>
-    </w:p>
-    <w:p>
-      <w:pPr>
-        <w:pStyle w:val="FirstParagraph"/>
-      </w:pPr>
-      <w:r>
-        <w:t xml:space="preserve">Each job:</w:t>
-      </w:r>
-      <w:r>
-        <w:t xml:space="preserve"> </w:t>
-      </w:r>
-      <w:r>
-        <w:rPr>
-          <w:b/>
-          <w:bCs/>
-        </w:rPr>
-        <w:t xml:space="preserve">deadline</w:t>
-      </w:r>
-      <w:r>
-        <w:t xml:space="preserve"> </w:t>
-      </w:r>
-      <w:r>
-        <w:t xml:space="preserve">+</w:t>
-      </w:r>
-      <w:r>
-        <w:t xml:space="preserve"> </w:t>
-      </w:r>
-      <w:r>
-        <w:rPr>
-          <w:b/>
-          <w:bCs/>
-        </w:rPr>
-        <w:t xml:space="preserve">profit</w:t>
-      </w:r>
-      <w:r>
-        <w:t xml:space="preserve">, takes 1 time unit.</w:t>
-      </w:r>
-      <w:r>
-        <w:t xml:space="preserve"> </w:t>
-      </w:r>
-      <w:r>
-        <w:rPr>
-          <w:b/>
-          <w:bCs/>
-        </w:rPr>
-        <w:t xml:space="preserve">Sort by profit</w:t>
-      </w:r>
-      <w:r>
-        <w:rPr>
-          <w:b/>
-          <w:bCs/>
-        </w:rPr>
-        <w:t xml:space="preserve"> </w:t>
-      </w:r>
-      <w:r>
-        <w:rPr>
-          <w:b/>
-          <w:bCs/>
-        </w:rPr>
-        <w:t xml:space="preserve">descending</w:t>
-      </w:r>
-      <w:r>
-        <w:t xml:space="preserve">; place each job in the</w:t>
-      </w:r>
-      <w:r>
-        <w:t xml:space="preserve"> </w:t>
-      </w:r>
-      <w:r>
-        <w:rPr>
-          <w:b/>
-          <w:bCs/>
-        </w:rPr>
-        <w:t xml:space="preserve">latest free slot ≤ its deadline</w:t>
-      </w:r>
-      <w:r>
-        <w:t xml:space="preserve">.</w:t>
-      </w:r>
-    </w:p>
-    <w:p>
-      <w:pPr>
-        <w:pStyle w:val="BodyText"/>
-      </w:pPr>
-      <w:r>
-        <w:rPr>
-          <w:b/>
-          <w:bCs/>
-        </w:rPr>
-        <w:t xml:space="preserve">Worked example.</w:t>
-      </w:r>
-      <w:r>
-        <w:t xml:space="preserve"> </w:t>
-      </w:r>
-      <w:r>
-        <w:t xml:space="preserve">Jobs (deadline, profit): J1(2,100), J2(1,19), J3(2,27),</w:t>
-      </w:r>
-      <w:r>
-        <w:t xml:space="preserve"> </w:t>
-      </w:r>
-      <w:r>
-        <w:t xml:space="preserve">J4(1,25), J5(3,15). Sort by profit (descending):</w:t>
-      </w:r>
-      <w:r>
-        <w:t xml:space="preserve"> </w:t>
-      </w:r>
-      <w:r>
-        <w:rPr>
-          <w:b/>
-          <w:bCs/>
-        </w:rPr>
-        <w:t xml:space="preserve">J1(100), J3(27), J4(25),</w:t>
-      </w:r>
-      <w:r>
-        <w:rPr>
-          <w:b/>
-          <w:bCs/>
-        </w:rPr>
-        <w:t xml:space="preserve"> </w:t>
-      </w:r>
-      <w:r>
-        <w:rPr>
-          <w:b/>
-          <w:bCs/>
-        </w:rPr>
-        <w:t xml:space="preserve">J2(19), J5(15)</w:t>
-      </w:r>
-      <w:r>
-        <w:t xml:space="preserve">. Use 3 time slots [1,2,3]:</w:t>
+        <w:t xml:space="preserve">MCQs</w:t>
       </w:r>
     </w:p>
     <w:p>
@@ -4622,89 +4973,17 @@
         </w:numPr>
       </w:pPr>
       <w:r>
-        <w:t xml:space="preserve">J1 d=2 → latest free slot ≤2 =</w:t>
-      </w:r>
-      <w:r>
-        <w:t xml:space="preserve"> </w:t>
-      </w:r>
-      <w:r>
-        <w:rPr>
-          <w:b/>
-          <w:bCs/>
-        </w:rPr>
-        <w:t xml:space="preserve">slot 2</w:t>
-      </w:r>
-      <w:r>
-        <w:t xml:space="preserve">. · J3 d=2 → latest free ≤2 =</w:t>
-      </w:r>
-      <w:r>
-        <w:t xml:space="preserve"> </w:t>
-      </w:r>
-      <w:r>
-        <w:rPr>
-          <w:b/>
-          <w:bCs/>
-        </w:rPr>
-        <w:t xml:space="preserve">slot</w:t>
-      </w:r>
-      <w:r>
-        <w:rPr>
-          <w:b/>
-          <w:bCs/>
-        </w:rPr>
-        <w:t xml:space="preserve"> </w:t>
-      </w:r>
-      <w:r>
-        <w:rPr>
-          <w:b/>
-          <w:bCs/>
-        </w:rPr>
-        <w:t xml:space="preserve">1</w:t>
-      </w:r>
-      <w:r>
-        <w:t xml:space="preserve">. · J4 d=1 → slot 1 taken →</w:t>
-      </w:r>
-      <w:r>
-        <w:t xml:space="preserve"> </w:t>
-      </w:r>
-      <w:r>
-        <w:rPr>
-          <w:b/>
-          <w:bCs/>
-        </w:rPr>
-        <w:t xml:space="preserve">skip</w:t>
-      </w:r>
-      <w:r>
-        <w:t xml:space="preserve">. · J2 d=1 → slot 1 taken →</w:t>
-      </w:r>
-      <w:r>
-        <w:t xml:space="preserve"> </w:t>
-      </w:r>
-      <w:r>
-        <w:rPr>
-          <w:b/>
-          <w:bCs/>
-        </w:rPr>
-        <w:t xml:space="preserve">skip</w:t>
-      </w:r>
-      <w:r>
-        <w:t xml:space="preserve">. ·</w:t>
-      </w:r>
-      <w:r>
-        <w:t xml:space="preserve"> </w:t>
-      </w:r>
-      <w:r>
-        <w:t xml:space="preserve">J5 d=3 →</w:t>
-      </w:r>
-      <w:r>
-        <w:t xml:space="preserve"> </w:t>
-      </w:r>
-      <w:r>
-        <w:rPr>
-          <w:b/>
-          <w:bCs/>
-        </w:rPr>
-        <w:t xml:space="preserve">slot 3</w:t>
+        <w:t xml:space="preserve">Fractional knapsack sort key &amp; complexity? →</w:t>
+      </w:r>
+      <w:r>
+        <w:t xml:space="preserve"> </w:t>
+      </w:r>
+      <w:r>
+        <w:rPr>
+          <w:b/>
+          <w:bCs/>
+        </w:rPr>
+        <w:t xml:space="preserve">value/weight ratio, O(n log n)</w:t>
       </w:r>
       <w:r>
         <w:t xml:space="preserve">.</w:t>
@@ -4719,55 +4998,63 @@
         </w:numPr>
       </w:pPr>
       <w:r>
-        <w:t xml:space="preserve">Scheduled: J1, J3, J5 →</w:t>
-      </w:r>
-      <w:r>
-        <w:t xml:space="preserve"> </w:t>
-      </w:r>
-      <w:r>
-        <w:rPr>
-          <w:b/>
-          <w:bCs/>
-        </w:rPr>
-        <w:t xml:space="preserve">profit = 100+27+15 = 142</w:t>
-      </w:r>
-      <w:r>
-        <w:t xml:space="preserve">. Complexity</w:t>
-      </w:r>
-      <w:r>
-        <w:t xml:space="preserve"> </w:t>
-      </w:r>
-      <w:r>
-        <w:rPr>
-          <w:b/>
-          <w:bCs/>
-        </w:rPr>
-        <w:t xml:space="preserve">O(n log n)</w:t>
-      </w:r>
-      <w:r>
-        <w:t xml:space="preserve"> </w:t>
-      </w:r>
-      <w:r>
-        <w:t xml:space="preserve">with a slot array (≈ O(n·α(n)) with union-find for the</w:t>
-      </w:r>
-      <w:r>
-        <w:t xml:space="preserve"> </w:t>
-      </w:r>
-      <w:r>
-        <w:t xml:space="preserve">“latest free slot”</w:t>
-      </w:r>
-      <w:r>
-        <w:t xml:space="preserve">).</w:t>
+        <w:t xml:space="preserve">0/1 knapsack greedy result vs optimal (above)? →</w:t>
+      </w:r>
+      <w:r>
+        <w:t xml:space="preserve"> </w:t>
+      </w:r>
+      <w:r>
+        <w:rPr>
+          <w:b/>
+          <w:bCs/>
+        </w:rPr>
+        <w:t xml:space="preserve">$160 vs $220</w:t>
+      </w:r>
+      <w:r>
+        <w:t xml:space="preserve"> </w:t>
+      </w:r>
+      <w:r>
+        <w:t xml:space="preserve">→ use</w:t>
+      </w:r>
+      <w:r>
+        <w:t xml:space="preserve"> </w:t>
+      </w:r>
+      <w:r>
+        <w:rPr>
+          <w:b/>
+          <w:bCs/>
+        </w:rPr>
+        <w:t xml:space="preserve">DP</w:t>
+      </w:r>
+      <w:r>
+        <w:t xml:space="preserve">.</w:t>
+      </w:r>
+    </w:p>
+    <w:p>
+      <w:r>
+        <w:pict>
+          <v:rect style="width:0;height:1.5pt" o:hralign="center" o:hrstd="t" o:hr="t"/>
+        </w:pict>
       </w:r>
     </w:p>
     <w:bookmarkEnd w:id="51"/>
-    <w:bookmarkStart w:id="52" w:name="X658152ba0dcdeb1722b8b8b21379483c6ed4f8f"/>
+    <w:bookmarkEnd w:id="52"/>
+    <w:bookmarkStart w:id="60" w:name="Xfd618ee25378daf4d99d605ff052a912192a812"/>
+    <w:p>
+      <w:pPr>
+        <w:pStyle w:val="Heading2"/>
+      </w:pPr>
+      <w:r>
+        <w:t xml:space="preserve">11.5 Scheduling Greedy: Job Sequencing, Min Lateness, MST</w:t>
+      </w:r>
+    </w:p>
+    <w:bookmarkStart w:id="53" w:name="Xce4a4d7649891d5e7683b88680be74af06d5f1f"/>
     <w:p>
       <w:pPr>
         <w:pStyle w:val="Heading3"/>
       </w:pPr>
       <w:r>
-        <w:t xml:space="preserve">Minimize maximum lateness — Earliest Deadline First (EDF)</w:t>
+        <w:t xml:space="preserve">Job sequencing with deadlines (maximise profit)</w:t>
       </w:r>
     </w:p>
     <w:p>
@@ -4775,99 +5062,73 @@
         <w:pStyle w:val="FirstParagraph"/>
       </w:pPr>
       <w:r>
-        <w:t xml:space="preserve">Single machine; each job has processing time</w:t>
-      </w:r>
-      <w:r>
-        <w:t xml:space="preserve"> </w:t>
-      </w:r>
-      <w:r>
-        <w:rPr>
-          <w:rStyle w:val="VerbatimChar"/>
-        </w:rPr>
-        <w:t xml:space="preserve">t</w:t>
-      </w:r>
-      <w:r>
-        <w:t xml:space="preserve"> </w:t>
-      </w:r>
-      <w:r>
-        <w:t xml:space="preserve">and deadline</w:t>
-      </w:r>
-      <w:r>
-        <w:t xml:space="preserve"> </w:t>
-      </w:r>
-      <w:r>
-        <w:rPr>
-          <w:rStyle w:val="VerbatimChar"/>
-        </w:rPr>
-        <w:t xml:space="preserve">d</w:t>
-      </w:r>
-      <w:r>
-        <w:t xml:space="preserve">; lateness</w:t>
-      </w:r>
-      <w:r>
-        <w:t xml:space="preserve"> </w:t>
-      </w:r>
-      <w:r>
-        <w:rPr>
-          <w:rStyle w:val="VerbatimChar"/>
-        </w:rPr>
-        <w:t xml:space="preserve">Lⱼ = max(0, finishⱼ − dⱼ)</w:t>
-      </w:r>
-      <w:r>
-        <w:t xml:space="preserve">. To</w:t>
-      </w:r>
-      <w:r>
-        <w:t xml:space="preserve"> </w:t>
-      </w:r>
-      <w:r>
-        <w:rPr>
-          <w:b/>
-          <w:bCs/>
-        </w:rPr>
-        <w:t xml:space="preserve">minimise the maximum lateness</w:t>
-      </w:r>
-      <w:r>
-        <w:t xml:space="preserve">:</w:t>
-      </w:r>
-      <w:r>
-        <w:t xml:space="preserve"> </w:t>
-      </w:r>
-      <w:r>
-        <w:rPr>
-          <w:b/>
-          <w:bCs/>
-        </w:rPr>
-        <w:t xml:space="preserve">sort by</w:t>
-      </w:r>
-      <w:r>
-        <w:rPr>
-          <w:b/>
-          <w:bCs/>
-        </w:rPr>
-        <w:t xml:space="preserve"> </w:t>
-      </w:r>
-      <w:r>
-        <w:rPr>
-          <w:b/>
-          <w:bCs/>
-        </w:rPr>
-        <w:t xml:space="preserve">deadline ascending (EDF)</w:t>
-      </w:r>
-      <w:r>
-        <w:t xml:space="preserve"> </w:t>
-      </w:r>
-      <w:r>
-        <w:t xml:space="preserve">and run jobs back-to-back with</w:t>
-      </w:r>
-      <w:r>
-        <w:t xml:space="preserve"> </w:t>
-      </w:r>
-      <w:r>
-        <w:rPr>
-          <w:b/>
-          <w:bCs/>
-        </w:rPr>
-        <w:t xml:space="preserve">no idle time</w:t>
+        <w:t xml:space="preserve">Each job:</w:t>
+      </w:r>
+      <w:r>
+        <w:t xml:space="preserve"> </w:t>
+      </w:r>
+      <w:r>
+        <w:rPr>
+          <w:b/>
+          <w:bCs/>
+        </w:rPr>
+        <w:t xml:space="preserve">deadline</w:t>
+      </w:r>
+      <w:r>
+        <w:t xml:space="preserve"> </w:t>
+      </w:r>
+      <w:r>
+        <w:t xml:space="preserve">+</w:t>
+      </w:r>
+      <w:r>
+        <w:t xml:space="preserve"> </w:t>
+      </w:r>
+      <w:r>
+        <w:rPr>
+          <w:b/>
+          <w:bCs/>
+        </w:rPr>
+        <w:t xml:space="preserve">profit</w:t>
+      </w:r>
+      <w:r>
+        <w:t xml:space="preserve">, takes 1 time unit.</w:t>
+      </w:r>
+      <w:r>
+        <w:t xml:space="preserve"> </w:t>
+      </w:r>
+      <w:r>
+        <w:rPr>
+          <w:b/>
+          <w:bCs/>
+        </w:rPr>
+        <w:t xml:space="preserve">Sort by profit</w:t>
+      </w:r>
+      <w:r>
+        <w:rPr>
+          <w:b/>
+          <w:bCs/>
+        </w:rPr>
+        <w:t xml:space="preserve"> </w:t>
+      </w:r>
+      <w:r>
+        <w:rPr>
+          <w:b/>
+          <w:bCs/>
+        </w:rPr>
+        <w:t xml:space="preserve">descending</w:t>
+      </w:r>
+      <w:r>
+        <w:t xml:space="preserve">; place each job in the</w:t>
+      </w:r>
+      <w:r>
+        <w:t xml:space="preserve"> </w:t>
+      </w:r>
+      <w:r>
+        <w:rPr>
+          <w:b/>
+          <w:bCs/>
+        </w:rPr>
+        <w:t xml:space="preserve">latest free slot ≤ its deadline</w:t>
       </w:r>
       <w:r>
         <w:t xml:space="preserve">.</w:t>
@@ -4882,95 +5143,46 @@
           <w:b/>
           <w:bCs/>
         </w:rPr>
-        <w:t xml:space="preserve">Why (exchange argument):</w:t>
-      </w:r>
-      <w:r>
-        <w:t xml:space="preserve"> </w:t>
-      </w:r>
-      <w:r>
-        <w:t xml:space="preserve">an optimal schedule with no idle time and no</w:t>
-      </w:r>
-      <w:r>
-        <w:t xml:space="preserve"> </w:t>
-      </w:r>
-      <w:r>
-        <w:t xml:space="preserve">“inversions”</w:t>
-      </w:r>
-      <w:r>
-        <w:t xml:space="preserve"> </w:t>
-      </w:r>
-      <w:r>
-        <w:t xml:space="preserve">exists; swapping any adjacent out-of-deadline-order pair never</w:t>
-      </w:r>
-      <w:r>
-        <w:t xml:space="preserve"> </w:t>
-      </w:r>
-      <w:r>
-        <w:t xml:space="preserve">increases the max lateness.</w:t>
-      </w:r>
-      <w:r>
-        <w:t xml:space="preserve"> </w:t>
-      </w:r>
-      <w:r>
-        <w:rPr>
-          <w:i/>
-          <w:iCs/>
-        </w:rPr>
-        <w:t xml:space="preserve">(Different from job sequencing — that maximises</w:t>
-      </w:r>
-      <w:r>
-        <w:rPr>
-          <w:i/>
-          <w:iCs/>
-        </w:rPr>
-        <w:t xml:space="preserve"> </w:t>
-      </w:r>
-      <w:r>
-        <w:rPr>
-          <w:i/>
-          <w:iCs/>
-        </w:rPr>
-        <w:t xml:space="preserve">profit and sorts by profit; this minimises lateness and sorts by deadline.)</w:t>
-      </w:r>
-    </w:p>
-    <w:bookmarkEnd w:id="52"/>
-    <w:bookmarkStart w:id="53" w:name="X937457d7b5e3e2c55724e896619fa21757ec10c"/>
-    <w:p>
-      <w:pPr>
-        <w:pStyle w:val="Heading3"/>
-      </w:pPr>
-      <w:r>
-        <w:t xml:space="preserve">MST is greedy (closing the loop with Module 10b)</w:t>
-      </w:r>
-    </w:p>
-    <w:p>
-      <w:pPr>
-        <w:pStyle w:val="FirstParagraph"/>
-      </w:pPr>
-      <w:r>
-        <w:t xml:space="preserve">Both MST algorithms are greedy, justified by the</w:t>
-      </w:r>
-      <w:r>
-        <w:t xml:space="preserve"> </w:t>
-      </w:r>
-      <w:r>
-        <w:rPr>
-          <w:b/>
-          <w:bCs/>
-        </w:rPr>
-        <w:t xml:space="preserve">cut property</w:t>
-      </w:r>
-      <w:r>
-        <w:t xml:space="preserve"> </w:t>
-      </w:r>
-      <w:r>
-        <w:t xml:space="preserve">(the cheapest</w:t>
-      </w:r>
-      <w:r>
-        <w:t xml:space="preserve"> </w:t>
-      </w:r>
-      <w:r>
-        <w:t xml:space="preserve">edge crossing any partition is safe):</w:t>
+        <w:t xml:space="preserve">Worked example.</w:t>
+      </w:r>
+      <w:r>
+        <w:t xml:space="preserve"> </w:t>
+      </w:r>
+      <w:r>
+        <w:t xml:space="preserve">Jobs (deadline, profit): J1(2,100), J2(1,19), J3(2,27),</w:t>
+      </w:r>
+      <w:r>
+        <w:t xml:space="preserve"> </w:t>
+      </w:r>
+      <w:r>
+        <w:t xml:space="preserve">J4(1,25), J5(3,15). Sort by profit (descending):</w:t>
+      </w:r>
+      <w:r>
+        <w:t xml:space="preserve"> </w:t>
+      </w:r>
+      <w:r>
+        <w:rPr>
+          <w:b/>
+          <w:bCs/>
+        </w:rPr>
+        <w:t xml:space="preserve">J1(100), J3(27), J4(25),</w:t>
+      </w:r>
+      <w:r>
+        <w:rPr>
+          <w:b/>
+          <w:bCs/>
+        </w:rPr>
+        <w:t xml:space="preserve"> </w:t>
+      </w:r>
+      <w:r>
+        <w:rPr>
+          <w:b/>
+          <w:bCs/>
+        </w:rPr>
+        <w:t xml:space="preserve">J2(19), J5(15)</w:t>
+      </w:r>
+      <w:r>
+        <w:t xml:space="preserve">. Use 3 time slots [1,2,3]:</w:t>
       </w:r>
     </w:p>
     <w:p>
@@ -4982,55 +5194,92 @@
         </w:numPr>
       </w:pPr>
       <w:r>
-        <w:rPr>
-          <w:b/>
-          <w:bCs/>
-        </w:rPr>
-        <w:t xml:space="preserve">Kruskal:</w:t>
-      </w:r>
-      <w:r>
-        <w:t xml:space="preserve"> </w:t>
-      </w:r>
-      <w:r>
-        <w:t xml:space="preserve">repeatedly add the globally</w:t>
-      </w:r>
-      <w:r>
-        <w:t xml:space="preserve"> </w:t>
-      </w:r>
-      <w:r>
-        <w:rPr>
-          <w:b/>
-          <w:bCs/>
-        </w:rPr>
-        <w:t xml:space="preserve">smallest</w:t>
-      </w:r>
-      <w:r>
-        <w:t xml:space="preserve"> </w:t>
-      </w:r>
-      <w:r>
-        <w:t xml:space="preserve">edge that doesn’t form a</w:t>
-      </w:r>
-      <w:r>
-        <w:t xml:space="preserve"> </w:t>
-      </w:r>
-      <w:r>
-        <w:t xml:space="preserve">cycle (union-find). This is exactly</w:t>
-      </w:r>
-      <w:r>
-        <w:t xml:space="preserve"> </w:t>
-      </w:r>
-      <w:r>
-        <w:rPr>
-          <w:b/>
-          <w:bCs/>
-        </w:rPr>
-        <w:t xml:space="preserve">greedy on the graphic matroid</w:t>
-      </w:r>
-      <w:r>
-        <w:t xml:space="preserve"> </w:t>
-      </w:r>
-      <w:r>
-        <w:t xml:space="preserve">(§11.1b).</w:t>
+        <w:t xml:space="preserve">J1 d=2 → latest free slot ≤2 =</w:t>
+      </w:r>
+      <w:r>
+        <w:t xml:space="preserve"> </w:t>
+      </w:r>
+      <w:r>
+        <w:rPr>
+          <w:b/>
+          <w:bCs/>
+        </w:rPr>
+        <w:t xml:space="preserve">slot 2</w:t>
+      </w:r>
+      <w:r>
+        <w:t xml:space="preserve">. · J3 d=2 → latest free ≤2 =</w:t>
+      </w:r>
+      <w:r>
+        <w:t xml:space="preserve"> </w:t>
+      </w:r>
+      <w:r>
+        <w:rPr>
+          <w:b/>
+          <w:bCs/>
+        </w:rPr>
+        <w:t xml:space="preserve">slot</w:t>
+      </w:r>
+      <w:r>
+        <w:rPr>
+          <w:b/>
+          <w:bCs/>
+        </w:rPr>
+        <w:t xml:space="preserve"> </w:t>
+      </w:r>
+      <w:r>
+        <w:rPr>
+          <w:b/>
+          <w:bCs/>
+        </w:rPr>
+        <w:t xml:space="preserve">1</w:t>
+      </w:r>
+      <w:r>
+        <w:t xml:space="preserve">. · J4 d=1 → slot 1 taken →</w:t>
+      </w:r>
+      <w:r>
+        <w:t xml:space="preserve"> </w:t>
+      </w:r>
+      <w:r>
+        <w:rPr>
+          <w:b/>
+          <w:bCs/>
+        </w:rPr>
+        <w:t xml:space="preserve">skip</w:t>
+      </w:r>
+      <w:r>
+        <w:t xml:space="preserve">. · J2 d=1 → slot 1 taken →</w:t>
+      </w:r>
+      <w:r>
+        <w:t xml:space="preserve"> </w:t>
+      </w:r>
+      <w:r>
+        <w:rPr>
+          <w:b/>
+          <w:bCs/>
+        </w:rPr>
+        <w:t xml:space="preserve">skip</w:t>
+      </w:r>
+      <w:r>
+        <w:t xml:space="preserve">. ·</w:t>
+      </w:r>
+      <w:r>
+        <w:t xml:space="preserve"> </w:t>
+      </w:r>
+      <w:r>
+        <w:t xml:space="preserve">J5 d=3 →</w:t>
+      </w:r>
+      <w:r>
+        <w:t xml:space="preserve"> </w:t>
+      </w:r>
+      <w:r>
+        <w:rPr>
+          <w:b/>
+          <w:bCs/>
+        </w:rPr>
+        <w:t xml:space="preserve">slot 3</w:t>
+      </w:r>
+      <w:r>
+        <w:t xml:space="preserve">.</w:t>
       </w:r>
     </w:p>
     <w:p>
@@ -5042,6 +5291,329 @@
         </w:numPr>
       </w:pPr>
       <w:r>
+        <w:t xml:space="preserve">Scheduled: J1, J3, J5 →</w:t>
+      </w:r>
+      <w:r>
+        <w:t xml:space="preserve"> </w:t>
+      </w:r>
+      <w:r>
+        <w:rPr>
+          <w:b/>
+          <w:bCs/>
+        </w:rPr>
+        <w:t xml:space="preserve">profit = 100+27+15 = 142</w:t>
+      </w:r>
+      <w:r>
+        <w:t xml:space="preserve">. Complexity</w:t>
+      </w:r>
+      <w:r>
+        <w:t xml:space="preserve"> </w:t>
+      </w:r>
+      <w:r>
+        <w:rPr>
+          <w:b/>
+          <w:bCs/>
+        </w:rPr>
+        <w:t xml:space="preserve">O(n log n)</w:t>
+      </w:r>
+      <w:r>
+        <w:t xml:space="preserve"> </w:t>
+      </w:r>
+      <w:r>
+        <w:t xml:space="preserve">with a slot array (≈ O(n·α(n)) with union-find for the</w:t>
+      </w:r>
+      <w:r>
+        <w:t xml:space="preserve"> </w:t>
+      </w:r>
+      <w:r>
+        <w:t xml:space="preserve">“latest free slot”</w:t>
+      </w:r>
+      <w:r>
+        <w:t xml:space="preserve">).</w:t>
+      </w:r>
+    </w:p>
+    <w:bookmarkEnd w:id="53"/>
+    <w:bookmarkStart w:id="54" w:name="X658152ba0dcdeb1722b8b8b21379483c6ed4f8f"/>
+    <w:p>
+      <w:pPr>
+        <w:pStyle w:val="Heading3"/>
+      </w:pPr>
+      <w:r>
+        <w:t xml:space="preserve">Minimize maximum lateness — Earliest Deadline First (EDF)</w:t>
+      </w:r>
+    </w:p>
+    <w:p>
+      <w:pPr>
+        <w:pStyle w:val="FirstParagraph"/>
+      </w:pPr>
+      <w:r>
+        <w:t xml:space="preserve">Single machine; each job has processing time</w:t>
+      </w:r>
+      <w:r>
+        <w:t xml:space="preserve"> </w:t>
+      </w:r>
+      <w:r>
+        <w:rPr>
+          <w:rStyle w:val="VerbatimChar"/>
+        </w:rPr>
+        <w:t xml:space="preserve">t</w:t>
+      </w:r>
+      <w:r>
+        <w:t xml:space="preserve"> </w:t>
+      </w:r>
+      <w:r>
+        <w:t xml:space="preserve">and deadline</w:t>
+      </w:r>
+      <w:r>
+        <w:t xml:space="preserve"> </w:t>
+      </w:r>
+      <w:r>
+        <w:rPr>
+          <w:rStyle w:val="VerbatimChar"/>
+        </w:rPr>
+        <w:t xml:space="preserve">d</w:t>
+      </w:r>
+      <w:r>
+        <w:t xml:space="preserve">; lateness</w:t>
+      </w:r>
+      <w:r>
+        <w:t xml:space="preserve"> </w:t>
+      </w:r>
+      <w:r>
+        <w:rPr>
+          <w:rStyle w:val="VerbatimChar"/>
+        </w:rPr>
+        <w:t xml:space="preserve">Lⱼ = max(0, finishⱼ − dⱼ)</w:t>
+      </w:r>
+      <w:r>
+        <w:t xml:space="preserve">. To</w:t>
+      </w:r>
+      <w:r>
+        <w:t xml:space="preserve"> </w:t>
+      </w:r>
+      <w:r>
+        <w:rPr>
+          <w:b/>
+          <w:bCs/>
+        </w:rPr>
+        <w:t xml:space="preserve">minimise the maximum lateness</w:t>
+      </w:r>
+      <w:r>
+        <w:t xml:space="preserve">:</w:t>
+      </w:r>
+      <w:r>
+        <w:t xml:space="preserve"> </w:t>
+      </w:r>
+      <w:r>
+        <w:rPr>
+          <w:b/>
+          <w:bCs/>
+        </w:rPr>
+        <w:t xml:space="preserve">sort by</w:t>
+      </w:r>
+      <w:r>
+        <w:rPr>
+          <w:b/>
+          <w:bCs/>
+        </w:rPr>
+        <w:t xml:space="preserve"> </w:t>
+      </w:r>
+      <w:r>
+        <w:rPr>
+          <w:b/>
+          <w:bCs/>
+        </w:rPr>
+        <w:t xml:space="preserve">deadline ascending (EDF)</w:t>
+      </w:r>
+      <w:r>
+        <w:t xml:space="preserve"> </w:t>
+      </w:r>
+      <w:r>
+        <w:t xml:space="preserve">and run jobs back-to-back with</w:t>
+      </w:r>
+      <w:r>
+        <w:t xml:space="preserve"> </w:t>
+      </w:r>
+      <w:r>
+        <w:rPr>
+          <w:b/>
+          <w:bCs/>
+        </w:rPr>
+        <w:t xml:space="preserve">no idle time</w:t>
+      </w:r>
+      <w:r>
+        <w:t xml:space="preserve">.</w:t>
+      </w:r>
+    </w:p>
+    <w:p>
+      <w:pPr>
+        <w:pStyle w:val="BodyText"/>
+      </w:pPr>
+      <w:r>
+        <w:rPr>
+          <w:b/>
+          <w:bCs/>
+        </w:rPr>
+        <w:t xml:space="preserve">Why (exchange argument):</w:t>
+      </w:r>
+      <w:r>
+        <w:t xml:space="preserve"> </w:t>
+      </w:r>
+      <w:r>
+        <w:t xml:space="preserve">an optimal schedule with no idle time and no</w:t>
+      </w:r>
+      <w:r>
+        <w:t xml:space="preserve"> </w:t>
+      </w:r>
+      <w:r>
+        <w:t xml:space="preserve">“inversions”</w:t>
+      </w:r>
+      <w:r>
+        <w:t xml:space="preserve"> </w:t>
+      </w:r>
+      <w:r>
+        <w:t xml:space="preserve">exists; swapping any adjacent out-of-deadline-order pair never</w:t>
+      </w:r>
+      <w:r>
+        <w:t xml:space="preserve"> </w:t>
+      </w:r>
+      <w:r>
+        <w:t xml:space="preserve">increases the max lateness.</w:t>
+      </w:r>
+      <w:r>
+        <w:t xml:space="preserve"> </w:t>
+      </w:r>
+      <w:r>
+        <w:rPr>
+          <w:i/>
+          <w:iCs/>
+        </w:rPr>
+        <w:t xml:space="preserve">(Different from job sequencing — that maximises</w:t>
+      </w:r>
+      <w:r>
+        <w:rPr>
+          <w:i/>
+          <w:iCs/>
+        </w:rPr>
+        <w:t xml:space="preserve"> </w:t>
+      </w:r>
+      <w:r>
+        <w:rPr>
+          <w:i/>
+          <w:iCs/>
+        </w:rPr>
+        <w:t xml:space="preserve">profit and sorts by profit; this minimises lateness and sorts by deadline.)</w:t>
+      </w:r>
+    </w:p>
+    <w:bookmarkEnd w:id="54"/>
+    <w:bookmarkStart w:id="55" w:name="X937457d7b5e3e2c55724e896619fa21757ec10c"/>
+    <w:p>
+      <w:pPr>
+        <w:pStyle w:val="Heading3"/>
+      </w:pPr>
+      <w:r>
+        <w:t xml:space="preserve">MST is greedy (closing the loop with Module 10b)</w:t>
+      </w:r>
+    </w:p>
+    <w:p>
+      <w:pPr>
+        <w:pStyle w:val="FirstParagraph"/>
+      </w:pPr>
+      <w:r>
+        <w:t xml:space="preserve">Both MST algorithms are greedy, justified by the</w:t>
+      </w:r>
+      <w:r>
+        <w:t xml:space="preserve"> </w:t>
+      </w:r>
+      <w:r>
+        <w:rPr>
+          <w:b/>
+          <w:bCs/>
+        </w:rPr>
+        <w:t xml:space="preserve">cut property</w:t>
+      </w:r>
+      <w:r>
+        <w:t xml:space="preserve"> </w:t>
+      </w:r>
+      <w:r>
+        <w:t xml:space="preserve">(the cheapest</w:t>
+      </w:r>
+      <w:r>
+        <w:t xml:space="preserve"> </w:t>
+      </w:r>
+      <w:r>
+        <w:t xml:space="preserve">edge crossing any partition is safe):</w:t>
+      </w:r>
+    </w:p>
+    <w:p>
+      <w:pPr>
+        <w:pStyle w:val="Compact"/>
+        <w:numPr>
+          <w:ilvl w:val="0"/>
+          <w:numId w:val="1020"/>
+        </w:numPr>
+      </w:pPr>
+      <w:r>
+        <w:rPr>
+          <w:b/>
+          <w:bCs/>
+        </w:rPr>
+        <w:t xml:space="preserve">Kruskal:</w:t>
+      </w:r>
+      <w:r>
+        <w:t xml:space="preserve"> </w:t>
+      </w:r>
+      <w:r>
+        <w:t xml:space="preserve">repeatedly add the globally</w:t>
+      </w:r>
+      <w:r>
+        <w:t xml:space="preserve"> </w:t>
+      </w:r>
+      <w:r>
+        <w:rPr>
+          <w:b/>
+          <w:bCs/>
+        </w:rPr>
+        <w:t xml:space="preserve">smallest</w:t>
+      </w:r>
+      <w:r>
+        <w:t xml:space="preserve"> </w:t>
+      </w:r>
+      <w:r>
+        <w:t xml:space="preserve">edge that doesn’t form a</w:t>
+      </w:r>
+      <w:r>
+        <w:t xml:space="preserve"> </w:t>
+      </w:r>
+      <w:r>
+        <w:t xml:space="preserve">cycle (union-find). This is exactly</w:t>
+      </w:r>
+      <w:r>
+        <w:t xml:space="preserve"> </w:t>
+      </w:r>
+      <w:r>
+        <w:rPr>
+          <w:b/>
+          <w:bCs/>
+        </w:rPr>
+        <w:t xml:space="preserve">greedy on the graphic matroid</w:t>
+      </w:r>
+      <w:r>
+        <w:t xml:space="preserve"> </w:t>
+      </w:r>
+      <w:r>
+        <w:t xml:space="preserve">(§11.1b).</w:t>
+      </w:r>
+    </w:p>
+    <w:p>
+      <w:pPr>
+        <w:pStyle w:val="Compact"/>
+        <w:numPr>
+          <w:ilvl w:val="0"/>
+          <w:numId w:val="1020"/>
+        </w:numPr>
+      </w:pPr>
+      <w:r>
         <w:rPr>
           <w:b/>
           <w:bCs/>
@@ -5091,8 +5663,363 @@
         <w:t xml:space="preserve">provably optimal.</w:t>
       </w:r>
     </w:p>
-    <w:bookmarkEnd w:id="53"/>
-    <w:bookmarkStart w:id="54" w:name="X5033dcc4cd11d58720ca5c21b232d5cb233b3aa"/>
+    <w:bookmarkEnd w:id="55"/>
+    <w:bookmarkStart w:id="56" w:name="dijkstra-is-greedy-too-shortest-paths"/>
+    <w:p>
+      <w:pPr>
+        <w:pStyle w:val="Heading3"/>
+      </w:pPr>
+      <w:r>
+        <w:t xml:space="preserve">Dijkstra is greedy too (shortest paths)</w:t>
+      </w:r>
+    </w:p>
+    <w:p>
+      <w:pPr>
+        <w:pStyle w:val="FirstParagraph"/>
+      </w:pPr>
+      <w:r>
+        <w:rPr>
+          <w:b/>
+          <w:bCs/>
+        </w:rPr>
+        <w:t xml:space="preserve">Dijkstra’s shortest-path</w:t>
+      </w:r>
+      <w:r>
+        <w:t xml:space="preserve"> </w:t>
+      </w:r>
+      <w:r>
+        <w:t xml:space="preserve">algorithm (Module 10b) is the other famous greedy on</w:t>
+      </w:r>
+      <w:r>
+        <w:t xml:space="preserve"> </w:t>
+      </w:r>
+      <w:r>
+        <w:t xml:space="preserve">graphs. It repeatedly</w:t>
+      </w:r>
+      <w:r>
+        <w:t xml:space="preserve"> </w:t>
+      </w:r>
+      <w:r>
+        <w:rPr>
+          <w:b/>
+          <w:bCs/>
+        </w:rPr>
+        <w:t xml:space="preserve">finalises the unvisited vertex with the smallest tentative</w:t>
+      </w:r>
+      <w:r>
+        <w:rPr>
+          <w:b/>
+          <w:bCs/>
+        </w:rPr>
+        <w:t xml:space="preserve"> </w:t>
+      </w:r>
+      <w:r>
+        <w:rPr>
+          <w:b/>
+          <w:bCs/>
+        </w:rPr>
+        <w:t xml:space="preserve">distance</w:t>
+      </w:r>
+      <w:r>
+        <w:t xml:space="preserve"> </w:t>
+      </w:r>
+      <w:r>
+        <w:t xml:space="preserve">— once a vertex is popped from the min-heap, its distance is</w:t>
+      </w:r>
+      <w:r>
+        <w:t xml:space="preserve"> </w:t>
+      </w:r>
+      <w:r>
+        <w:rPr>
+          <w:i/>
+          <w:iCs/>
+        </w:rPr>
+        <w:t xml:space="preserve">locked in</w:t>
+      </w:r>
+      <w:r>
+        <w:t xml:space="preserve"> </w:t>
+      </w:r>
+      <w:r>
+        <w:t xml:space="preserve">and never reconsidered. That</w:t>
+      </w:r>
+      <w:r>
+        <w:t xml:space="preserve"> </w:t>
+      </w:r>
+      <w:r>
+        <w:t xml:space="preserve">“pop-the-nearest and commit”</w:t>
+      </w:r>
+      <w:r>
+        <w:t xml:space="preserve"> </w:t>
+      </w:r>
+      <w:r>
+        <w:t xml:space="preserve">step is the greedy</w:t>
+      </w:r>
+      <w:r>
+        <w:t xml:space="preserve"> </w:t>
+      </w:r>
+      <w:r>
+        <w:t xml:space="preserve">choice.</w:t>
+      </w:r>
+    </w:p>
+    <w:p>
+      <w:pPr>
+        <w:pStyle w:val="Compact"/>
+        <w:numPr>
+          <w:ilvl w:val="0"/>
+          <w:numId w:val="1021"/>
+        </w:numPr>
+      </w:pPr>
+      <w:r>
+        <w:rPr>
+          <w:b/>
+          <w:bCs/>
+        </w:rPr>
+        <w:t xml:space="preserve">Why it’s correct:</w:t>
+      </w:r>
+      <w:r>
+        <w:t xml:space="preserve"> </w:t>
+      </w:r>
+      <w:r>
+        <w:t xml:space="preserve">when the closest unfinalised vertex</w:t>
+      </w:r>
+      <w:r>
+        <w:t xml:space="preserve"> </w:t>
+      </w:r>
+      <w:r>
+        <w:rPr>
+          <w:rStyle w:val="VerbatimChar"/>
+        </w:rPr>
+        <w:t xml:space="preserve">u</w:t>
+      </w:r>
+      <w:r>
+        <w:t xml:space="preserve"> </w:t>
+      </w:r>
+      <w:r>
+        <w:t xml:space="preserve">is popped, no</w:t>
+      </w:r>
+      <w:r>
+        <w:t xml:space="preserve"> </w:t>
+      </w:r>
+      <w:r>
+        <w:t xml:space="preserve">shorter path to</w:t>
+      </w:r>
+      <w:r>
+        <w:t xml:space="preserve"> </w:t>
+      </w:r>
+      <w:r>
+        <w:rPr>
+          <w:rStyle w:val="VerbatimChar"/>
+        </w:rPr>
+        <w:t xml:space="preserve">u</w:t>
+      </w:r>
+      <w:r>
+        <w:t xml:space="preserve"> </w:t>
+      </w:r>
+      <w:r>
+        <w:t xml:space="preserve">can exist through a still-unfinalised vertex, because every</w:t>
+      </w:r>
+      <w:r>
+        <w:t xml:space="preserve"> </w:t>
+      </w:r>
+      <w:r>
+        <w:t xml:space="preserve">such vertex is already</w:t>
+      </w:r>
+      <w:r>
+        <w:t xml:space="preserve"> </w:t>
+      </w:r>
+      <w:r>
+        <w:rPr>
+          <w:b/>
+          <w:bCs/>
+        </w:rPr>
+        <w:t xml:space="preserve">farther</w:t>
+      </w:r>
+      <w:r>
+        <w:t xml:space="preserve"> </w:t>
+      </w:r>
+      <w:r>
+        <w:t xml:space="preserve">than</w:t>
+      </w:r>
+      <w:r>
+        <w:t xml:space="preserve"> </w:t>
+      </w:r>
+      <w:r>
+        <w:rPr>
+          <w:rStyle w:val="VerbatimChar"/>
+        </w:rPr>
+        <w:t xml:space="preserve">u</w:t>
+      </w:r>
+      <w:r>
+        <w:t xml:space="preserve"> </w:t>
+      </w:r>
+      <w:r>
+        <w:t xml:space="preserve">and edge weights are</w:t>
+      </w:r>
+      <w:r>
+        <w:t xml:space="preserve"> </w:t>
+      </w:r>
+      <w:r>
+        <w:rPr>
+          <w:b/>
+          <w:bCs/>
+        </w:rPr>
+        <w:t xml:space="preserve">non-negative</w:t>
+      </w:r>
+      <w:r>
+        <w:t xml:space="preserve">. So committing to</w:t>
+      </w:r>
+      <w:r>
+        <w:t xml:space="preserve"> </w:t>
+      </w:r>
+      <w:r>
+        <w:rPr>
+          <w:rStyle w:val="VerbatimChar"/>
+        </w:rPr>
+        <w:t xml:space="preserve">u</w:t>
+      </w:r>
+      <w:r>
+        <w:t xml:space="preserve">’s distance is safe. This is an</w:t>
+      </w:r>
+      <w:r>
+        <w:t xml:space="preserve"> </w:t>
+      </w:r>
+      <w:r>
+        <w:t xml:space="preserve">exchange-style argument.</w:t>
+      </w:r>
+    </w:p>
+    <w:p>
+      <w:pPr>
+        <w:pStyle w:val="Compact"/>
+        <w:numPr>
+          <w:ilvl w:val="0"/>
+          <w:numId w:val="1021"/>
+        </w:numPr>
+      </w:pPr>
+      <w:r>
+        <w:rPr>
+          <w:b/>
+          <w:bCs/>
+        </w:rPr>
+        <w:t xml:space="preserve">The catch:</w:t>
+      </w:r>
+      <w:r>
+        <w:t xml:space="preserve"> </w:t>
+      </w:r>
+      <w:r>
+        <w:t xml:space="preserve">the proof</w:t>
+      </w:r>
+      <w:r>
+        <w:t xml:space="preserve"> </w:t>
+      </w:r>
+      <w:r>
+        <w:rPr>
+          <w:b/>
+          <w:bCs/>
+        </w:rPr>
+        <w:t xml:space="preserve">needs non-negative weights</w:t>
+      </w:r>
+      <w:r>
+        <w:t xml:space="preserve">. With a negative edge, a</w:t>
+      </w:r>
+      <w:r>
+        <w:t xml:space="preserve"> </w:t>
+      </w:r>
+      <w:r>
+        <w:t xml:space="preserve">later, longer-looking path can turn out cheaper, breaking the greedy choice — so</w:t>
+      </w:r>
+      <w:r>
+        <w:t xml:space="preserve"> </w:t>
+      </w:r>
+      <w:r>
+        <w:t xml:space="preserve">Dijkstra fails and you need</w:t>
+      </w:r>
+      <w:r>
+        <w:t xml:space="preserve"> </w:t>
+      </w:r>
+      <w:r>
+        <w:rPr>
+          <w:b/>
+          <w:bCs/>
+        </w:rPr>
+        <w:t xml:space="preserve">Bellman–Ford</w:t>
+      </w:r>
+      <w:r>
+        <w:t xml:space="preserve"> </w:t>
+      </w:r>
+      <w:r>
+        <w:t xml:space="preserve">(a DP, Module 10b).</w:t>
+      </w:r>
+    </w:p>
+    <w:p>
+      <w:pPr>
+        <w:pStyle w:val="BlockText"/>
+      </w:pPr>
+      <w:r>
+        <w:rPr>
+          <w:b/>
+          <w:bCs/>
+        </w:rPr>
+        <w:t xml:space="preserve">Memory hook:</w:t>
+      </w:r>
+      <w:r>
+        <w:t xml:space="preserve"> </w:t>
+      </w:r>
+      <w:r>
+        <w:t xml:space="preserve">Prim and Dijkstra are twins — both</w:t>
+      </w:r>
+      <w:r>
+        <w:t xml:space="preserve"> </w:t>
+      </w:r>
+      <w:r>
+        <w:t xml:space="preserve">“grow a set, always pull in</w:t>
+      </w:r>
+      <w:r>
+        <w:t xml:space="preserve"> </w:t>
+      </w:r>
+      <w:r>
+        <w:t xml:space="preserve">the nearest outside vertex via a min-heap.”</w:t>
+      </w:r>
+      <w:r>
+        <w:t xml:space="preserve"> </w:t>
+      </w:r>
+      <w:r>
+        <w:t xml:space="preserve">Prim compares</w:t>
+      </w:r>
+      <w:r>
+        <w:t xml:space="preserve"> </w:t>
+      </w:r>
+      <w:r>
+        <w:rPr>
+          <w:b/>
+          <w:bCs/>
+        </w:rPr>
+        <w:t xml:space="preserve">edge weight</w:t>
+      </w:r>
+      <w:r>
+        <w:t xml:space="preserve">;</w:t>
+      </w:r>
+      <w:r>
+        <w:t xml:space="preserve"> </w:t>
+      </w:r>
+      <w:r>
+        <w:t xml:space="preserve">Dijkstra compares</w:t>
+      </w:r>
+      <w:r>
+        <w:t xml:space="preserve"> </w:t>
+      </w:r>
+      <w:r>
+        <w:rPr>
+          <w:b/>
+          <w:bCs/>
+        </w:rPr>
+        <w:t xml:space="preserve">distance from source</w:t>
+      </w:r>
+      <w:r>
+        <w:t xml:space="preserve">.</w:t>
+      </w:r>
+    </w:p>
+    <w:bookmarkEnd w:id="56"/>
+    <w:bookmarkStart w:id="57" w:name="X5033dcc4cd11d58720ca5c21b232d5cb233b3aa"/>
     <w:p>
       <w:pPr>
         <w:pStyle w:val="Heading3"/>
@@ -5613,404 +6540,8 @@
         <w:t xml:space="preserve">is the whole game.</w:t>
       </w:r>
     </w:p>
-    <w:bookmarkEnd w:id="54"/>
-    <w:bookmarkStart w:id="55" w:name="mcqs-5"/>
-    <w:p>
-      <w:pPr>
-        <w:pStyle w:val="Heading3"/>
-      </w:pPr>
-      <w:r>
-        <w:t xml:space="preserve">MCQs</w:t>
-      </w:r>
-    </w:p>
-    <w:p>
-      <w:pPr>
-        <w:pStyle w:val="Compact"/>
-        <w:numPr>
-          <w:ilvl w:val="0"/>
-          <w:numId w:val="1020"/>
-        </w:numPr>
-      </w:pPr>
-      <w:r>
-        <w:t xml:space="preserve">Minimise max lateness — sort by? →</w:t>
-      </w:r>
-      <w:r>
-        <w:t xml:space="preserve"> </w:t>
-      </w:r>
-      <w:r>
-        <w:rPr>
-          <w:b/>
-          <w:bCs/>
-        </w:rPr>
-        <w:t xml:space="preserve">deadline (EDF)</w:t>
-      </w:r>
-      <w:r>
-        <w:t xml:space="preserve">.</w:t>
-      </w:r>
-    </w:p>
-    <w:p>
-      <w:pPr>
-        <w:pStyle w:val="Compact"/>
-        <w:numPr>
-          <w:ilvl w:val="0"/>
-          <w:numId w:val="1020"/>
-        </w:numPr>
-      </w:pPr>
-      <w:r>
-        <w:t xml:space="preserve">Job sequencing — sort by? →</w:t>
-      </w:r>
-      <w:r>
-        <w:t xml:space="preserve"> </w:t>
-      </w:r>
-      <w:r>
-        <w:rPr>
-          <w:b/>
-          <w:bCs/>
-        </w:rPr>
-        <w:t xml:space="preserve">profit</w:t>
-      </w:r>
-      <w:r>
-        <w:t xml:space="preserve">, place in latest free slot ≤ deadline.</w:t>
-      </w:r>
-    </w:p>
-    <w:p>
-      <w:pPr>
-        <w:pStyle w:val="Compact"/>
-        <w:numPr>
-          <w:ilvl w:val="0"/>
-          <w:numId w:val="1020"/>
-        </w:numPr>
-      </w:pPr>
-      <w:r>
-        <w:t xml:space="preserve">Why are Kruskal/Prim greedy-correct? → the</w:t>
-      </w:r>
-      <w:r>
-        <w:t xml:space="preserve"> </w:t>
-      </w:r>
-      <w:r>
-        <w:rPr>
-          <w:b/>
-          <w:bCs/>
-        </w:rPr>
-        <w:t xml:space="preserve">cut property</w:t>
-      </w:r>
-      <w:r>
-        <w:t xml:space="preserve"> </w:t>
-      </w:r>
-      <w:r>
-        <w:t xml:space="preserve">(matroid).</w:t>
-      </w:r>
-    </w:p>
-    <w:p>
-      <w:pPr>
-        <w:pStyle w:val="Compact"/>
-        <w:numPr>
-          <w:ilvl w:val="0"/>
-          <w:numId w:val="1020"/>
-        </w:numPr>
-      </w:pPr>
-      <w:r>
-        <w:t xml:space="preserve">Best Time to Buy/Sell Stock II greedy? →</w:t>
-      </w:r>
-      <w:r>
-        <w:t xml:space="preserve"> </w:t>
-      </w:r>
-      <w:r>
-        <w:rPr>
-          <w:b/>
-          <w:bCs/>
-        </w:rPr>
-        <w:t xml:space="preserve">sum all positive deltas</w:t>
-      </w:r>
-      <w:r>
-        <w:t xml:space="preserve">.</w:t>
-      </w:r>
-    </w:p>
-    <w:bookmarkEnd w:id="55"/>
-    <w:bookmarkStart w:id="56" w:name="problems-1"/>
-    <w:p>
-      <w:pPr>
-        <w:pStyle w:val="Heading3"/>
-      </w:pPr>
-      <w:r>
-        <w:t xml:space="preserve">Problems</w:t>
-      </w:r>
-    </w:p>
-    <w:p>
-      <w:pPr>
-        <w:pStyle w:val="Compact"/>
-        <w:numPr>
-          <w:ilvl w:val="0"/>
-          <w:numId w:val="1021"/>
-        </w:numPr>
-      </w:pPr>
-      <w:r>
-        <w:t xml:space="preserve">Gas Station (134); Jump Game I/II (55/45); Best Time Buy/Sell II (122); Candy</w:t>
-      </w:r>
-      <w:r>
-        <w:t xml:space="preserve"> </w:t>
-      </w:r>
-      <w:r>
-        <w:t xml:space="preserve">(135); Task Scheduler (621); Reorganize String (767); Partition Labels (763);</w:t>
-      </w:r>
-      <w:r>
-        <w:t xml:space="preserve"> </w:t>
-      </w:r>
-      <w:r>
-        <w:t xml:space="preserve">Assign Cookies (455); Job Sequencing (classic).</w:t>
-      </w:r>
-    </w:p>
-    <w:p>
-      <w:r>
-        <w:pict>
-          <v:rect style="width:0;height:1.5pt" o:hralign="center" o:hrstd="t" o:hr="t"/>
-        </w:pict>
-      </w:r>
-    </w:p>
-    <w:bookmarkEnd w:id="56"/>
     <w:bookmarkEnd w:id="57"/>
-    <w:bookmarkStart w:id="61" w:name="Xfbd81ae28088d4688ad6b961c7e43c9012334ef"/>
-    <w:p>
-      <w:pPr>
-        <w:pStyle w:val="Heading2"/>
-      </w:pPr>
-      <w:r>
-        <w:t xml:space="preserve">11.6 Stable Matching — Gale–Shapley (greedy-flavoured)</w:t>
-      </w:r>
-    </w:p>
-    <w:bookmarkStart w:id="58" w:name="problem-1"/>
-    <w:p>
-      <w:pPr>
-        <w:pStyle w:val="Heading3"/>
-      </w:pPr>
-      <w:r>
-        <w:t xml:space="preserve">Problem</w:t>
-      </w:r>
-    </w:p>
-    <w:p>
-      <w:pPr>
-        <w:pStyle w:val="FirstParagraph"/>
-      </w:pPr>
-      <w:r>
-        <w:rPr>
-          <w:rStyle w:val="VerbatimChar"/>
-        </w:rPr>
-        <w:t xml:space="preserve">n</w:t>
-      </w:r>
-      <w:r>
-        <w:t xml:space="preserve"> </w:t>
-      </w:r>
-      <w:r>
-        <w:t xml:space="preserve">proposers and</w:t>
-      </w:r>
-      <w:r>
-        <w:t xml:space="preserve"> </w:t>
-      </w:r>
-      <w:r>
-        <w:rPr>
-          <w:rStyle w:val="VerbatimChar"/>
-        </w:rPr>
-        <w:t xml:space="preserve">n</w:t>
-      </w:r>
-      <w:r>
-        <w:t xml:space="preserve"> </w:t>
-      </w:r>
-      <w:r>
-        <w:t xml:space="preserve">acceptors, each with a ranked preference list. Find a</w:t>
-      </w:r>
-      <w:r>
-        <w:t xml:space="preserve"> </w:t>
-      </w:r>
-      <w:r>
-        <w:rPr>
-          <w:b/>
-          <w:bCs/>
-        </w:rPr>
-        <w:t xml:space="preserve">matching with no unstable pair</w:t>
-      </w:r>
-      <w:r>
-        <w:t xml:space="preserve"> </w:t>
-      </w:r>
-      <w:r>
-        <w:t xml:space="preserve">— no two people who both prefer each other</w:t>
-      </w:r>
-      <w:r>
-        <w:t xml:space="preserve"> </w:t>
-      </w:r>
-      <w:r>
-        <w:t xml:space="preserve">over their assigned partners. (Real use: the</w:t>
-      </w:r>
-      <w:r>
-        <w:t xml:space="preserve"> </w:t>
-      </w:r>
-      <w:r>
-        <w:rPr>
-          <w:b/>
-          <w:bCs/>
-        </w:rPr>
-        <w:t xml:space="preserve">medical residency match / NRMP</w:t>
-      </w:r>
-      <w:r>
-        <w:t xml:space="preserve">.)</w:t>
-      </w:r>
-    </w:p>
-    <w:bookmarkEnd w:id="58"/>
-    <w:bookmarkStart w:id="59" w:name="algorithm-propose-and-reject"/>
-    <w:p>
-      <w:pPr>
-        <w:pStyle w:val="Heading3"/>
-      </w:pPr>
-      <w:r>
-        <w:t xml:space="preserve">Algorithm (propose-and-reject)</w:t>
-      </w:r>
-    </w:p>
-    <w:p>
-      <w:pPr>
-        <w:pStyle w:val="SourceCode"/>
-      </w:pPr>
-      <w:r>
-        <w:rPr>
-          <w:rStyle w:val="VerbatimChar"/>
-        </w:rPr>
-        <w:t xml:space="preserve"># Gale-Shapley                               Time O(n^2)</w:t>
-      </w:r>
-      <w:r>
-        <w:br/>
-      </w:r>
-      <w:r>
-        <w:rPr>
-          <w:rStyle w:val="VerbatimChar"/>
-        </w:rPr>
-        <w:t xml:space="preserve">while some proposer is free:</w:t>
-      </w:r>
-      <w:r>
-        <w:br/>
-      </w:r>
-      <w:r>
-        <w:rPr>
-          <w:rStyle w:val="VerbatimChar"/>
-        </w:rPr>
-        <w:t xml:space="preserve">    p proposes to the next acceptor on p's list it hasn't tried</w:t>
-      </w:r>
-      <w:r>
-        <w:br/>
-      </w:r>
-      <w:r>
-        <w:rPr>
-          <w:rStyle w:val="VerbatimChar"/>
-        </w:rPr>
-        <w:t xml:space="preserve">    if that acceptor is free: tentatively match</w:t>
-      </w:r>
-      <w:r>
-        <w:br/>
-      </w:r>
-      <w:r>
-        <w:rPr>
-          <w:rStyle w:val="VerbatimChar"/>
-        </w:rPr>
-        <w:t xml:space="preserve">    else if the acceptor prefers p to its current match: switch (old one is freed)</w:t>
-      </w:r>
-      <w:r>
-        <w:br/>
-      </w:r>
-      <w:r>
-        <w:rPr>
-          <w:rStyle w:val="VerbatimChar"/>
-        </w:rPr>
-        <w:t xml:space="preserve">    else: reject p</w:t>
-      </w:r>
-    </w:p>
-    <w:p>
-      <w:pPr>
-        <w:pStyle w:val="FirstParagraph"/>
-      </w:pPr>
-      <w:r>
-        <w:rPr>
-          <w:b/>
-          <w:bCs/>
-        </w:rPr>
-        <w:t xml:space="preserve">Key facts:</w:t>
-      </w:r>
-      <w:r>
-        <w:t xml:space="preserve"> </w:t>
-      </w:r>
-      <w:r>
-        <w:t xml:space="preserve">always terminates in ≤</w:t>
-      </w:r>
-      <w:r>
-        <w:t xml:space="preserve"> </w:t>
-      </w:r>
-      <w:r>
-        <w:rPr>
-          <w:rStyle w:val="VerbatimChar"/>
-        </w:rPr>
-        <w:t xml:space="preserve">n²</w:t>
-      </w:r>
-      <w:r>
-        <w:t xml:space="preserve"> </w:t>
-      </w:r>
-      <w:r>
-        <w:t xml:space="preserve">proposals, always produces a</w:t>
-      </w:r>
-      <w:r>
-        <w:t xml:space="preserve"> </w:t>
-      </w:r>
-      <w:r>
-        <w:rPr>
-          <w:b/>
-          <w:bCs/>
-        </w:rPr>
-        <w:t xml:space="preserve">stable</w:t>
-      </w:r>
-      <w:r>
-        <w:t xml:space="preserve"> </w:t>
-      </w:r>
-      <w:r>
-        <w:t xml:space="preserve">matching, and is</w:t>
-      </w:r>
-      <w:r>
-        <w:t xml:space="preserve"> </w:t>
-      </w:r>
-      <w:r>
-        <w:rPr>
-          <w:b/>
-          <w:bCs/>
-        </w:rPr>
-        <w:t xml:space="preserve">proposer-optimal</w:t>
-      </w:r>
-      <w:r>
-        <w:t xml:space="preserve"> </w:t>
-      </w:r>
-      <w:r>
-        <w:t xml:space="preserve">(every proposer gets the best partner</w:t>
-      </w:r>
-      <w:r>
-        <w:t xml:space="preserve"> </w:t>
-      </w:r>
-      <w:r>
-        <w:t xml:space="preserve">possible in any stable matching). It’s</w:t>
-      </w:r>
-      <w:r>
-        <w:t xml:space="preserve"> </w:t>
-      </w:r>
-      <w:r>
-        <w:t xml:space="preserve">“greedy”</w:t>
-      </w:r>
-      <w:r>
-        <w:t xml:space="preserve"> </w:t>
-      </w:r>
-      <w:r>
-        <w:t xml:space="preserve">in spirit: each proposer always</w:t>
-      </w:r>
-      <w:r>
-        <w:t xml:space="preserve"> </w:t>
-      </w:r>
-      <w:r>
-        <w:t xml:space="preserve">goes for its best remaining option.</w:t>
-      </w:r>
-    </w:p>
-    <w:bookmarkEnd w:id="59"/>
-    <w:bookmarkStart w:id="60" w:name="mcqs-6"/>
+    <w:bookmarkStart w:id="58" w:name="mcqs-5"/>
     <w:p>
       <w:pPr>
         <w:pStyle w:val="Heading3"/>
@@ -6028,23 +6559,20 @@
         </w:numPr>
       </w:pPr>
       <w:r>
-        <w:t xml:space="preserve">Gale–Shapley produces a? →</w:t>
-      </w:r>
-      <w:r>
-        <w:t xml:space="preserve"> </w:t>
-      </w:r>
-      <w:r>
-        <w:rPr>
-          <w:b/>
-          <w:bCs/>
-        </w:rPr>
-        <w:t xml:space="preserve">stable matching</w:t>
-      </w:r>
-      <w:r>
-        <w:t xml:space="preserve"> </w:t>
-      </w:r>
-      <w:r>
-        <w:t xml:space="preserve">(proposer-optimal).</w:t>
+        <w:t xml:space="preserve">Minimise max lateness — sort by? →</w:t>
+      </w:r>
+      <w:r>
+        <w:t xml:space="preserve"> </w:t>
+      </w:r>
+      <w:r>
+        <w:rPr>
+          <w:b/>
+          <w:bCs/>
+        </w:rPr>
+        <w:t xml:space="preserve">deadline (EDF)</w:t>
+      </w:r>
+      <w:r>
+        <w:t xml:space="preserve">.</w:t>
       </w:r>
     </w:p>
     <w:p>
@@ -6056,38 +6584,141 @@
         </w:numPr>
       </w:pPr>
       <w:r>
-        <w:t xml:space="preserve">Time complexity? →</w:t>
-      </w:r>
-      <w:r>
-        <w:t xml:space="preserve"> </w:t>
-      </w:r>
-      <w:r>
-        <w:rPr>
-          <w:b/>
-          <w:bCs/>
-        </w:rPr>
-        <w:t xml:space="preserve">O(n²)</w:t>
+        <w:t xml:space="preserve">Job sequencing — sort by? →</w:t>
+      </w:r>
+      <w:r>
+        <w:t xml:space="preserve"> </w:t>
+      </w:r>
+      <w:r>
+        <w:rPr>
+          <w:b/>
+          <w:bCs/>
+        </w:rPr>
+        <w:t xml:space="preserve">profit</w:t>
+      </w:r>
+      <w:r>
+        <w:t xml:space="preserve">, place in latest free slot ≤ deadline.</w:t>
+      </w:r>
+    </w:p>
+    <w:p>
+      <w:pPr>
+        <w:pStyle w:val="Compact"/>
+        <w:numPr>
+          <w:ilvl w:val="0"/>
+          <w:numId w:val="1022"/>
+        </w:numPr>
+      </w:pPr>
+      <w:r>
+        <w:t xml:space="preserve">Why are Kruskal/Prim greedy-correct? → the</w:t>
+      </w:r>
+      <w:r>
+        <w:t xml:space="preserve"> </w:t>
+      </w:r>
+      <w:r>
+        <w:rPr>
+          <w:b/>
+          <w:bCs/>
+        </w:rPr>
+        <w:t xml:space="preserve">cut property</w:t>
+      </w:r>
+      <w:r>
+        <w:t xml:space="preserve"> </w:t>
+      </w:r>
+      <w:r>
+        <w:t xml:space="preserve">(matroid).</w:t>
+      </w:r>
+    </w:p>
+    <w:p>
+      <w:pPr>
+        <w:pStyle w:val="Compact"/>
+        <w:numPr>
+          <w:ilvl w:val="0"/>
+          <w:numId w:val="1022"/>
+        </w:numPr>
+      </w:pPr>
+      <w:r>
+        <w:t xml:space="preserve">Best Time to Buy/Sell Stock II greedy? →</w:t>
+      </w:r>
+      <w:r>
+        <w:t xml:space="preserve"> </w:t>
+      </w:r>
+      <w:r>
+        <w:rPr>
+          <w:b/>
+          <w:bCs/>
+        </w:rPr>
+        <w:t xml:space="preserve">sum all positive deltas</w:t>
       </w:r>
       <w:r>
         <w:t xml:space="preserve">.</w:t>
       </w:r>
     </w:p>
     <w:p>
-      <w:r>
-        <w:pict>
-          <v:rect style="width:0;height:1.5pt" o:hralign="center" o:hrstd="t" o:hr="t"/>
-        </w:pict>
-      </w:r>
-    </w:p>
-    <w:bookmarkEnd w:id="60"/>
-    <w:bookmarkEnd w:id="61"/>
-    <w:bookmarkStart w:id="62" w:name="module-11-concept-review-one-page"/>
-    <w:p>
-      <w:pPr>
-        <w:pStyle w:val="Heading2"/>
-      </w:pPr>
-      <w:r>
-        <w:t xml:space="preserve">Module 11 — Concept Review (one page)</w:t>
+      <w:pPr>
+        <w:pStyle w:val="Compact"/>
+        <w:numPr>
+          <w:ilvl w:val="0"/>
+          <w:numId w:val="1022"/>
+        </w:numPr>
+      </w:pPr>
+      <w:r>
+        <w:t xml:space="preserve">Dijkstra is greedy — its greedy choice? →</w:t>
+      </w:r>
+      <w:r>
+        <w:t xml:space="preserve"> </w:t>
+      </w:r>
+      <w:r>
+        <w:rPr>
+          <w:b/>
+          <w:bCs/>
+        </w:rPr>
+        <w:t xml:space="preserve">finalise the nearest unvisited</w:t>
+      </w:r>
+      <w:r>
+        <w:rPr>
+          <w:b/>
+          <w:bCs/>
+        </w:rPr>
+        <w:t xml:space="preserve"> </w:t>
+      </w:r>
+      <w:r>
+        <w:rPr>
+          <w:b/>
+          <w:bCs/>
+        </w:rPr>
+        <w:t xml:space="preserve">vertex</w:t>
+      </w:r>
+      <w:r>
+        <w:t xml:space="preserve"> </w:t>
+      </w:r>
+      <w:r>
+        <w:t xml:space="preserve">(min-heap); needs</w:t>
+      </w:r>
+      <w:r>
+        <w:t xml:space="preserve"> </w:t>
+      </w:r>
+      <w:r>
+        <w:rPr>
+          <w:b/>
+          <w:bCs/>
+        </w:rPr>
+        <w:t xml:space="preserve">non-negative</w:t>
+      </w:r>
+      <w:r>
+        <w:t xml:space="preserve"> </w:t>
+      </w:r>
+      <w:r>
+        <w:t xml:space="preserve">weights.</w:t>
+      </w:r>
+    </w:p>
+    <w:bookmarkEnd w:id="58"/>
+    <w:bookmarkStart w:id="59" w:name="problems-1"/>
+    <w:p>
+      <w:pPr>
+        <w:pStyle w:val="Heading3"/>
+      </w:pPr>
+      <w:r>
+        <w:t xml:space="preserve">Problems</w:t>
       </w:r>
     </w:p>
     <w:p>
@@ -6099,354 +6730,278 @@
         </w:numPr>
       </w:pPr>
       <w:r>
-        <w:rPr>
-          <w:b/>
-          <w:bCs/>
-        </w:rPr>
-        <w:t xml:space="preserve">Greedy</w:t>
-      </w:r>
-      <w:r>
-        <w:t xml:space="preserve"> </w:t>
-      </w:r>
-      <w:r>
-        <w:t xml:space="preserve">= locally best choice, never backtrack; correct</w:t>
-      </w:r>
-      <w:r>
-        <w:t xml:space="preserve"> </w:t>
-      </w:r>
-      <w:r>
-        <w:rPr>
-          <w:b/>
-          <w:bCs/>
-        </w:rPr>
-        <w:t xml:space="preserve">only</w:t>
-      </w:r>
-      <w:r>
-        <w:t xml:space="preserve"> </w:t>
-      </w:r>
-      <w:r>
-        <w:t xml:space="preserve">with the</w:t>
-      </w:r>
-      <w:r>
-        <w:t xml:space="preserve"> </w:t>
-      </w:r>
-      <w:r>
-        <w:rPr>
-          <w:b/>
-          <w:bCs/>
-        </w:rPr>
-        <w:t xml:space="preserve">greedy-choice property</w:t>
-      </w:r>
-      <w:r>
-        <w:t xml:space="preserve"> </w:t>
-      </w:r>
-      <w:r>
-        <w:t xml:space="preserve">+</w:t>
-      </w:r>
-      <w:r>
-        <w:t xml:space="preserve"> </w:t>
-      </w:r>
-      <w:r>
-        <w:rPr>
-          <w:b/>
-          <w:bCs/>
-        </w:rPr>
-        <w:t xml:space="preserve">optimal substructure</w:t>
-      </w:r>
-      <w:r>
-        <w:t xml:space="preserve">; prove via</w:t>
-      </w:r>
-      <w:r>
-        <w:t xml:space="preserve"> </w:t>
-      </w:r>
-      <w:r>
-        <w:rPr>
-          <w:b/>
-          <w:bCs/>
-        </w:rPr>
-        <w:t xml:space="preserve">exchange</w:t>
-      </w:r>
-      <w:r>
-        <w:rPr>
-          <w:b/>
-          <w:bCs/>
-        </w:rPr>
-        <w:t xml:space="preserve"> </w:t>
-      </w:r>
-      <w:r>
-        <w:rPr>
-          <w:b/>
-          <w:bCs/>
-        </w:rPr>
-        <w:t xml:space="preserve">argument</w:t>
-      </w:r>
-      <w:r>
-        <w:t xml:space="preserve"> </w:t>
-      </w:r>
-      <w:r>
-        <w:t xml:space="preserve">or</w:t>
-      </w:r>
-      <w:r>
-        <w:t xml:space="preserve"> </w:t>
-      </w:r>
-      <w:r>
-        <w:rPr>
-          <w:b/>
-          <w:bCs/>
-        </w:rPr>
-        <w:t xml:space="preserve">greedy-stays-ahead</w:t>
-      </w:r>
-      <w:r>
-        <w:t xml:space="preserve">, or break it with a</w:t>
-      </w:r>
-      <w:r>
-        <w:t xml:space="preserve"> </w:t>
-      </w:r>
-      <w:r>
-        <w:rPr>
-          <w:b/>
-          <w:bCs/>
-        </w:rPr>
-        <w:t xml:space="preserve">counterexample</w:t>
-      </w:r>
-      <w:r>
-        <w:t xml:space="preserve">.</w:t>
-      </w:r>
-    </w:p>
-    <w:p>
-      <w:pPr>
-        <w:pStyle w:val="Compact"/>
-        <w:numPr>
-          <w:ilvl w:val="0"/>
-          <w:numId w:val="1023"/>
-        </w:numPr>
-      </w:pPr>
-      <w:r>
-        <w:rPr>
-          <w:b/>
-          <w:bCs/>
-        </w:rPr>
-        <w:t xml:space="preserve">Matroids</w:t>
-      </w:r>
-      <w:r>
-        <w:t xml:space="preserve"> </w:t>
-      </w:r>
-      <w:r>
-        <w:t xml:space="preserve">(Rado–Edmonds) are the exact structures where greedy is</w:t>
-      </w:r>
-      <w:r>
-        <w:t xml:space="preserve"> </w:t>
-      </w:r>
-      <w:r>
-        <w:t xml:space="preserve">guaranteed optimal;</w:t>
-      </w:r>
-      <w:r>
-        <w:t xml:space="preserve"> </w:t>
-      </w:r>
-      <w:r>
-        <w:rPr>
-          <w:b/>
-          <w:bCs/>
-        </w:rPr>
-        <w:t xml:space="preserve">Kruskal’s MST = greedy on the graphic matroid</w:t>
-      </w:r>
-      <w:r>
-        <w:t xml:space="preserve">.</w:t>
-      </w:r>
-    </w:p>
-    <w:p>
-      <w:pPr>
-        <w:pStyle w:val="Compact"/>
-        <w:numPr>
-          <w:ilvl w:val="0"/>
-          <w:numId w:val="1023"/>
-        </w:numPr>
-      </w:pPr>
-      <w:r>
-        <w:rPr>
-          <w:b/>
-          <w:bCs/>
-        </w:rPr>
-        <w:t xml:space="preserve">If greedy fails → DP</w:t>
-      </w:r>
-      <w:r>
-        <w:t xml:space="preserve"> </w:t>
-      </w:r>
-      <w:r>
-        <w:t xml:space="preserve">(coins {1,3,4}→6; 0/1 knapsack; weighted interval</w:t>
-      </w:r>
-      <w:r>
-        <w:t xml:space="preserve"> </w:t>
-      </w:r>
-      <w:r>
-        <w:t xml:space="preserve">scheduling). Canonical coin systems {1,5,10,25} are greedy-OK.</w:t>
-      </w:r>
-    </w:p>
-    <w:p>
-      <w:pPr>
-        <w:pStyle w:val="Compact"/>
-        <w:numPr>
-          <w:ilvl w:val="0"/>
-          <w:numId w:val="1023"/>
-        </w:numPr>
-      </w:pPr>
-      <w:r>
-        <w:rPr>
-          <w:b/>
-          <w:bCs/>
-        </w:rPr>
-        <w:t xml:space="preserve">Intervals:</w:t>
-      </w:r>
-      <w:r>
-        <w:t xml:space="preserve"> </w:t>
-      </w:r>
-      <w:r>
-        <w:t xml:space="preserve">scheduling (max count → sort by finish); partitioning (min rooms</w:t>
-      </w:r>
-      <w:r>
-        <w:t xml:space="preserve"> </w:t>
-      </w:r>
-      <w:r>
-        <w:t xml:space="preserve">= max overlap); merging (sort by start, sweep).</w:t>
-      </w:r>
-    </w:p>
-    <w:p>
-      <w:pPr>
-        <w:pStyle w:val="Compact"/>
-        <w:numPr>
-          <w:ilvl w:val="0"/>
-          <w:numId w:val="1023"/>
-        </w:numPr>
-      </w:pPr>
-      <w:r>
-        <w:rPr>
-          <w:b/>
-          <w:bCs/>
-        </w:rPr>
-        <w:t xml:space="preserve">Huffman:</w:t>
-      </w:r>
-      <w:r>
-        <w:t xml:space="preserve"> </w:t>
-      </w:r>
-      <w:r>
-        <w:t xml:space="preserve">merge two smallest (min-heap), O(n log n); total bits = Σ(freq×len)</w:t>
-      </w:r>
-      <w:r>
-        <w:t xml:space="preserve"> </w:t>
-      </w:r>
-      <w:r>
-        <w:t xml:space="preserve">= Σ(internal-node freqs); n symbols → 2n−1 nodes, n−1 merges.</w:t>
-      </w:r>
-    </w:p>
-    <w:p>
-      <w:pPr>
-        <w:pStyle w:val="Compact"/>
-        <w:numPr>
-          <w:ilvl w:val="0"/>
-          <w:numId w:val="1023"/>
-        </w:numPr>
-      </w:pPr>
-      <w:r>
-        <w:rPr>
-          <w:b/>
-          <w:bCs/>
-        </w:rPr>
-        <w:t xml:space="preserve">Fractional knapsack</w:t>
-      </w:r>
-      <w:r>
-        <w:t xml:space="preserve"> </w:t>
-      </w:r>
-      <w:r>
-        <w:t xml:space="preserve">= greedy (ratio);</w:t>
-      </w:r>
-      <w:r>
-        <w:t xml:space="preserve"> </w:t>
-      </w:r>
-      <w:r>
-        <w:rPr>
-          <w:b/>
-          <w:bCs/>
-        </w:rPr>
-        <w:t xml:space="preserve">0/1 knapsack</w:t>
-      </w:r>
-      <w:r>
-        <w:t xml:space="preserve"> </w:t>
-      </w:r>
-      <w:r>
-        <w:t xml:space="preserve">= DP.</w:t>
-      </w:r>
-    </w:p>
-    <w:p>
-      <w:pPr>
-        <w:pStyle w:val="Compact"/>
-        <w:numPr>
-          <w:ilvl w:val="0"/>
-          <w:numId w:val="1023"/>
-        </w:numPr>
-      </w:pPr>
-      <w:r>
-        <w:rPr>
-          <w:b/>
-          <w:bCs/>
-        </w:rPr>
-        <w:t xml:space="preserve">Scheduling:</w:t>
-      </w:r>
-      <w:r>
-        <w:t xml:space="preserve"> </w:t>
-      </w:r>
-      <w:r>
-        <w:t xml:space="preserve">job sequencing (sort by profit, latest slot); min max lateness</w:t>
-      </w:r>
-      <w:r>
-        <w:t xml:space="preserve"> </w:t>
-      </w:r>
-      <w:r>
-        <w:t xml:space="preserve">(EDF, sort by deadline).</w:t>
-      </w:r>
-    </w:p>
-    <w:p>
-      <w:pPr>
-        <w:pStyle w:val="Compact"/>
-        <w:numPr>
-          <w:ilvl w:val="0"/>
-          <w:numId w:val="1023"/>
-        </w:numPr>
-      </w:pPr>
-      <w:r>
-        <w:rPr>
-          <w:b/>
-          <w:bCs/>
-        </w:rPr>
-        <w:t xml:space="preserve">Theme:</w:t>
-      </w:r>
-      <w:r>
-        <w:t xml:space="preserve"> </w:t>
-      </w:r>
-      <w:r>
-        <w:t xml:space="preserve">most greedy =</w:t>
-      </w:r>
-      <w:r>
-        <w:t xml:space="preserve"> </w:t>
-      </w:r>
-      <w:r>
-        <w:rPr>
-          <w:b/>
-          <w:bCs/>
-        </w:rPr>
-        <w:t xml:space="preserve">sort by the right key + one pass</w:t>
-      </w:r>
-      <w:r>
-        <w:t xml:space="preserve">.</w:t>
+        <w:t xml:space="preserve">Gas Station (134); Jump Game I/II (55/45); Best Time Buy/Sell II (122); Candy</w:t>
+      </w:r>
+      <w:r>
+        <w:t xml:space="preserve"> </w:t>
+      </w:r>
+      <w:r>
+        <w:t xml:space="preserve">(135); Task Scheduler (621); Reorganize String (767); Partition Labels (763);</w:t>
+      </w:r>
+      <w:r>
+        <w:t xml:space="preserve"> </w:t>
+      </w:r>
+      <w:r>
+        <w:t xml:space="preserve">Assign Cookies (455); Job Sequencing (classic).</w:t>
+      </w:r>
+    </w:p>
+    <w:p>
+      <w:r>
+        <w:pict>
+          <v:rect style="width:0;height:1.5pt" o:hralign="center" o:hrstd="t" o:hr="t"/>
+        </w:pict>
+      </w:r>
+    </w:p>
+    <w:bookmarkEnd w:id="59"/>
+    <w:bookmarkEnd w:id="60"/>
+    <w:bookmarkStart w:id="64" w:name="Xfbd81ae28088d4688ad6b961c7e43c9012334ef"/>
+    <w:p>
+      <w:pPr>
+        <w:pStyle w:val="Heading2"/>
+      </w:pPr>
+      <w:r>
+        <w:t xml:space="preserve">11.6 Stable Matching — Gale–Shapley (greedy-flavoured)</w:t>
+      </w:r>
+    </w:p>
+    <w:bookmarkStart w:id="61" w:name="problem-1"/>
+    <w:p>
+      <w:pPr>
+        <w:pStyle w:val="Heading3"/>
+      </w:pPr>
+      <w:r>
+        <w:t xml:space="preserve">Problem</w:t>
+      </w:r>
+    </w:p>
+    <w:p>
+      <w:pPr>
+        <w:pStyle w:val="FirstParagraph"/>
+      </w:pPr>
+      <w:r>
+        <w:rPr>
+          <w:rStyle w:val="VerbatimChar"/>
+        </w:rPr>
+        <w:t xml:space="preserve">n</w:t>
+      </w:r>
+      <w:r>
+        <w:t xml:space="preserve"> </w:t>
+      </w:r>
+      <w:r>
+        <w:t xml:space="preserve">proposers and</w:t>
+      </w:r>
+      <w:r>
+        <w:t xml:space="preserve"> </w:t>
+      </w:r>
+      <w:r>
+        <w:rPr>
+          <w:rStyle w:val="VerbatimChar"/>
+        </w:rPr>
+        <w:t xml:space="preserve">n</w:t>
+      </w:r>
+      <w:r>
+        <w:t xml:space="preserve"> </w:t>
+      </w:r>
+      <w:r>
+        <w:t xml:space="preserve">acceptors, each with a ranked preference list. Find a</w:t>
+      </w:r>
+      <w:r>
+        <w:t xml:space="preserve"> </w:t>
+      </w:r>
+      <w:r>
+        <w:rPr>
+          <w:b/>
+          <w:bCs/>
+        </w:rPr>
+        <w:t xml:space="preserve">matching with no unstable pair</w:t>
+      </w:r>
+      <w:r>
+        <w:t xml:space="preserve"> </w:t>
+      </w:r>
+      <w:r>
+        <w:t xml:space="preserve">— no two people who both prefer each other</w:t>
+      </w:r>
+      <w:r>
+        <w:t xml:space="preserve"> </w:t>
+      </w:r>
+      <w:r>
+        <w:t xml:space="preserve">over their assigned partners. (Real use: the</w:t>
+      </w:r>
+      <w:r>
+        <w:t xml:space="preserve"> </w:t>
+      </w:r>
+      <w:r>
+        <w:rPr>
+          <w:b/>
+          <w:bCs/>
+        </w:rPr>
+        <w:t xml:space="preserve">medical residency match / NRMP</w:t>
+      </w:r>
+      <w:r>
+        <w:t xml:space="preserve">.)</w:t>
+      </w:r>
+    </w:p>
+    <w:bookmarkEnd w:id="61"/>
+    <w:bookmarkStart w:id="62" w:name="algorithm-propose-and-reject"/>
+    <w:p>
+      <w:pPr>
+        <w:pStyle w:val="Heading3"/>
+      </w:pPr>
+      <w:r>
+        <w:t xml:space="preserve">Algorithm (propose-and-reject)</w:t>
+      </w:r>
+    </w:p>
+    <w:p>
+      <w:pPr>
+        <w:pStyle w:val="SourceCode"/>
+      </w:pPr>
+      <w:r>
+        <w:rPr>
+          <w:rStyle w:val="VerbatimChar"/>
+        </w:rPr>
+        <w:t xml:space="preserve"># Gale-Shapley                               Time O(n^2)</w:t>
+      </w:r>
+      <w:r>
+        <w:br/>
+      </w:r>
+      <w:r>
+        <w:rPr>
+          <w:rStyle w:val="VerbatimChar"/>
+        </w:rPr>
+        <w:t xml:space="preserve">while some proposer is free:</w:t>
+      </w:r>
+      <w:r>
+        <w:br/>
+      </w:r>
+      <w:r>
+        <w:rPr>
+          <w:rStyle w:val="VerbatimChar"/>
+        </w:rPr>
+        <w:t xml:space="preserve">    p proposes to the next acceptor on p's list it hasn't tried</w:t>
+      </w:r>
+      <w:r>
+        <w:br/>
+      </w:r>
+      <w:r>
+        <w:rPr>
+          <w:rStyle w:val="VerbatimChar"/>
+        </w:rPr>
+        <w:t xml:space="preserve">    if that acceptor is free: tentatively match</w:t>
+      </w:r>
+      <w:r>
+        <w:br/>
+      </w:r>
+      <w:r>
+        <w:rPr>
+          <w:rStyle w:val="VerbatimChar"/>
+        </w:rPr>
+        <w:t xml:space="preserve">    else if the acceptor prefers p to its current match: switch (old one is freed)</w:t>
+      </w:r>
+      <w:r>
+        <w:br/>
+      </w:r>
+      <w:r>
+        <w:rPr>
+          <w:rStyle w:val="VerbatimChar"/>
+        </w:rPr>
+        <w:t xml:space="preserve">    else: reject p</w:t>
+      </w:r>
+    </w:p>
+    <w:p>
+      <w:pPr>
+        <w:pStyle w:val="FirstParagraph"/>
+      </w:pPr>
+      <w:r>
+        <w:rPr>
+          <w:b/>
+          <w:bCs/>
+        </w:rPr>
+        <w:t xml:space="preserve">Key facts:</w:t>
+      </w:r>
+      <w:r>
+        <w:t xml:space="preserve"> </w:t>
+      </w:r>
+      <w:r>
+        <w:t xml:space="preserve">always terminates in ≤</w:t>
+      </w:r>
+      <w:r>
+        <w:t xml:space="preserve"> </w:t>
+      </w:r>
+      <w:r>
+        <w:rPr>
+          <w:rStyle w:val="VerbatimChar"/>
+        </w:rPr>
+        <w:t xml:space="preserve">n²</w:t>
+      </w:r>
+      <w:r>
+        <w:t xml:space="preserve"> </w:t>
+      </w:r>
+      <w:r>
+        <w:t xml:space="preserve">proposals, always produces a</w:t>
+      </w:r>
+      <w:r>
+        <w:t xml:space="preserve"> </w:t>
+      </w:r>
+      <w:r>
+        <w:rPr>
+          <w:b/>
+          <w:bCs/>
+        </w:rPr>
+        <w:t xml:space="preserve">stable</w:t>
+      </w:r>
+      <w:r>
+        <w:t xml:space="preserve"> </w:t>
+      </w:r>
+      <w:r>
+        <w:t xml:space="preserve">matching, and is</w:t>
+      </w:r>
+      <w:r>
+        <w:t xml:space="preserve"> </w:t>
+      </w:r>
+      <w:r>
+        <w:rPr>
+          <w:b/>
+          <w:bCs/>
+        </w:rPr>
+        <w:t xml:space="preserve">proposer-optimal</w:t>
+      </w:r>
+      <w:r>
+        <w:t xml:space="preserve"> </w:t>
+      </w:r>
+      <w:r>
+        <w:t xml:space="preserve">(every proposer gets the best partner</w:t>
+      </w:r>
+      <w:r>
+        <w:t xml:space="preserve"> </w:t>
+      </w:r>
+      <w:r>
+        <w:t xml:space="preserve">possible in any stable matching). It’s</w:t>
+      </w:r>
+      <w:r>
+        <w:t xml:space="preserve"> </w:t>
+      </w:r>
+      <w:r>
+        <w:t xml:space="preserve">“greedy”</w:t>
+      </w:r>
+      <w:r>
+        <w:t xml:space="preserve"> </w:t>
+      </w:r>
+      <w:r>
+        <w:t xml:space="preserve">in spirit: each proposer always</w:t>
+      </w:r>
+      <w:r>
+        <w:t xml:space="preserve"> </w:t>
+      </w:r>
+      <w:r>
+        <w:t xml:space="preserve">goes for its best remaining option.</w:t>
       </w:r>
     </w:p>
     <w:bookmarkEnd w:id="62"/>
-    <w:bookmarkStart w:id="63" w:name="module-11-flash-cards"/>
-    <w:p>
-      <w:pPr>
-        <w:pStyle w:val="Heading2"/>
-      </w:pPr>
-      <w:r>
-        <w:t xml:space="preserve">Module 11 — Flash Cards</w:t>
+    <w:bookmarkStart w:id="63" w:name="mcqs-6"/>
+    <w:p>
+      <w:pPr>
+        <w:pStyle w:val="Heading3"/>
+      </w:pPr>
+      <w:r>
+        <w:t xml:space="preserve">MCQs</w:t>
       </w:r>
     </w:p>
     <w:p>
@@ -6458,31 +7013,23 @@
         </w:numPr>
       </w:pPr>
       <w:r>
-        <w:t xml:space="preserve">Q: When is greedy correct?</w:t>
-      </w:r>
-      <w:r>
-        <w:t xml:space="preserve"> </w:t>
-      </w:r>
-      <w:r>
-        <w:rPr>
-          <w:b/>
-          <w:bCs/>
-        </w:rPr>
-        <w:t xml:space="preserve">A: greedy-choice + optimal substructure (formally:</w:t>
-      </w:r>
-      <w:r>
-        <w:rPr>
-          <w:b/>
-          <w:bCs/>
-        </w:rPr>
-        <w:t xml:space="preserve"> </w:t>
-      </w:r>
-      <w:r>
-        <w:rPr>
-          <w:b/>
-          <w:bCs/>
-        </w:rPr>
-        <w:t xml:space="preserve">a matroid).</w:t>
+        <w:t xml:space="preserve">Gale–Shapley produces a? →</w:t>
+      </w:r>
+      <w:r>
+        <w:t xml:space="preserve"> </w:t>
+      </w:r>
+      <w:r>
+        <w:rPr>
+          <w:b/>
+          <w:bCs/>
+        </w:rPr>
+        <w:t xml:space="preserve">stable matching</w:t>
+      </w:r>
+      <w:r>
+        <w:t xml:space="preserve"> </w:t>
+      </w:r>
+      <w:r>
+        <w:t xml:space="preserve">(proposer-optimal).</w:t>
       </w:r>
     </w:p>
     <w:p>
@@ -6494,195 +7041,38 @@
         </w:numPr>
       </w:pPr>
       <w:r>
-        <w:t xml:space="preserve">Q: Two proof styles?</w:t>
-      </w:r>
-      <w:r>
-        <w:t xml:space="preserve"> </w:t>
-      </w:r>
-      <w:r>
-        <w:rPr>
-          <w:b/>
-          <w:bCs/>
-        </w:rPr>
-        <w:t xml:space="preserve">A: exchange argument; greedy stays ahead.</w:t>
-      </w:r>
-    </w:p>
-    <w:p>
-      <w:pPr>
-        <w:pStyle w:val="Compact"/>
-        <w:numPr>
-          <w:ilvl w:val="0"/>
-          <w:numId w:val="1024"/>
-        </w:numPr>
-      </w:pPr>
-      <w:r>
-        <w:t xml:space="preserve">Q: Greedy counterexample / when it works?</w:t>
-      </w:r>
-      <w:r>
-        <w:t xml:space="preserve"> </w:t>
-      </w:r>
-      <w:r>
-        <w:rPr>
-          <w:b/>
-          <w:bCs/>
-        </w:rPr>
-        <w:t xml:space="preserve">A: coins {1,3,4}→6 fails; {1,5,10,25}</w:t>
-      </w:r>
-      <w:r>
-        <w:rPr>
-          <w:b/>
-          <w:bCs/>
-        </w:rPr>
-        <w:t xml:space="preserve"> </w:t>
-      </w:r>
-      <w:r>
-        <w:rPr>
-          <w:b/>
-          <w:bCs/>
-        </w:rPr>
-        <w:t xml:space="preserve">canonical works.</w:t>
-      </w:r>
-    </w:p>
-    <w:p>
-      <w:pPr>
-        <w:pStyle w:val="Compact"/>
-        <w:numPr>
-          <w:ilvl w:val="0"/>
-          <w:numId w:val="1024"/>
-        </w:numPr>
-      </w:pPr>
-      <w:r>
-        <w:t xml:space="preserve">Q: Activity selection sort key?</w:t>
-      </w:r>
-      <w:r>
-        <w:t xml:space="preserve"> </w:t>
-      </w:r>
-      <w:r>
-        <w:rPr>
-          <w:b/>
-          <w:bCs/>
-        </w:rPr>
-        <w:t xml:space="preserve">A: earliest finish time.</w:t>
-      </w:r>
-    </w:p>
-    <w:p>
-      <w:pPr>
-        <w:pStyle w:val="Compact"/>
-        <w:numPr>
-          <w:ilvl w:val="0"/>
-          <w:numId w:val="1024"/>
-        </w:numPr>
-      </w:pPr>
-      <w:r>
-        <w:t xml:space="preserve">Q: Min meeting rooms = ?</w:t>
-      </w:r>
-      <w:r>
-        <w:t xml:space="preserve"> </w:t>
-      </w:r>
-      <w:r>
-        <w:rPr>
-          <w:b/>
-          <w:bCs/>
-        </w:rPr>
-        <w:t xml:space="preserve">A: max overlap depth (min-heap of end times).</w:t>
-      </w:r>
-    </w:p>
-    <w:p>
-      <w:pPr>
-        <w:pStyle w:val="Compact"/>
-        <w:numPr>
-          <w:ilvl w:val="0"/>
-          <w:numId w:val="1024"/>
-        </w:numPr>
-      </w:pPr>
-      <w:r>
-        <w:t xml:space="preserve">Q: Huffman total bits shortcut?</w:t>
-      </w:r>
-      <w:r>
-        <w:t xml:space="preserve"> </w:t>
-      </w:r>
-      <w:r>
-        <w:rPr>
-          <w:b/>
-          <w:bCs/>
-        </w:rPr>
-        <w:t xml:space="preserve">A: sum of all internal-node frequencies.</w:t>
-      </w:r>
-    </w:p>
-    <w:p>
-      <w:pPr>
-        <w:pStyle w:val="Compact"/>
-        <w:numPr>
-          <w:ilvl w:val="0"/>
-          <w:numId w:val="1024"/>
-        </w:numPr>
-      </w:pPr>
-      <w:r>
-        <w:t xml:space="preserve">Q: Fractional vs 0/1 knapsack?</w:t>
-      </w:r>
-      <w:r>
-        <w:t xml:space="preserve"> </w:t>
-      </w:r>
-      <w:r>
-        <w:rPr>
-          <w:b/>
-          <w:bCs/>
-        </w:rPr>
-        <w:t xml:space="preserve">A: ratio-greedy vs DP.</w:t>
-      </w:r>
-    </w:p>
-    <w:p>
-      <w:pPr>
-        <w:pStyle w:val="Compact"/>
-        <w:numPr>
-          <w:ilvl w:val="0"/>
-          <w:numId w:val="1024"/>
-        </w:numPr>
-      </w:pPr>
-      <w:r>
-        <w:t xml:space="preserve">Q: Min max lateness?</w:t>
-      </w:r>
-      <w:r>
-        <w:t xml:space="preserve"> </w:t>
-      </w:r>
-      <w:r>
-        <w:rPr>
-          <w:b/>
-          <w:bCs/>
-        </w:rPr>
-        <w:t xml:space="preserve">A: EDF (sort by deadline).</w:t>
-      </w:r>
-    </w:p>
-    <w:p>
-      <w:pPr>
-        <w:pStyle w:val="Compact"/>
-        <w:numPr>
-          <w:ilvl w:val="0"/>
-          <w:numId w:val="1024"/>
-        </w:numPr>
-      </w:pPr>
-      <w:r>
-        <w:t xml:space="preserve">Q: Kruskal correct because?</w:t>
-      </w:r>
-      <w:r>
-        <w:t xml:space="preserve"> </w:t>
-      </w:r>
-      <w:r>
-        <w:rPr>
-          <w:b/>
-          <w:bCs/>
-        </w:rPr>
-        <w:t xml:space="preserve">A: cut property (graphic matroid).</w:t>
+        <w:t xml:space="preserve">Time complexity? →</w:t>
+      </w:r>
+      <w:r>
+        <w:t xml:space="preserve"> </w:t>
+      </w:r>
+      <w:r>
+        <w:rPr>
+          <w:b/>
+          <w:bCs/>
+        </w:rPr>
+        <w:t xml:space="preserve">O(n²)</w:t>
+      </w:r>
+      <w:r>
+        <w:t xml:space="preserve">.</w:t>
+      </w:r>
+    </w:p>
+    <w:p>
+      <w:r>
+        <w:pict>
+          <v:rect style="width:0;height:1.5pt" o:hralign="center" o:hrstd="t" o:hr="t"/>
+        </w:pict>
       </w:r>
     </w:p>
     <w:bookmarkEnd w:id="63"/>
-    <w:bookmarkStart w:id="64" w:name="module-11-pattern-recognition"/>
+    <w:bookmarkEnd w:id="64"/>
+    <w:bookmarkStart w:id="65" w:name="module-11-concept-review-one-page"/>
     <w:p>
       <w:pPr>
         <w:pStyle w:val="Heading2"/>
       </w:pPr>
       <w:r>
-        <w:t xml:space="preserve">Module 11 — Pattern Recognition</w:t>
+        <w:t xml:space="preserve">Module 11 — Concept Review (one page)</w:t>
       </w:r>
     </w:p>
     <w:p>
@@ -6694,73 +7084,115 @@
         </w:numPr>
       </w:pPr>
       <w:r>
-        <w:t xml:space="preserve">“Maximum non-overlapping intervals”</w:t>
-      </w:r>
-      <w:r>
-        <w:t xml:space="preserve"> </w:t>
-      </w:r>
-      <w:r>
-        <w:t xml:space="preserve">→</w:t>
-      </w:r>
-      <w:r>
-        <w:t xml:space="preserve"> </w:t>
-      </w:r>
-      <w:r>
-        <w:rPr>
-          <w:b/>
-          <w:bCs/>
-        </w:rPr>
-        <w:t xml:space="preserve">sort by finish</w:t>
-      </w:r>
-      <w:r>
-        <w:t xml:space="preserve">;</w:t>
-      </w:r>
-      <w:r>
-        <w:t xml:space="preserve"> </w:t>
-      </w:r>
-      <w:r>
-        <w:t xml:space="preserve">“fewest rooms”</w:t>
-      </w:r>
-      <w:r>
-        <w:t xml:space="preserve"> </w:t>
-      </w:r>
-      <w:r>
-        <w:t xml:space="preserve">→</w:t>
-      </w:r>
-      <w:r>
-        <w:t xml:space="preserve"> </w:t>
-      </w:r>
-      <w:r>
-        <w:rPr>
-          <w:b/>
-          <w:bCs/>
-        </w:rPr>
-        <w:t xml:space="preserve">max overlap / min-heap</w:t>
-      </w:r>
-      <w:r>
-        <w:t xml:space="preserve">;</w:t>
-      </w:r>
-      <w:r>
-        <w:t xml:space="preserve"> </w:t>
-      </w:r>
-      <w:r>
-        <w:t xml:space="preserve">“merge overlaps”</w:t>
-      </w:r>
-      <w:r>
-        <w:t xml:space="preserve"> </w:t>
-      </w:r>
-      <w:r>
-        <w:t xml:space="preserve">→</w:t>
-      </w:r>
-      <w:r>
-        <w:t xml:space="preserve"> </w:t>
-      </w:r>
-      <w:r>
-        <w:rPr>
-          <w:b/>
-          <w:bCs/>
-        </w:rPr>
-        <w:t xml:space="preserve">sort by start, sweep</w:t>
+        <w:rPr>
+          <w:b/>
+          <w:bCs/>
+        </w:rPr>
+        <w:t xml:space="preserve">Greedy</w:t>
+      </w:r>
+      <w:r>
+        <w:t xml:space="preserve"> </w:t>
+      </w:r>
+      <w:r>
+        <w:t xml:space="preserve">= locally best choice, never backtrack; correct</w:t>
+      </w:r>
+      <w:r>
+        <w:t xml:space="preserve"> </w:t>
+      </w:r>
+      <w:r>
+        <w:rPr>
+          <w:b/>
+          <w:bCs/>
+        </w:rPr>
+        <w:t xml:space="preserve">only</w:t>
+      </w:r>
+      <w:r>
+        <w:t xml:space="preserve"> </w:t>
+      </w:r>
+      <w:r>
+        <w:t xml:space="preserve">with the</w:t>
+      </w:r>
+      <w:r>
+        <w:t xml:space="preserve"> </w:t>
+      </w:r>
+      <w:r>
+        <w:rPr>
+          <w:b/>
+          <w:bCs/>
+        </w:rPr>
+        <w:t xml:space="preserve">greedy-choice property</w:t>
+      </w:r>
+      <w:r>
+        <w:t xml:space="preserve"> </w:t>
+      </w:r>
+      <w:r>
+        <w:t xml:space="preserve">+</w:t>
+      </w:r>
+      <w:r>
+        <w:t xml:space="preserve"> </w:t>
+      </w:r>
+      <w:r>
+        <w:rPr>
+          <w:b/>
+          <w:bCs/>
+        </w:rPr>
+        <w:t xml:space="preserve">optimal substructure</w:t>
+      </w:r>
+      <w:r>
+        <w:t xml:space="preserve">; prove via</w:t>
+      </w:r>
+      <w:r>
+        <w:t xml:space="preserve"> </w:t>
+      </w:r>
+      <w:r>
+        <w:rPr>
+          <w:b/>
+          <w:bCs/>
+        </w:rPr>
+        <w:t xml:space="preserve">exchange</w:t>
+      </w:r>
+      <w:r>
+        <w:rPr>
+          <w:b/>
+          <w:bCs/>
+        </w:rPr>
+        <w:t xml:space="preserve"> </w:t>
+      </w:r>
+      <w:r>
+        <w:rPr>
+          <w:b/>
+          <w:bCs/>
+        </w:rPr>
+        <w:t xml:space="preserve">argument</w:t>
+      </w:r>
+      <w:r>
+        <w:t xml:space="preserve"> </w:t>
+      </w:r>
+      <w:r>
+        <w:t xml:space="preserve">or</w:t>
+      </w:r>
+      <w:r>
+        <w:t xml:space="preserve"> </w:t>
+      </w:r>
+      <w:r>
+        <w:rPr>
+          <w:b/>
+          <w:bCs/>
+        </w:rPr>
+        <w:t xml:space="preserve">greedy-stays-ahead</w:t>
+      </w:r>
+      <w:r>
+        <w:t xml:space="preserve">, or break it with a</w:t>
+      </w:r>
+      <w:r>
+        <w:t xml:space="preserve"> </w:t>
+      </w:r>
+      <w:r>
+        <w:rPr>
+          <w:b/>
+          <w:bCs/>
+        </w:rPr>
+        <w:t xml:space="preserve">counterexample</w:t>
       </w:r>
       <w:r>
         <w:t xml:space="preserve">.</w:t>
@@ -6775,23 +7207,33 @@
         </w:numPr>
       </w:pPr>
       <w:r>
-        <w:t xml:space="preserve">“Optimal prefix code / compression”</w:t>
-      </w:r>
-      <w:r>
-        <w:t xml:space="preserve"> </w:t>
-      </w:r>
-      <w:r>
-        <w:t xml:space="preserve">→</w:t>
-      </w:r>
-      <w:r>
-        <w:t xml:space="preserve"> </w:t>
-      </w:r>
-      <w:r>
-        <w:rPr>
-          <w:b/>
-          <w:bCs/>
-        </w:rPr>
-        <w:t xml:space="preserve">Huffman (min-heap)</w:t>
+        <w:rPr>
+          <w:b/>
+          <w:bCs/>
+        </w:rPr>
+        <w:t xml:space="preserve">Matroids</w:t>
+      </w:r>
+      <w:r>
+        <w:t xml:space="preserve"> </w:t>
+      </w:r>
+      <w:r>
+        <w:t xml:space="preserve">(Rado–Edmonds) are the exact structures where greedy is</w:t>
+      </w:r>
+      <w:r>
+        <w:t xml:space="preserve"> </w:t>
+      </w:r>
+      <w:r>
+        <w:t xml:space="preserve">guaranteed optimal;</w:t>
+      </w:r>
+      <w:r>
+        <w:t xml:space="preserve"> </w:t>
+      </w:r>
+      <w:r>
+        <w:rPr>
+          <w:b/>
+          <w:bCs/>
+        </w:rPr>
+        <w:t xml:space="preserve">Kruskal’s MST = greedy on the graphic matroid</w:t>
       </w:r>
       <w:r>
         <w:t xml:space="preserve">.</w:t>
@@ -6806,71 +7248,23 @@
         </w:numPr>
       </w:pPr>
       <w:r>
-        <w:t xml:space="preserve">“Maximise value, splittable”</w:t>
-      </w:r>
-      <w:r>
-        <w:t xml:space="preserve"> </w:t>
-      </w:r>
-      <w:r>
-        <w:t xml:space="preserve">→</w:t>
-      </w:r>
-      <w:r>
-        <w:t xml:space="preserve"> </w:t>
-      </w:r>
-      <w:r>
-        <w:rPr>
-          <w:b/>
-          <w:bCs/>
-        </w:rPr>
-        <w:t xml:space="preserve">fractional knapsack</w:t>
-      </w:r>
-      <w:r>
-        <w:t xml:space="preserve">;</w:t>
-      </w:r>
-      <w:r>
-        <w:t xml:space="preserve"> </w:t>
-      </w:r>
-      <w:r>
-        <w:rPr>
-          <w:i/>
-          <w:iCs/>
-        </w:rPr>
-        <w:t xml:space="preserve">not</w:t>
-      </w:r>
-      <w:r>
-        <w:t xml:space="preserve"> </w:t>
-      </w:r>
-      <w:r>
-        <w:t xml:space="preserve">splittable or</w:t>
-      </w:r>
-      <w:r>
-        <w:t xml:space="preserve"> </w:t>
-      </w:r>
-      <w:r>
-        <w:rPr>
-          <w:i/>
-          <w:iCs/>
-        </w:rPr>
-        <w:t xml:space="preserve">weighted</w:t>
-      </w:r>
-      <w:r>
-        <w:t xml:space="preserve"> </w:t>
-      </w:r>
-      <w:r>
-        <w:t xml:space="preserve">intervals →</w:t>
-      </w:r>
-      <w:r>
-        <w:t xml:space="preserve"> </w:t>
-      </w:r>
-      <w:r>
-        <w:rPr>
-          <w:b/>
-          <w:bCs/>
-        </w:rPr>
-        <w:t xml:space="preserve">DP</w:t>
-      </w:r>
-      <w:r>
-        <w:t xml:space="preserve">.</w:t>
+        <w:rPr>
+          <w:b/>
+          <w:bCs/>
+        </w:rPr>
+        <w:t xml:space="preserve">If greedy fails → DP</w:t>
+      </w:r>
+      <w:r>
+        <w:t xml:space="preserve"> </w:t>
+      </w:r>
+      <w:r>
+        <w:t xml:space="preserve">(coins {1,3,4}→6; 0/1 knapsack; weighted interval</w:t>
+      </w:r>
+      <w:r>
+        <w:t xml:space="preserve"> </w:t>
+      </w:r>
+      <w:r>
+        <w:t xml:space="preserve">scheduling). Canonical coin systems {1,5,10,25} are greedy-OK.</w:t>
       </w:r>
     </w:p>
     <w:p>
@@ -6882,45 +7276,23 @@
         </w:numPr>
       </w:pPr>
       <w:r>
-        <w:t xml:space="preserve">“Schedule by deadline/profit”</w:t>
-      </w:r>
-      <w:r>
-        <w:t xml:space="preserve"> </w:t>
-      </w:r>
-      <w:r>
-        <w:t xml:space="preserve">→</w:t>
-      </w:r>
-      <w:r>
-        <w:t xml:space="preserve"> </w:t>
-      </w:r>
-      <w:r>
-        <w:rPr>
-          <w:b/>
-          <w:bCs/>
-        </w:rPr>
-        <w:t xml:space="preserve">job sequencing</w:t>
-      </w:r>
-      <w:r>
-        <w:t xml:space="preserve"> </w:t>
-      </w:r>
-      <w:r>
-        <w:t xml:space="preserve">(profit) /</w:t>
-      </w:r>
-      <w:r>
-        <w:t xml:space="preserve"> </w:t>
-      </w:r>
-      <w:r>
-        <w:rPr>
-          <w:b/>
-          <w:bCs/>
-        </w:rPr>
-        <w:t xml:space="preserve">EDF</w:t>
-      </w:r>
-      <w:r>
-        <w:t xml:space="preserve"> </w:t>
-      </w:r>
-      <w:r>
-        <w:t xml:space="preserve">(lateness).</w:t>
+        <w:rPr>
+          <w:b/>
+          <w:bCs/>
+        </w:rPr>
+        <w:t xml:space="preserve">Intervals:</w:t>
+      </w:r>
+      <w:r>
+        <w:t xml:space="preserve"> </w:t>
+      </w:r>
+      <w:r>
+        <w:t xml:space="preserve">scheduling (max count → sort by finish); partitioning (min rooms</w:t>
+      </w:r>
+      <w:r>
+        <w:t xml:space="preserve"> </w:t>
+      </w:r>
+      <w:r>
+        <w:t xml:space="preserve">= max overlap); merging (sort by start, sweep).</w:t>
       </w:r>
     </w:p>
     <w:p>
@@ -6932,26 +7304,23 @@
         </w:numPr>
       </w:pPr>
       <w:r>
-        <w:t xml:space="preserve">“Can I reach / fewest jumps / fill gaps”</w:t>
-      </w:r>
-      <w:r>
-        <w:t xml:space="preserve"> </w:t>
-      </w:r>
-      <w:r>
-        <w:t xml:space="preserve">→</w:t>
-      </w:r>
-      <w:r>
-        <w:t xml:space="preserve"> </w:t>
-      </w:r>
-      <w:r>
-        <w:rPr>
-          <w:b/>
-          <w:bCs/>
-        </w:rPr>
-        <w:t xml:space="preserve">greedy reachability</w:t>
-      </w:r>
-      <w:r>
-        <w:t xml:space="preserve">.</w:t>
+        <w:rPr>
+          <w:b/>
+          <w:bCs/>
+        </w:rPr>
+        <w:t xml:space="preserve">Huffman:</w:t>
+      </w:r>
+      <w:r>
+        <w:t xml:space="preserve"> </w:t>
+      </w:r>
+      <w:r>
+        <w:t xml:space="preserve">merge two smallest (min-heap), O(n log n); total bits = Σ(freq×len)</w:t>
+      </w:r>
+      <w:r>
+        <w:t xml:space="preserve"> </w:t>
+      </w:r>
+      <w:r>
+        <w:t xml:space="preserve">= Σ(internal-node freqs); n symbols → 2n−1 nodes, n−1 merges.</w:t>
       </w:r>
     </w:p>
     <w:p>
@@ -6963,26 +7332,33 @@
         </w:numPr>
       </w:pPr>
       <w:r>
-        <w:t xml:space="preserve">“Connect everything cheaply”</w:t>
-      </w:r>
-      <w:r>
-        <w:t xml:space="preserve"> </w:t>
-      </w:r>
-      <w:r>
-        <w:t xml:space="preserve">→</w:t>
-      </w:r>
-      <w:r>
-        <w:t xml:space="preserve"> </w:t>
-      </w:r>
-      <w:r>
-        <w:rPr>
-          <w:b/>
-          <w:bCs/>
-        </w:rPr>
-        <w:t xml:space="preserve">MST (greedy / cut property)</w:t>
-      </w:r>
-      <w:r>
-        <w:t xml:space="preserve">.</w:t>
+        <w:rPr>
+          <w:b/>
+          <w:bCs/>
+        </w:rPr>
+        <w:t xml:space="preserve">Fractional knapsack</w:t>
+      </w:r>
+      <w:r>
+        <w:t xml:space="preserve"> </w:t>
+      </w:r>
+      <w:r>
+        <w:t xml:space="preserve">= greedy (ratio);</w:t>
+      </w:r>
+      <w:r>
+        <w:t xml:space="preserve"> </w:t>
+      </w:r>
+      <w:r>
+        <w:rPr>
+          <w:b/>
+          <w:bCs/>
+        </w:rPr>
+        <w:t xml:space="preserve">0/1 knapsack</w:t>
+      </w:r>
+      <w:r>
+        <w:t xml:space="preserve"> </w:t>
+      </w:r>
+      <w:r>
+        <w:t xml:space="preserve">= DP.</w:t>
       </w:r>
     </w:p>
     <w:p>
@@ -6994,26 +7370,23 @@
         </w:numPr>
       </w:pPr>
       <w:r>
-        <w:t xml:space="preserve">“Stable pairing / matching”</w:t>
-      </w:r>
-      <w:r>
-        <w:t xml:space="preserve"> </w:t>
-      </w:r>
-      <w:r>
-        <w:t xml:space="preserve">→</w:t>
-      </w:r>
-      <w:r>
-        <w:t xml:space="preserve"> </w:t>
-      </w:r>
-      <w:r>
-        <w:rPr>
-          <w:b/>
-          <w:bCs/>
-        </w:rPr>
-        <w:t xml:space="preserve">Gale–Shapley</w:t>
-      </w:r>
-      <w:r>
-        <w:t xml:space="preserve">.</w:t>
+        <w:rPr>
+          <w:b/>
+          <w:bCs/>
+        </w:rPr>
+        <w:t xml:space="preserve">Scheduling:</w:t>
+      </w:r>
+      <w:r>
+        <w:t xml:space="preserve"> </w:t>
+      </w:r>
+      <w:r>
+        <w:t xml:space="preserve">job sequencing (sort by profit, latest slot); min max lateness</w:t>
+      </w:r>
+      <w:r>
+        <w:t xml:space="preserve"> </w:t>
+      </w:r>
+      <w:r>
+        <w:t xml:space="preserve">(EDF, sort by deadline).</w:t>
       </w:r>
     </w:p>
     <w:p>
@@ -7025,36 +7398,40 @@
         </w:numPr>
       </w:pPr>
       <w:r>
-        <w:t xml:space="preserve">“Can’t prove the local choice is safe”</w:t>
-      </w:r>
-      <w:r>
-        <w:t xml:space="preserve"> </w:t>
-      </w:r>
-      <w:r>
-        <w:t xml:space="preserve">→</w:t>
-      </w:r>
-      <w:r>
-        <w:t xml:space="preserve"> </w:t>
-      </w:r>
-      <w:r>
-        <w:rPr>
-          <w:b/>
-          <w:bCs/>
-        </w:rPr>
-        <w:t xml:space="preserve">switch to DP</w:t>
+        <w:rPr>
+          <w:b/>
+          <w:bCs/>
+        </w:rPr>
+        <w:t xml:space="preserve">Theme:</w:t>
+      </w:r>
+      <w:r>
+        <w:t xml:space="preserve"> </w:t>
+      </w:r>
+      <w:r>
+        <w:t xml:space="preserve">most greedy =</w:t>
+      </w:r>
+      <w:r>
+        <w:t xml:space="preserve"> </w:t>
+      </w:r>
+      <w:r>
+        <w:rPr>
+          <w:b/>
+          <w:bCs/>
+        </w:rPr>
+        <w:t xml:space="preserve">sort by the right key + one pass</w:t>
       </w:r>
       <w:r>
         <w:t xml:space="preserve">.</w:t>
       </w:r>
     </w:p>
-    <w:bookmarkEnd w:id="64"/>
-    <w:bookmarkStart w:id="65" w:name="X9fa2e7f7438988200f3b4f8b49cbe871ce0a46b"/>
+    <w:bookmarkEnd w:id="65"/>
+    <w:bookmarkStart w:id="66" w:name="module-11-flash-cards"/>
     <w:p>
       <w:pPr>
         <w:pStyle w:val="Heading2"/>
       </w:pPr>
       <w:r>
-        <w:t xml:space="preserve">Module 11 — Interview Questions (with follow-ups)</w:t>
+        <w:t xml:space="preserve">Module 11 — Flash Cards</w:t>
       </w:r>
     </w:p>
     <w:p>
@@ -7066,41 +7443,31 @@
         </w:numPr>
       </w:pPr>
       <w:r>
-        <w:rPr>
-          <w:i/>
-          <w:iCs/>
-        </w:rPr>
-        <w:t xml:space="preserve">Activity selection.</w:t>
-      </w:r>
-      <w:r>
-        <w:t xml:space="preserve"> </w:t>
-      </w:r>
-      <w:r>
-        <w:t xml:space="preserve">FU:</w:t>
-      </w:r>
-      <w:r>
-        <w:t xml:space="preserve"> </w:t>
-      </w:r>
-      <w:r>
-        <w:rPr>
-          <w:i/>
-          <w:iCs/>
-        </w:rPr>
-        <w:t xml:space="preserve">prove the earliest-finish choice via greedy-stays-</w:t>
-      </w:r>
-      <w:r>
-        <w:rPr>
-          <w:i/>
-          <w:iCs/>
-        </w:rPr>
-        <w:t xml:space="preserve"> </w:t>
-      </w:r>
-      <w:r>
-        <w:rPr>
-          <w:i/>
-          <w:iCs/>
-        </w:rPr>
-        <w:t xml:space="preserve">ahead.</w:t>
+        <w:t xml:space="preserve">Q: When is greedy correct?</w:t>
+      </w:r>
+      <w:r>
+        <w:t xml:space="preserve"> </w:t>
+      </w:r>
+      <w:r>
+        <w:rPr>
+          <w:b/>
+          <w:bCs/>
+        </w:rPr>
+        <w:t xml:space="preserve">A: greedy-choice + optimal substructure (formally:</w:t>
+      </w:r>
+      <w:r>
+        <w:rPr>
+          <w:b/>
+          <w:bCs/>
+        </w:rPr>
+        <w:t xml:space="preserve"> </w:t>
+      </w:r>
+      <w:r>
+        <w:rPr>
+          <w:b/>
+          <w:bCs/>
+        </w:rPr>
+        <w:t xml:space="preserve">a matroid).</w:t>
       </w:r>
     </w:p>
     <w:p>
@@ -7112,27 +7479,17 @@
         </w:numPr>
       </w:pPr>
       <w:r>
-        <w:rPr>
-          <w:i/>
-          <w:iCs/>
-        </w:rPr>
-        <w:t xml:space="preserve">Jump Game.</w:t>
-      </w:r>
-      <w:r>
-        <w:t xml:space="preserve"> </w:t>
-      </w:r>
-      <w:r>
-        <w:t xml:space="preserve">FU:</w:t>
-      </w:r>
-      <w:r>
-        <w:t xml:space="preserve"> </w:t>
-      </w:r>
-      <w:r>
-        <w:rPr>
-          <w:i/>
-          <w:iCs/>
-        </w:rPr>
-        <w:t xml:space="preserve">min jumps (II); why is it BFS-like? prove the invariant.</w:t>
+        <w:t xml:space="preserve">Q: Two proof styles?</w:t>
+      </w:r>
+      <w:r>
+        <w:t xml:space="preserve"> </w:t>
+      </w:r>
+      <w:r>
+        <w:rPr>
+          <w:b/>
+          <w:bCs/>
+        </w:rPr>
+        <w:t xml:space="preserve">A: exchange argument; greedy stays ahead.</w:t>
       </w:r>
     </w:p>
     <w:p>
@@ -7144,41 +7501,31 @@
         </w:numPr>
       </w:pPr>
       <w:r>
-        <w:rPr>
-          <w:i/>
-          <w:iCs/>
-        </w:rPr>
-        <w:t xml:space="preserve">Gas station.</w:t>
-      </w:r>
-      <w:r>
-        <w:t xml:space="preserve"> </w:t>
-      </w:r>
-      <w:r>
-        <w:t xml:space="preserve">FU:</w:t>
-      </w:r>
-      <w:r>
-        <w:t xml:space="preserve"> </w:t>
-      </w:r>
-      <w:r>
-        <w:rPr>
-          <w:i/>
-          <w:iCs/>
-        </w:rPr>
-        <w:t xml:space="preserve">prove the algorithm returns a valid start when total gas ≥</w:t>
-      </w:r>
-      <w:r>
-        <w:rPr>
-          <w:i/>
-          <w:iCs/>
-        </w:rPr>
-        <w:t xml:space="preserve"> </w:t>
-      </w:r>
-      <w:r>
-        <w:rPr>
-          <w:i/>
-          <w:iCs/>
-        </w:rPr>
-        <w:t xml:space="preserve">total cost (note: start need not be unique).</w:t>
+        <w:t xml:space="preserve">Q: Greedy counterexample / when it works?</w:t>
+      </w:r>
+      <w:r>
+        <w:t xml:space="preserve"> </w:t>
+      </w:r>
+      <w:r>
+        <w:rPr>
+          <w:b/>
+          <w:bCs/>
+        </w:rPr>
+        <w:t xml:space="preserve">A: coins {1,3,4}→6 fails; {1,5,10,25}</w:t>
+      </w:r>
+      <w:r>
+        <w:rPr>
+          <w:b/>
+          <w:bCs/>
+        </w:rPr>
+        <w:t xml:space="preserve"> </w:t>
+      </w:r>
+      <w:r>
+        <w:rPr>
+          <w:b/>
+          <w:bCs/>
+        </w:rPr>
+        <w:t xml:space="preserve">canonical works.</w:t>
       </w:r>
     </w:p>
     <w:p>
@@ -7190,27 +7537,17 @@
         </w:numPr>
       </w:pPr>
       <w:r>
-        <w:rPr>
-          <w:i/>
-          <w:iCs/>
-        </w:rPr>
-        <w:t xml:space="preserve">Fractional vs 0/1 knapsack.</w:t>
-      </w:r>
-      <w:r>
-        <w:t xml:space="preserve"> </w:t>
-      </w:r>
-      <w:r>
-        <w:t xml:space="preserve">FU:</w:t>
-      </w:r>
-      <w:r>
-        <w:t xml:space="preserve"> </w:t>
-      </w:r>
-      <w:r>
-        <w:rPr>
-          <w:i/>
-          <w:iCs/>
-        </w:rPr>
-        <w:t xml:space="preserve">give numbers where 0/1 greedy is wrong.</w:t>
+        <w:t xml:space="preserve">Q: Activity selection sort key?</w:t>
+      </w:r>
+      <w:r>
+        <w:t xml:space="preserve"> </w:t>
+      </w:r>
+      <w:r>
+        <w:rPr>
+          <w:b/>
+          <w:bCs/>
+        </w:rPr>
+        <w:t xml:space="preserve">A: earliest finish time.</w:t>
       </w:r>
     </w:p>
     <w:p>
@@ -7222,27 +7559,17 @@
         </w:numPr>
       </w:pPr>
       <w:r>
-        <w:rPr>
-          <w:i/>
-          <w:iCs/>
-        </w:rPr>
-        <w:t xml:space="preserve">Meeting Rooms II.</w:t>
-      </w:r>
-      <w:r>
-        <w:t xml:space="preserve"> </w:t>
-      </w:r>
-      <w:r>
-        <w:t xml:space="preserve">FU:</w:t>
-      </w:r>
-      <w:r>
-        <w:t xml:space="preserve"> </w:t>
-      </w:r>
-      <w:r>
-        <w:rPr>
-          <w:i/>
-          <w:iCs/>
-        </w:rPr>
-        <w:t xml:space="preserve">min-heap solution; why does heap size = rooms?</w:t>
+        <w:t xml:space="preserve">Q: Min meeting rooms = ?</w:t>
+      </w:r>
+      <w:r>
+        <w:t xml:space="preserve"> </w:t>
+      </w:r>
+      <w:r>
+        <w:rPr>
+          <w:b/>
+          <w:bCs/>
+        </w:rPr>
+        <w:t xml:space="preserve">A: max overlap depth (min-heap of end times).</w:t>
       </w:r>
     </w:p>
     <w:p>
@@ -7254,51 +7581,165 @@
         </w:numPr>
       </w:pPr>
       <w:r>
-        <w:rPr>
-          <w:i/>
-          <w:iCs/>
-        </w:rPr>
-        <w:t xml:space="preserve">Huffman.</w:t>
-      </w:r>
-      <w:r>
-        <w:t xml:space="preserve"> </w:t>
-      </w:r>
-      <w:r>
-        <w:t xml:space="preserve">FU:</w:t>
-      </w:r>
-      <w:r>
-        <w:t xml:space="preserve"> </w:t>
-      </w:r>
-      <w:r>
-        <w:rPr>
-          <w:i/>
-          <w:iCs/>
-        </w:rPr>
-        <w:t xml:space="preserve">compute total bits &amp; average length; prove the two-lemma</w:t>
-      </w:r>
-      <w:r>
-        <w:rPr>
-          <w:i/>
-          <w:iCs/>
-        </w:rPr>
-        <w:t xml:space="preserve"> </w:t>
-      </w:r>
-      <w:r>
-        <w:rPr>
-          <w:i/>
-          <w:iCs/>
-        </w:rPr>
-        <w:t xml:space="preserve">optimality.</w:t>
-      </w:r>
-    </w:p>
-    <w:bookmarkEnd w:id="65"/>
-    <w:bookmarkStart w:id="66" w:name="module-11-gate-sebi-rbi-isro-perspective"/>
+        <w:t xml:space="preserve">Q: Huffman total bits shortcut?</w:t>
+      </w:r>
+      <w:r>
+        <w:t xml:space="preserve"> </w:t>
+      </w:r>
+      <w:r>
+        <w:rPr>
+          <w:b/>
+          <w:bCs/>
+        </w:rPr>
+        <w:t xml:space="preserve">A: sum of all internal-node frequencies.</w:t>
+      </w:r>
+    </w:p>
+    <w:p>
+      <w:pPr>
+        <w:pStyle w:val="Compact"/>
+        <w:numPr>
+          <w:ilvl w:val="0"/>
+          <w:numId w:val="1026"/>
+        </w:numPr>
+      </w:pPr>
+      <w:r>
+        <w:t xml:space="preserve">Q: Fractional vs 0/1 knapsack?</w:t>
+      </w:r>
+      <w:r>
+        <w:t xml:space="preserve"> </w:t>
+      </w:r>
+      <w:r>
+        <w:rPr>
+          <w:b/>
+          <w:bCs/>
+        </w:rPr>
+        <w:t xml:space="preserve">A: ratio-greedy vs DP.</w:t>
+      </w:r>
+    </w:p>
+    <w:p>
+      <w:pPr>
+        <w:pStyle w:val="Compact"/>
+        <w:numPr>
+          <w:ilvl w:val="0"/>
+          <w:numId w:val="1026"/>
+        </w:numPr>
+      </w:pPr>
+      <w:r>
+        <w:t xml:space="preserve">Q: Min max lateness?</w:t>
+      </w:r>
+      <w:r>
+        <w:t xml:space="preserve"> </w:t>
+      </w:r>
+      <w:r>
+        <w:rPr>
+          <w:b/>
+          <w:bCs/>
+        </w:rPr>
+        <w:t xml:space="preserve">A: EDF (sort by deadline).</w:t>
+      </w:r>
+    </w:p>
+    <w:p>
+      <w:pPr>
+        <w:pStyle w:val="Compact"/>
+        <w:numPr>
+          <w:ilvl w:val="0"/>
+          <w:numId w:val="1026"/>
+        </w:numPr>
+      </w:pPr>
+      <w:r>
+        <w:t xml:space="preserve">Q: Kruskal correct because?</w:t>
+      </w:r>
+      <w:r>
+        <w:t xml:space="preserve"> </w:t>
+      </w:r>
+      <w:r>
+        <w:rPr>
+          <w:b/>
+          <w:bCs/>
+        </w:rPr>
+        <w:t xml:space="preserve">A: cut property (graphic matroid).</w:t>
+      </w:r>
+    </w:p>
+    <w:p>
+      <w:pPr>
+        <w:pStyle w:val="Compact"/>
+        <w:numPr>
+          <w:ilvl w:val="0"/>
+          <w:numId w:val="1026"/>
+        </w:numPr>
+      </w:pPr>
+      <w:r>
+        <w:t xml:space="preserve">Q: Exchange-argument recipe?</w:t>
+      </w:r>
+      <w:r>
+        <w:t xml:space="preserve"> </w:t>
+      </w:r>
+      <w:r>
+        <w:rPr>
+          <w:b/>
+          <w:bCs/>
+        </w:rPr>
+        <w:t xml:space="preserve">A: Assume OPT differs; find first diff; swap in</w:t>
+      </w:r>
+      <w:r>
+        <w:rPr>
+          <w:b/>
+          <w:bCs/>
+        </w:rPr>
+        <w:t xml:space="preserve"> </w:t>
+      </w:r>
+      <w:r>
+        <w:rPr>
+          <w:b/>
+          <w:bCs/>
+        </w:rPr>
+        <w:t xml:space="preserve">the greedy choice no-worse; repeat until OPT = greedy.</w:t>
+      </w:r>
+    </w:p>
+    <w:p>
+      <w:pPr>
+        <w:pStyle w:val="Compact"/>
+        <w:numPr>
+          <w:ilvl w:val="0"/>
+          <w:numId w:val="1026"/>
+        </w:numPr>
+      </w:pPr>
+      <w:r>
+        <w:t xml:space="preserve">Q: Dijkstra greedy choice &amp; precondition?</w:t>
+      </w:r>
+      <w:r>
+        <w:t xml:space="preserve"> </w:t>
+      </w:r>
+      <w:r>
+        <w:rPr>
+          <w:b/>
+          <w:bCs/>
+        </w:rPr>
+        <w:t xml:space="preserve">A: pop the nearest unvisited vertex;</w:t>
+      </w:r>
+      <w:r>
+        <w:rPr>
+          <w:b/>
+          <w:bCs/>
+        </w:rPr>
+        <w:t xml:space="preserve"> </w:t>
+      </w:r>
+      <w:r>
+        <w:rPr>
+          <w:b/>
+          <w:bCs/>
+        </w:rPr>
+        <w:t xml:space="preserve">needs non-negative edges (else Bellman-Ford).</w:t>
+      </w:r>
+    </w:p>
+    <w:bookmarkEnd w:id="66"/>
+    <w:bookmarkStart w:id="67" w:name="module-11-pattern-recognition"/>
     <w:p>
       <w:pPr>
         <w:pStyle w:val="Heading2"/>
       </w:pPr>
       <w:r>
-        <w:t xml:space="preserve">Module 11 — GATE / SEBI / RBI / ISRO Perspective</w:t>
+        <w:t xml:space="preserve">Module 11 — Pattern Recognition</w:t>
       </w:r>
     </w:p>
     <w:p>
@@ -7310,6 +7751,722 @@
         </w:numPr>
       </w:pPr>
       <w:r>
+        <w:t xml:space="preserve">“Maximum non-overlapping intervals”</w:t>
+      </w:r>
+      <w:r>
+        <w:t xml:space="preserve"> </w:t>
+      </w:r>
+      <w:r>
+        <w:t xml:space="preserve">→</w:t>
+      </w:r>
+      <w:r>
+        <w:t xml:space="preserve"> </w:t>
+      </w:r>
+      <w:r>
+        <w:rPr>
+          <w:b/>
+          <w:bCs/>
+        </w:rPr>
+        <w:t xml:space="preserve">sort by finish</w:t>
+      </w:r>
+      <w:r>
+        <w:t xml:space="preserve">;</w:t>
+      </w:r>
+      <w:r>
+        <w:t xml:space="preserve"> </w:t>
+      </w:r>
+      <w:r>
+        <w:t xml:space="preserve">“fewest rooms”</w:t>
+      </w:r>
+      <w:r>
+        <w:t xml:space="preserve"> </w:t>
+      </w:r>
+      <w:r>
+        <w:t xml:space="preserve">→</w:t>
+      </w:r>
+      <w:r>
+        <w:t xml:space="preserve"> </w:t>
+      </w:r>
+      <w:r>
+        <w:rPr>
+          <w:b/>
+          <w:bCs/>
+        </w:rPr>
+        <w:t xml:space="preserve">max overlap / min-heap</w:t>
+      </w:r>
+      <w:r>
+        <w:t xml:space="preserve">;</w:t>
+      </w:r>
+      <w:r>
+        <w:t xml:space="preserve"> </w:t>
+      </w:r>
+      <w:r>
+        <w:t xml:space="preserve">“merge overlaps”</w:t>
+      </w:r>
+      <w:r>
+        <w:t xml:space="preserve"> </w:t>
+      </w:r>
+      <w:r>
+        <w:t xml:space="preserve">→</w:t>
+      </w:r>
+      <w:r>
+        <w:t xml:space="preserve"> </w:t>
+      </w:r>
+      <w:r>
+        <w:rPr>
+          <w:b/>
+          <w:bCs/>
+        </w:rPr>
+        <w:t xml:space="preserve">sort by start, sweep</w:t>
+      </w:r>
+      <w:r>
+        <w:t xml:space="preserve">.</w:t>
+      </w:r>
+    </w:p>
+    <w:p>
+      <w:pPr>
+        <w:pStyle w:val="Compact"/>
+        <w:numPr>
+          <w:ilvl w:val="0"/>
+          <w:numId w:val="1027"/>
+        </w:numPr>
+      </w:pPr>
+      <w:r>
+        <w:t xml:space="preserve">“Optimal prefix code / compression”</w:t>
+      </w:r>
+      <w:r>
+        <w:t xml:space="preserve"> </w:t>
+      </w:r>
+      <w:r>
+        <w:t xml:space="preserve">→</w:t>
+      </w:r>
+      <w:r>
+        <w:t xml:space="preserve"> </w:t>
+      </w:r>
+      <w:r>
+        <w:rPr>
+          <w:b/>
+          <w:bCs/>
+        </w:rPr>
+        <w:t xml:space="preserve">Huffman (min-heap)</w:t>
+      </w:r>
+      <w:r>
+        <w:t xml:space="preserve">.</w:t>
+      </w:r>
+    </w:p>
+    <w:p>
+      <w:pPr>
+        <w:pStyle w:val="Compact"/>
+        <w:numPr>
+          <w:ilvl w:val="0"/>
+          <w:numId w:val="1027"/>
+        </w:numPr>
+      </w:pPr>
+      <w:r>
+        <w:t xml:space="preserve">“Maximise value, splittable”</w:t>
+      </w:r>
+      <w:r>
+        <w:t xml:space="preserve"> </w:t>
+      </w:r>
+      <w:r>
+        <w:t xml:space="preserve">→</w:t>
+      </w:r>
+      <w:r>
+        <w:t xml:space="preserve"> </w:t>
+      </w:r>
+      <w:r>
+        <w:rPr>
+          <w:b/>
+          <w:bCs/>
+        </w:rPr>
+        <w:t xml:space="preserve">fractional knapsack</w:t>
+      </w:r>
+      <w:r>
+        <w:t xml:space="preserve">;</w:t>
+      </w:r>
+      <w:r>
+        <w:t xml:space="preserve"> </w:t>
+      </w:r>
+      <w:r>
+        <w:rPr>
+          <w:i/>
+          <w:iCs/>
+        </w:rPr>
+        <w:t xml:space="preserve">not</w:t>
+      </w:r>
+      <w:r>
+        <w:t xml:space="preserve"> </w:t>
+      </w:r>
+      <w:r>
+        <w:t xml:space="preserve">splittable or</w:t>
+      </w:r>
+      <w:r>
+        <w:t xml:space="preserve"> </w:t>
+      </w:r>
+      <w:r>
+        <w:rPr>
+          <w:i/>
+          <w:iCs/>
+        </w:rPr>
+        <w:t xml:space="preserve">weighted</w:t>
+      </w:r>
+      <w:r>
+        <w:t xml:space="preserve"> </w:t>
+      </w:r>
+      <w:r>
+        <w:t xml:space="preserve">intervals →</w:t>
+      </w:r>
+      <w:r>
+        <w:t xml:space="preserve"> </w:t>
+      </w:r>
+      <w:r>
+        <w:rPr>
+          <w:b/>
+          <w:bCs/>
+        </w:rPr>
+        <w:t xml:space="preserve">DP</w:t>
+      </w:r>
+      <w:r>
+        <w:t xml:space="preserve">.</w:t>
+      </w:r>
+    </w:p>
+    <w:p>
+      <w:pPr>
+        <w:pStyle w:val="Compact"/>
+        <w:numPr>
+          <w:ilvl w:val="0"/>
+          <w:numId w:val="1027"/>
+        </w:numPr>
+      </w:pPr>
+      <w:r>
+        <w:t xml:space="preserve">“Schedule by deadline/profit”</w:t>
+      </w:r>
+      <w:r>
+        <w:t xml:space="preserve"> </w:t>
+      </w:r>
+      <w:r>
+        <w:t xml:space="preserve">→</w:t>
+      </w:r>
+      <w:r>
+        <w:t xml:space="preserve"> </w:t>
+      </w:r>
+      <w:r>
+        <w:rPr>
+          <w:b/>
+          <w:bCs/>
+        </w:rPr>
+        <w:t xml:space="preserve">job sequencing</w:t>
+      </w:r>
+      <w:r>
+        <w:t xml:space="preserve"> </w:t>
+      </w:r>
+      <w:r>
+        <w:t xml:space="preserve">(profit) /</w:t>
+      </w:r>
+      <w:r>
+        <w:t xml:space="preserve"> </w:t>
+      </w:r>
+      <w:r>
+        <w:rPr>
+          <w:b/>
+          <w:bCs/>
+        </w:rPr>
+        <w:t xml:space="preserve">EDF</w:t>
+      </w:r>
+      <w:r>
+        <w:t xml:space="preserve"> </w:t>
+      </w:r>
+      <w:r>
+        <w:t xml:space="preserve">(lateness).</w:t>
+      </w:r>
+    </w:p>
+    <w:p>
+      <w:pPr>
+        <w:pStyle w:val="Compact"/>
+        <w:numPr>
+          <w:ilvl w:val="0"/>
+          <w:numId w:val="1027"/>
+        </w:numPr>
+      </w:pPr>
+      <w:r>
+        <w:t xml:space="preserve">“Can I reach / fewest jumps / fill gaps”</w:t>
+      </w:r>
+      <w:r>
+        <w:t xml:space="preserve"> </w:t>
+      </w:r>
+      <w:r>
+        <w:t xml:space="preserve">→</w:t>
+      </w:r>
+      <w:r>
+        <w:t xml:space="preserve"> </w:t>
+      </w:r>
+      <w:r>
+        <w:rPr>
+          <w:b/>
+          <w:bCs/>
+        </w:rPr>
+        <w:t xml:space="preserve">greedy reachability</w:t>
+      </w:r>
+      <w:r>
+        <w:t xml:space="preserve">.</w:t>
+      </w:r>
+    </w:p>
+    <w:p>
+      <w:pPr>
+        <w:pStyle w:val="Compact"/>
+        <w:numPr>
+          <w:ilvl w:val="0"/>
+          <w:numId w:val="1027"/>
+        </w:numPr>
+      </w:pPr>
+      <w:r>
+        <w:t xml:space="preserve">“Connect everything cheaply”</w:t>
+      </w:r>
+      <w:r>
+        <w:t xml:space="preserve"> </w:t>
+      </w:r>
+      <w:r>
+        <w:t xml:space="preserve">→</w:t>
+      </w:r>
+      <w:r>
+        <w:t xml:space="preserve"> </w:t>
+      </w:r>
+      <w:r>
+        <w:rPr>
+          <w:b/>
+          <w:bCs/>
+        </w:rPr>
+        <w:t xml:space="preserve">MST (greedy / cut property)</w:t>
+      </w:r>
+      <w:r>
+        <w:t xml:space="preserve">.</w:t>
+      </w:r>
+    </w:p>
+    <w:p>
+      <w:pPr>
+        <w:pStyle w:val="Compact"/>
+        <w:numPr>
+          <w:ilvl w:val="0"/>
+          <w:numId w:val="1027"/>
+        </w:numPr>
+      </w:pPr>
+      <w:r>
+        <w:t xml:space="preserve">“Stable pairing / matching”</w:t>
+      </w:r>
+      <w:r>
+        <w:t xml:space="preserve"> </w:t>
+      </w:r>
+      <w:r>
+        <w:t xml:space="preserve">→</w:t>
+      </w:r>
+      <w:r>
+        <w:t xml:space="preserve"> </w:t>
+      </w:r>
+      <w:r>
+        <w:rPr>
+          <w:b/>
+          <w:bCs/>
+        </w:rPr>
+        <w:t xml:space="preserve">Gale–Shapley</w:t>
+      </w:r>
+      <w:r>
+        <w:t xml:space="preserve">.</w:t>
+      </w:r>
+    </w:p>
+    <w:p>
+      <w:pPr>
+        <w:pStyle w:val="Compact"/>
+        <w:numPr>
+          <w:ilvl w:val="0"/>
+          <w:numId w:val="1027"/>
+        </w:numPr>
+      </w:pPr>
+      <w:r>
+        <w:t xml:space="preserve">“Can’t prove the local choice is safe”</w:t>
+      </w:r>
+      <w:r>
+        <w:t xml:space="preserve"> </w:t>
+      </w:r>
+      <w:r>
+        <w:t xml:space="preserve">→</w:t>
+      </w:r>
+      <w:r>
+        <w:t xml:space="preserve"> </w:t>
+      </w:r>
+      <w:r>
+        <w:rPr>
+          <w:b/>
+          <w:bCs/>
+        </w:rPr>
+        <w:t xml:space="preserve">switch to DP</w:t>
+      </w:r>
+      <w:r>
+        <w:t xml:space="preserve">.</w:t>
+      </w:r>
+    </w:p>
+    <w:p>
+      <w:pPr>
+        <w:pStyle w:val="Compact"/>
+        <w:numPr>
+          <w:ilvl w:val="0"/>
+          <w:numId w:val="1027"/>
+        </w:numPr>
+      </w:pPr>
+      <w:r>
+        <w:t xml:space="preserve">“Prove this greedy is optimal”</w:t>
+      </w:r>
+      <w:r>
+        <w:t xml:space="preserve"> </w:t>
+      </w:r>
+      <w:r>
+        <w:t xml:space="preserve">→</w:t>
+      </w:r>
+      <w:r>
+        <w:t xml:space="preserve"> </w:t>
+      </w:r>
+      <w:r>
+        <w:rPr>
+          <w:b/>
+          <w:bCs/>
+        </w:rPr>
+        <w:t xml:space="preserve">exchange argument</w:t>
+      </w:r>
+      <w:r>
+        <w:t xml:space="preserve"> </w:t>
+      </w:r>
+      <w:r>
+        <w:t xml:space="preserve">(assume OPT differs, swap</w:t>
+      </w:r>
+      <w:r>
+        <w:t xml:space="preserve"> </w:t>
+      </w:r>
+      <w:r>
+        <w:t xml:space="preserve">in greedy choice no-worse, repeat) or</w:t>
+      </w:r>
+      <w:r>
+        <w:t xml:space="preserve"> </w:t>
+      </w:r>
+      <w:r>
+        <w:rPr>
+          <w:b/>
+          <w:bCs/>
+        </w:rPr>
+        <w:t xml:space="preserve">greedy-stays-ahead</w:t>
+      </w:r>
+      <w:r>
+        <w:t xml:space="preserve">.</w:t>
+      </w:r>
+    </w:p>
+    <w:p>
+      <w:pPr>
+        <w:pStyle w:val="Compact"/>
+        <w:numPr>
+          <w:ilvl w:val="0"/>
+          <w:numId w:val="1027"/>
+        </w:numPr>
+      </w:pPr>
+      <w:r>
+        <w:t xml:space="preserve">“Shortest path, non-negative weights”</w:t>
+      </w:r>
+      <w:r>
+        <w:t xml:space="preserve"> </w:t>
+      </w:r>
+      <w:r>
+        <w:t xml:space="preserve">→</w:t>
+      </w:r>
+      <w:r>
+        <w:t xml:space="preserve"> </w:t>
+      </w:r>
+      <w:r>
+        <w:rPr>
+          <w:b/>
+          <w:bCs/>
+        </w:rPr>
+        <w:t xml:space="preserve">Dijkstra</w:t>
+      </w:r>
+      <w:r>
+        <w:t xml:space="preserve"> </w:t>
+      </w:r>
+      <w:r>
+        <w:t xml:space="preserve">(greedy); negative edges →</w:t>
+      </w:r>
+      <w:r>
+        <w:t xml:space="preserve"> </w:t>
+      </w:r>
+      <w:r>
+        <w:rPr>
+          <w:b/>
+          <w:bCs/>
+        </w:rPr>
+        <w:t xml:space="preserve">Bellman–Ford</w:t>
+      </w:r>
+      <w:r>
+        <w:t xml:space="preserve">.</w:t>
+      </w:r>
+    </w:p>
+    <w:bookmarkEnd w:id="67"/>
+    <w:bookmarkStart w:id="68" w:name="X9fa2e7f7438988200f3b4f8b49cbe871ce0a46b"/>
+    <w:p>
+      <w:pPr>
+        <w:pStyle w:val="Heading2"/>
+      </w:pPr>
+      <w:r>
+        <w:t xml:space="preserve">Module 11 — Interview Questions (with follow-ups)</w:t>
+      </w:r>
+    </w:p>
+    <w:p>
+      <w:pPr>
+        <w:pStyle w:val="Compact"/>
+        <w:numPr>
+          <w:ilvl w:val="0"/>
+          <w:numId w:val="1028"/>
+        </w:numPr>
+      </w:pPr>
+      <w:r>
+        <w:rPr>
+          <w:i/>
+          <w:iCs/>
+        </w:rPr>
+        <w:t xml:space="preserve">Activity selection.</w:t>
+      </w:r>
+      <w:r>
+        <w:t xml:space="preserve"> </w:t>
+      </w:r>
+      <w:r>
+        <w:t xml:space="preserve">FU:</w:t>
+      </w:r>
+      <w:r>
+        <w:t xml:space="preserve"> </w:t>
+      </w:r>
+      <w:r>
+        <w:rPr>
+          <w:i/>
+          <w:iCs/>
+        </w:rPr>
+        <w:t xml:space="preserve">prove the earliest-finish choice via greedy-stays-</w:t>
+      </w:r>
+      <w:r>
+        <w:rPr>
+          <w:i/>
+          <w:iCs/>
+        </w:rPr>
+        <w:t xml:space="preserve"> </w:t>
+      </w:r>
+      <w:r>
+        <w:rPr>
+          <w:i/>
+          <w:iCs/>
+        </w:rPr>
+        <w:t xml:space="preserve">ahead.</w:t>
+      </w:r>
+    </w:p>
+    <w:p>
+      <w:pPr>
+        <w:pStyle w:val="Compact"/>
+        <w:numPr>
+          <w:ilvl w:val="0"/>
+          <w:numId w:val="1028"/>
+        </w:numPr>
+      </w:pPr>
+      <w:r>
+        <w:rPr>
+          <w:i/>
+          <w:iCs/>
+        </w:rPr>
+        <w:t xml:space="preserve">Jump Game.</w:t>
+      </w:r>
+      <w:r>
+        <w:t xml:space="preserve"> </w:t>
+      </w:r>
+      <w:r>
+        <w:t xml:space="preserve">FU:</w:t>
+      </w:r>
+      <w:r>
+        <w:t xml:space="preserve"> </w:t>
+      </w:r>
+      <w:r>
+        <w:rPr>
+          <w:i/>
+          <w:iCs/>
+        </w:rPr>
+        <w:t xml:space="preserve">min jumps (II); why is it BFS-like? prove the invariant.</w:t>
+      </w:r>
+    </w:p>
+    <w:p>
+      <w:pPr>
+        <w:pStyle w:val="Compact"/>
+        <w:numPr>
+          <w:ilvl w:val="0"/>
+          <w:numId w:val="1028"/>
+        </w:numPr>
+      </w:pPr>
+      <w:r>
+        <w:rPr>
+          <w:i/>
+          <w:iCs/>
+        </w:rPr>
+        <w:t xml:space="preserve">Gas station.</w:t>
+      </w:r>
+      <w:r>
+        <w:t xml:space="preserve"> </w:t>
+      </w:r>
+      <w:r>
+        <w:t xml:space="preserve">FU:</w:t>
+      </w:r>
+      <w:r>
+        <w:t xml:space="preserve"> </w:t>
+      </w:r>
+      <w:r>
+        <w:rPr>
+          <w:i/>
+          <w:iCs/>
+        </w:rPr>
+        <w:t xml:space="preserve">prove the algorithm returns a valid start when total gas ≥</w:t>
+      </w:r>
+      <w:r>
+        <w:rPr>
+          <w:i/>
+          <w:iCs/>
+        </w:rPr>
+        <w:t xml:space="preserve"> </w:t>
+      </w:r>
+      <w:r>
+        <w:rPr>
+          <w:i/>
+          <w:iCs/>
+        </w:rPr>
+        <w:t xml:space="preserve">total cost (note: start need not be unique).</w:t>
+      </w:r>
+    </w:p>
+    <w:p>
+      <w:pPr>
+        <w:pStyle w:val="Compact"/>
+        <w:numPr>
+          <w:ilvl w:val="0"/>
+          <w:numId w:val="1028"/>
+        </w:numPr>
+      </w:pPr>
+      <w:r>
+        <w:rPr>
+          <w:i/>
+          <w:iCs/>
+        </w:rPr>
+        <w:t xml:space="preserve">Fractional vs 0/1 knapsack.</w:t>
+      </w:r>
+      <w:r>
+        <w:t xml:space="preserve"> </w:t>
+      </w:r>
+      <w:r>
+        <w:t xml:space="preserve">FU:</w:t>
+      </w:r>
+      <w:r>
+        <w:t xml:space="preserve"> </w:t>
+      </w:r>
+      <w:r>
+        <w:rPr>
+          <w:i/>
+          <w:iCs/>
+        </w:rPr>
+        <w:t xml:space="preserve">give numbers where 0/1 greedy is wrong.</w:t>
+      </w:r>
+    </w:p>
+    <w:p>
+      <w:pPr>
+        <w:pStyle w:val="Compact"/>
+        <w:numPr>
+          <w:ilvl w:val="0"/>
+          <w:numId w:val="1028"/>
+        </w:numPr>
+      </w:pPr>
+      <w:r>
+        <w:rPr>
+          <w:i/>
+          <w:iCs/>
+        </w:rPr>
+        <w:t xml:space="preserve">Meeting Rooms II.</w:t>
+      </w:r>
+      <w:r>
+        <w:t xml:space="preserve"> </w:t>
+      </w:r>
+      <w:r>
+        <w:t xml:space="preserve">FU:</w:t>
+      </w:r>
+      <w:r>
+        <w:t xml:space="preserve"> </w:t>
+      </w:r>
+      <w:r>
+        <w:rPr>
+          <w:i/>
+          <w:iCs/>
+        </w:rPr>
+        <w:t xml:space="preserve">min-heap solution; why does heap size = rooms?</w:t>
+      </w:r>
+    </w:p>
+    <w:p>
+      <w:pPr>
+        <w:pStyle w:val="Compact"/>
+        <w:numPr>
+          <w:ilvl w:val="0"/>
+          <w:numId w:val="1028"/>
+        </w:numPr>
+      </w:pPr>
+      <w:r>
+        <w:rPr>
+          <w:i/>
+          <w:iCs/>
+        </w:rPr>
+        <w:t xml:space="preserve">Huffman.</w:t>
+      </w:r>
+      <w:r>
+        <w:t xml:space="preserve"> </w:t>
+      </w:r>
+      <w:r>
+        <w:t xml:space="preserve">FU:</w:t>
+      </w:r>
+      <w:r>
+        <w:t xml:space="preserve"> </w:t>
+      </w:r>
+      <w:r>
+        <w:rPr>
+          <w:i/>
+          <w:iCs/>
+        </w:rPr>
+        <w:t xml:space="preserve">compute total bits &amp; average length; prove the two-lemma</w:t>
+      </w:r>
+      <w:r>
+        <w:rPr>
+          <w:i/>
+          <w:iCs/>
+        </w:rPr>
+        <w:t xml:space="preserve"> </w:t>
+      </w:r>
+      <w:r>
+        <w:rPr>
+          <w:i/>
+          <w:iCs/>
+        </w:rPr>
+        <w:t xml:space="preserve">optimality.</w:t>
+      </w:r>
+    </w:p>
+    <w:bookmarkEnd w:id="68"/>
+    <w:bookmarkStart w:id="69" w:name="module-11-gate-sebi-rbi-isro-perspective"/>
+    <w:p>
+      <w:pPr>
+        <w:pStyle w:val="Heading2"/>
+      </w:pPr>
+      <w:r>
+        <w:t xml:space="preserve">Module 11 — GATE / SEBI / RBI / ISRO Perspective</w:t>
+      </w:r>
+    </w:p>
+    <w:p>
+      <w:pPr>
+        <w:pStyle w:val="Compact"/>
+        <w:numPr>
+          <w:ilvl w:val="0"/>
+          <w:numId w:val="1029"/>
+        </w:numPr>
+      </w:pPr>
+      <w:r>
         <w:rPr>
           <w:b/>
           <w:bCs/>
@@ -7466,8 +8623,8 @@
         <w:t xml:space="preserve">visuals.</w:t>
       </w:r>
     </w:p>
-    <w:bookmarkEnd w:id="66"/>
-    <w:bookmarkEnd w:id="67"/>
+    <w:bookmarkEnd w:id="69"/>
+    <w:bookmarkEnd w:id="70"/>
     <w:sectPr>
       <w:footnotePr>
         <w:numRestart w:val="eachSect"/>
@@ -7866,9 +9023,39 @@
     </w:lvlOverride>
   </w:num>
   <w:num w:numId="1006">
+    <w:abstractNumId w:val="99411"/>
+    <w:lvlOverride w:ilvl="0">
+      <w:startOverride w:val="1"/>
+    </w:lvlOverride>
+    <w:lvlOverride w:ilvl="1">
+      <w:startOverride w:val="1"/>
+    </w:lvlOverride>
+    <w:lvlOverride w:ilvl="2">
+      <w:startOverride w:val="1"/>
+    </w:lvlOverride>
+    <w:lvlOverride w:ilvl="3">
+      <w:startOverride w:val="1"/>
+    </w:lvlOverride>
+    <w:lvlOverride w:ilvl="4">
+      <w:startOverride w:val="1"/>
+    </w:lvlOverride>
+    <w:lvlOverride w:ilvl="5">
+      <w:startOverride w:val="1"/>
+    </w:lvlOverride>
+    <w:lvlOverride w:ilvl="6">
+      <w:startOverride w:val="1"/>
+    </w:lvlOverride>
+    <w:lvlOverride w:ilvl="7">
+      <w:startOverride w:val="1"/>
+    </w:lvlOverride>
+    <w:lvlOverride w:ilvl="8">
+      <w:startOverride w:val="1"/>
+    </w:lvlOverride>
+  </w:num>
+  <w:num w:numId="1007">
     <w:abstractNumId w:val="991"/>
   </w:num>
-  <w:num w:numId="1007">
+  <w:num w:numId="1008">
     <w:abstractNumId w:val="99411"/>
     <w:lvlOverride w:ilvl="0">
       <w:startOverride w:val="1"/>
@@ -7898,10 +9085,10 @@
       <w:startOverride w:val="1"/>
     </w:lvlOverride>
   </w:num>
-  <w:num w:numId="1008">
+  <w:num w:numId="1009">
     <w:abstractNumId w:val="991"/>
   </w:num>
-  <w:num w:numId="1009">
+  <w:num w:numId="1010">
     <w:abstractNumId w:val="99411"/>
     <w:lvlOverride w:ilvl="0">
       <w:startOverride w:val="1"/>
@@ -7931,10 +9118,10 @@
       <w:startOverride w:val="1"/>
     </w:lvlOverride>
   </w:num>
-  <w:num w:numId="1010">
+  <w:num w:numId="1011">
     <w:abstractNumId w:val="991"/>
   </w:num>
-  <w:num w:numId="1011">
+  <w:num w:numId="1012">
     <w:abstractNumId w:val="99411"/>
     <w:lvlOverride w:ilvl="0">
       <w:startOverride w:val="1"/>
@@ -7963,14 +9150,14 @@
     <w:lvlOverride w:ilvl="8">
       <w:startOverride w:val="1"/>
     </w:lvlOverride>
-  </w:num>
-  <w:num w:numId="1012">
-    <w:abstractNumId w:val="991"/>
   </w:num>
   <w:num w:numId="1013">
     <w:abstractNumId w:val="991"/>
   </w:num>
   <w:num w:numId="1014">
+    <w:abstractNumId w:val="991"/>
+  </w:num>
+  <w:num w:numId="1015">
     <w:abstractNumId w:val="99411"/>
     <w:lvlOverride w:ilvl="0">
       <w:startOverride w:val="1"/>
@@ -7999,14 +9186,14 @@
     <w:lvlOverride w:ilvl="8">
       <w:startOverride w:val="1"/>
     </w:lvlOverride>
-  </w:num>
-  <w:num w:numId="1015">
-    <w:abstractNumId w:val="991"/>
   </w:num>
   <w:num w:numId="1016">
     <w:abstractNumId w:val="991"/>
   </w:num>
   <w:num w:numId="1017">
+    <w:abstractNumId w:val="991"/>
+  </w:num>
+  <w:num w:numId="1018">
     <w:abstractNumId w:val="99411"/>
     <w:lvlOverride w:ilvl="0">
       <w:startOverride w:val="1"/>
@@ -8035,42 +9222,12 @@
     <w:lvlOverride w:ilvl="8">
       <w:startOverride w:val="1"/>
     </w:lvlOverride>
-  </w:num>
-  <w:num w:numId="1018">
-    <w:abstractNumId w:val="991"/>
   </w:num>
   <w:num w:numId="1019">
     <w:abstractNumId w:val="991"/>
   </w:num>
   <w:num w:numId="1020">
-    <w:abstractNumId w:val="99411"/>
-    <w:lvlOverride w:ilvl="0">
-      <w:startOverride w:val="1"/>
-    </w:lvlOverride>
-    <w:lvlOverride w:ilvl="1">
-      <w:startOverride w:val="1"/>
-    </w:lvlOverride>
-    <w:lvlOverride w:ilvl="2">
-      <w:startOverride w:val="1"/>
-    </w:lvlOverride>
-    <w:lvlOverride w:ilvl="3">
-      <w:startOverride w:val="1"/>
-    </w:lvlOverride>
-    <w:lvlOverride w:ilvl="4">
-      <w:startOverride w:val="1"/>
-    </w:lvlOverride>
-    <w:lvlOverride w:ilvl="5">
-      <w:startOverride w:val="1"/>
-    </w:lvlOverride>
-    <w:lvlOverride w:ilvl="6">
-      <w:startOverride w:val="1"/>
-    </w:lvlOverride>
-    <w:lvlOverride w:ilvl="7">
-      <w:startOverride w:val="1"/>
-    </w:lvlOverride>
-    <w:lvlOverride w:ilvl="8">
-      <w:startOverride w:val="1"/>
-    </w:lvlOverride>
+    <w:abstractNumId w:val="991"/>
   </w:num>
   <w:num w:numId="1021">
     <w:abstractNumId w:val="991"/>
@@ -8109,12 +9266,45 @@
     <w:abstractNumId w:val="991"/>
   </w:num>
   <w:num w:numId="1024">
-    <w:abstractNumId w:val="991"/>
+    <w:abstractNumId w:val="99411"/>
+    <w:lvlOverride w:ilvl="0">
+      <w:startOverride w:val="1"/>
+    </w:lvlOverride>
+    <w:lvlOverride w:ilvl="1">
+      <w:startOverride w:val="1"/>
+    </w:lvlOverride>
+    <w:lvlOverride w:ilvl="2">
+      <w:startOverride w:val="1"/>
+    </w:lvlOverride>
+    <w:lvlOverride w:ilvl="3">
+      <w:startOverride w:val="1"/>
+    </w:lvlOverride>
+    <w:lvlOverride w:ilvl="4">
+      <w:startOverride w:val="1"/>
+    </w:lvlOverride>
+    <w:lvlOverride w:ilvl="5">
+      <w:startOverride w:val="1"/>
+    </w:lvlOverride>
+    <w:lvlOverride w:ilvl="6">
+      <w:startOverride w:val="1"/>
+    </w:lvlOverride>
+    <w:lvlOverride w:ilvl="7">
+      <w:startOverride w:val="1"/>
+    </w:lvlOverride>
+    <w:lvlOverride w:ilvl="8">
+      <w:startOverride w:val="1"/>
+    </w:lvlOverride>
   </w:num>
   <w:num w:numId="1025">
     <w:abstractNumId w:val="991"/>
   </w:num>
   <w:num w:numId="1026">
+    <w:abstractNumId w:val="991"/>
+  </w:num>
+  <w:num w:numId="1027">
+    <w:abstractNumId w:val="991"/>
+  </w:num>
+  <w:num w:numId="1028">
     <w:abstractNumId w:val="99411"/>
     <w:lvlOverride w:ilvl="0">
       <w:startOverride w:val="1"/>
@@ -8144,7 +9334,7 @@
       <w:startOverride w:val="1"/>
     </w:lvlOverride>
   </w:num>
-  <w:num w:numId="1027">
+  <w:num w:numId="1029">
     <w:abstractNumId w:val="991"/>
   </w:num>
 </w:numbering>

--- a/SITP/DSA-Notes/M11_Greedy.docx
+++ b/SITP/DSA-Notes/M11_Greedy.docx
@@ -9876,24 +9876,34 @@
   <w:style w:default="1" w:styleId="Table" w:type="table">
     <w:name w:val="Table"/>
     <w:basedOn w:val="TableNormal"/>
-    <w:semiHidden/>
-    <w:unhideWhenUsed/>
     <w:qFormat/>
     <w:tblPr>
       <w:tblInd w:type="dxa" w:w="0"/>
+      <w:tblBorders>
+        <w:top w:color="808080" w:space="0" w:sz="4" w:val="single"/>
+        <w:left w:color="808080" w:space="0" w:sz="4" w:val="single"/>
+        <w:bottom w:color="808080" w:space="0" w:sz="4" w:val="single"/>
+        <w:right w:color="808080" w:space="0" w:sz="4" w:val="single"/>
+        <w:insideH w:color="BFBFBF" w:space="0" w:sz="4" w:val="single"/>
+        <w:insideV w:color="BFBFBF" w:space="0" w:sz="4" w:val="single"/>
+      </w:tblBorders>
       <w:tblCellMar>
-        <w:top w:type="dxa" w:w="0"/>
+        <w:top w:type="dxa" w:w="40"/>
         <w:left w:type="dxa" w:w="108"/>
-        <w:bottom w:type="dxa" w:w="0"/>
+        <w:bottom w:type="dxa" w:w="40"/>
         <w:right w:type="dxa" w:w="108"/>
       </w:tblCellMar>
     </w:tblPr>
     <w:tblStylePr w:type="firstRow">
+      <w:rPr>
+        <w:b/>
+      </w:rPr>
       <w:tcPr>
+        <w:shd w:color="auto" w:fill="DDEBF7" w:val="clear"/>
         <w:tcBorders>
-          <w:bottom w:val="single"/>
+          <w:bottom w:color="1F4E78" w:space="0" w:sz="8" w:val="single"/>
         </w:tcBorders>
-        <w:vAlign w:val="bottom"/>
+        <w:vAlign w:val="center"/>
       </w:tcPr>
     </w:tblStylePr>
   </w:style>
